--- a/lab7.docx
+++ b/lab7.docx
@@ -148,23 +148,7 @@
           <w:color w:val="000000"/>
           <w:lang w:val="ru-RU"/>
         </w:rPr>
-        <w:t>«</w:t>
-      </w:r>
-      <w:r>
-        <w:rPr>
-          <w:rFonts w:ascii="Times New Roman Regular" w:hAnsi="Times New Roman Regular" w:cs="Times New Roman Regular"/>
-          <w:color w:val="000000"/>
-          <w:lang w:val="ru-RU"/>
-        </w:rPr>
-        <w:t>КОРПОРАТИВНАЯ ИНФОРМАЦИОННАЯ СИСТЕМА УПРАВЛЕНИЯ ПОРУЧЕНИЯМИ И СРОКАМИ ИСПОЛНЕНИЯ</w:t>
-      </w:r>
-      <w:r>
-        <w:rPr>
-          <w:rFonts w:ascii="Times New Roman Regular" w:hAnsi="Times New Roman Regular" w:cs="Times New Roman Regular"/>
-          <w:color w:val="000000"/>
-          <w:lang w:val="ru-RU"/>
-        </w:rPr>
-        <w:t>»</w:t>
+        <w:t>«КОРПОРАТИВНАЯ ИНФОРМАЦИОННАЯ СИСТЕМА УПРАВЛЕНИЯ ПОРУЧЕНИЯМИ И СРОКАМИ ИСПОЛНЕНИЯ»</w:t>
       </w:r>
     </w:p>
     <w:tbl>
@@ -341,31 +325,8 @@
                 <w:rFonts w:ascii="Times New Roman Regular" w:hAnsi="Times New Roman Regular" w:cs="Times New Roman Regular"/>
                 <w:lang w:val="ru-RU"/>
               </w:rPr>
-              <w:t xml:space="preserve">/ </w:t>
-            </w:r>
-            <w:r>
-              <w:rPr>
-                <w:rFonts w:ascii="Times New Roman Regular" w:hAnsi="Times New Roman Regular" w:cs="Times New Roman Regular"/>
-                <w:lang w:val="ru-RU"/>
-              </w:rPr>
-              <w:t>П.М.</w:t>
-            </w:r>
-            <w:r>
-              <w:rPr>
-                <w:rFonts w:ascii="Times New Roman Regular" w:hAnsi="Times New Roman Regular" w:cs="Times New Roman Regular"/>
-                <w:lang w:val="ru-RU"/>
-              </w:rPr>
-              <w:t xml:space="preserve"> </w:t>
-            </w:r>
-            <w:proofErr w:type="spellStart"/>
-            <w:r>
-              <w:rPr>
-                <w:rFonts w:ascii="Times New Roman Regular" w:hAnsi="Times New Roman Regular" w:cs="Times New Roman Regular"/>
-                <w:lang w:val="ru-RU"/>
-              </w:rPr>
-              <w:t>Поташов</w:t>
-            </w:r>
-            <w:proofErr w:type="spellEnd"/>
+              <w:t>/ П.М. Поташов</w:t>
+            </w:r>
           </w:p>
           <w:p>
             <w:pPr>
@@ -428,40 +389,2051 @@
         <w:br w:type="page"/>
       </w:r>
     </w:p>
-    <w:p>
-      <w:pPr>
-        <w:pStyle w:val="1"/>
+    <w:sdt>
+      <w:sdtPr>
+        <w:id w:val="462242345"/>
+        <w:docPartObj>
+          <w:docPartGallery w:val="Table of Contents"/>
+          <w:docPartUnique/>
+        </w:docPartObj>
+      </w:sdtPr>
+      <w:sdtEndPr>
+        <w:rPr>
+          <w:rFonts w:ascii="Times New Roman" w:eastAsiaTheme="minorEastAsia" w:hAnsi="Times New Roman" w:cstheme="minorBidi"/>
+          <w:b/>
+          <w:bCs/>
+          <w:color w:val="auto"/>
+          <w:sz w:val="28"/>
+          <w:szCs w:val="28"/>
+          <w:lang w:val="en-US" w:eastAsia="zh-CN"/>
+        </w:rPr>
+      </w:sdtEndPr>
+      <w:sdtContent>
+        <w:p>
+          <w:pPr>
+            <w:pStyle w:val="afb"/>
+            <w:spacing w:before="0" w:after="480" w:line="360" w:lineRule="auto"/>
+            <w:jc w:val="center"/>
+            <w:rPr>
+              <w:rFonts w:ascii="Times New Roman" w:hAnsi="Times New Roman" w:cs="Times New Roman"/>
+              <w:color w:val="000000" w:themeColor="text1"/>
+              <w:sz w:val="28"/>
+              <w:szCs w:val="28"/>
+            </w:rPr>
+          </w:pPr>
+          <w:r>
+            <w:rPr>
+              <w:rFonts w:ascii="Times New Roman" w:hAnsi="Times New Roman" w:cs="Times New Roman"/>
+              <w:color w:val="000000" w:themeColor="text1"/>
+              <w:sz w:val="28"/>
+              <w:szCs w:val="28"/>
+            </w:rPr>
+            <w:t>Оглавление</w:t>
+          </w:r>
+        </w:p>
+        <w:p>
+          <w:pPr>
+            <w:pStyle w:val="11"/>
+            <w:rPr>
+              <w:noProof/>
+              <w:kern w:val="2"/>
+              <w:lang w:val="ru-RU" w:eastAsia="ru-RU"/>
+              <w14:ligatures w14:val="standardContextual"/>
+            </w:rPr>
+          </w:pPr>
+          <w:r>
+            <w:fldChar w:fldCharType="begin"/>
+          </w:r>
+          <w:r>
+            <w:instrText xml:space="preserve"> TOC \o "1-3" \h \z \u </w:instrText>
+          </w:r>
+          <w:r>
+            <w:fldChar w:fldCharType="separate"/>
+          </w:r>
+          <w:hyperlink w:anchor="_Toc229734969" w:history="1">
+            <w:r>
+              <w:rPr>
+                <w:rStyle w:val="afc"/>
+                <w:rFonts w:cs="Times New Roman"/>
+                <w:noProof/>
+                <w:color w:val="000000" w:themeColor="text1"/>
+              </w:rPr>
+              <w:t>1.</w:t>
+            </w:r>
+            <w:r>
+              <w:rPr>
+                <w:noProof/>
+                <w:kern w:val="2"/>
+                <w:lang w:val="ru-RU" w:eastAsia="ru-RU"/>
+                <w14:ligatures w14:val="standardContextual"/>
+              </w:rPr>
+              <w:tab/>
+            </w:r>
+            <w:r>
+              <w:rPr>
+                <w:rStyle w:val="afc"/>
+                <w:rFonts w:cs="Times New Roman"/>
+                <w:noProof/>
+                <w:color w:val="000000" w:themeColor="text1"/>
+                <w:highlight w:val="yellow"/>
+              </w:rPr>
+              <w:t>Внешние спецификации</w:t>
+            </w:r>
+            <w:r>
+              <w:rPr>
+                <w:noProof/>
+                <w:webHidden/>
+              </w:rPr>
+              <w:tab/>
+            </w:r>
+            <w:r>
+              <w:rPr>
+                <w:noProof/>
+                <w:webHidden/>
+              </w:rPr>
+              <w:fldChar w:fldCharType="begin"/>
+            </w:r>
+            <w:r>
+              <w:rPr>
+                <w:noProof/>
+                <w:webHidden/>
+              </w:rPr>
+              <w:instrText xml:space="preserve"> PAGEREF _Toc229734969 \h </w:instrText>
+            </w:r>
+            <w:r>
+              <w:rPr>
+                <w:noProof/>
+                <w:webHidden/>
+              </w:rPr>
+            </w:r>
+            <w:r>
+              <w:rPr>
+                <w:noProof/>
+                <w:webHidden/>
+              </w:rPr>
+              <w:fldChar w:fldCharType="separate"/>
+            </w:r>
+            <w:r>
+              <w:rPr>
+                <w:noProof/>
+                <w:webHidden/>
+              </w:rPr>
+              <w:t>3</w:t>
+            </w:r>
+            <w:r>
+              <w:rPr>
+                <w:noProof/>
+                <w:webHidden/>
+              </w:rPr>
+              <w:fldChar w:fldCharType="end"/>
+            </w:r>
+          </w:hyperlink>
+        </w:p>
+        <w:p>
+          <w:pPr>
+            <w:pStyle w:val="23"/>
+            <w:rPr>
+              <w:noProof/>
+              <w:kern w:val="2"/>
+              <w:lang w:val="ru-RU" w:eastAsia="ru-RU"/>
+              <w14:ligatures w14:val="standardContextual"/>
+            </w:rPr>
+          </w:pPr>
+          <w:hyperlink w:anchor="_Toc229734970" w:history="1">
+            <w:r>
+              <w:rPr>
+                <w:rStyle w:val="afc"/>
+                <w:rFonts w:cs="Times New Roman"/>
+                <w:noProof/>
+                <w:color w:val="000000" w:themeColor="text1"/>
+                <w:highlight w:val="yellow"/>
+              </w:rPr>
+              <w:t>1.1.</w:t>
+            </w:r>
+            <w:r>
+              <w:rPr>
+                <w:noProof/>
+                <w:kern w:val="2"/>
+                <w:lang w:val="ru-RU" w:eastAsia="ru-RU"/>
+                <w14:ligatures w14:val="standardContextual"/>
+              </w:rPr>
+              <w:tab/>
+            </w:r>
+            <w:r>
+              <w:rPr>
+                <w:rStyle w:val="afc"/>
+                <w:rFonts w:cs="Times New Roman"/>
+                <w:noProof/>
+                <w:color w:val="000000" w:themeColor="text1"/>
+                <w:highlight w:val="yellow"/>
+              </w:rPr>
+              <w:t>Наименование задачи</w:t>
+            </w:r>
+            <w:r>
+              <w:rPr>
+                <w:noProof/>
+                <w:webHidden/>
+              </w:rPr>
+              <w:tab/>
+            </w:r>
+            <w:r>
+              <w:rPr>
+                <w:noProof/>
+                <w:webHidden/>
+              </w:rPr>
+              <w:fldChar w:fldCharType="begin"/>
+            </w:r>
+            <w:r>
+              <w:rPr>
+                <w:noProof/>
+                <w:webHidden/>
+              </w:rPr>
+              <w:instrText xml:space="preserve"> PAGEREF _Toc229734970 \h </w:instrText>
+            </w:r>
+            <w:r>
+              <w:rPr>
+                <w:noProof/>
+                <w:webHidden/>
+              </w:rPr>
+            </w:r>
+            <w:r>
+              <w:rPr>
+                <w:noProof/>
+                <w:webHidden/>
+              </w:rPr>
+              <w:fldChar w:fldCharType="separate"/>
+            </w:r>
+            <w:r>
+              <w:rPr>
+                <w:noProof/>
+                <w:webHidden/>
+              </w:rPr>
+              <w:t>3</w:t>
+            </w:r>
+            <w:r>
+              <w:rPr>
+                <w:noProof/>
+                <w:webHidden/>
+              </w:rPr>
+              <w:fldChar w:fldCharType="end"/>
+            </w:r>
+          </w:hyperlink>
+        </w:p>
+        <w:p>
+          <w:pPr>
+            <w:pStyle w:val="23"/>
+            <w:rPr>
+              <w:noProof/>
+              <w:kern w:val="2"/>
+              <w:lang w:val="ru-RU" w:eastAsia="ru-RU"/>
+              <w14:ligatures w14:val="standardContextual"/>
+            </w:rPr>
+          </w:pPr>
+          <w:hyperlink w:anchor="_Toc229734971" w:history="1">
+            <w:r>
+              <w:rPr>
+                <w:rStyle w:val="afc"/>
+                <w:rFonts w:cs="Times New Roman"/>
+                <w:noProof/>
+                <w:color w:val="000000" w:themeColor="text1"/>
+              </w:rPr>
+              <w:t>1.2.</w:t>
+            </w:r>
+            <w:r>
+              <w:rPr>
+                <w:noProof/>
+                <w:kern w:val="2"/>
+                <w:lang w:val="ru-RU" w:eastAsia="ru-RU"/>
+                <w14:ligatures w14:val="standardContextual"/>
+              </w:rPr>
+              <w:tab/>
+            </w:r>
+            <w:r>
+              <w:rPr>
+                <w:rStyle w:val="afc"/>
+                <w:rFonts w:cs="Times New Roman"/>
+                <w:noProof/>
+                <w:color w:val="000000" w:themeColor="text1"/>
+              </w:rPr>
+              <w:t>Словесное описание задачи</w:t>
+            </w:r>
+            <w:r>
+              <w:rPr>
+                <w:noProof/>
+                <w:webHidden/>
+              </w:rPr>
+              <w:tab/>
+            </w:r>
+            <w:r>
+              <w:rPr>
+                <w:noProof/>
+                <w:webHidden/>
+              </w:rPr>
+              <w:fldChar w:fldCharType="begin"/>
+            </w:r>
+            <w:r>
+              <w:rPr>
+                <w:noProof/>
+                <w:webHidden/>
+              </w:rPr>
+              <w:instrText xml:space="preserve"> PAGEREF _Toc229734971 \h </w:instrText>
+            </w:r>
+            <w:r>
+              <w:rPr>
+                <w:noProof/>
+                <w:webHidden/>
+              </w:rPr>
+            </w:r>
+            <w:r>
+              <w:rPr>
+                <w:noProof/>
+                <w:webHidden/>
+              </w:rPr>
+              <w:fldChar w:fldCharType="separate"/>
+            </w:r>
+            <w:r>
+              <w:rPr>
+                <w:noProof/>
+                <w:webHidden/>
+              </w:rPr>
+              <w:t>3</w:t>
+            </w:r>
+            <w:r>
+              <w:rPr>
+                <w:noProof/>
+                <w:webHidden/>
+              </w:rPr>
+              <w:fldChar w:fldCharType="end"/>
+            </w:r>
+          </w:hyperlink>
+        </w:p>
+        <w:p>
+          <w:pPr>
+            <w:pStyle w:val="23"/>
+            <w:rPr>
+              <w:noProof/>
+              <w:kern w:val="2"/>
+              <w:lang w:val="ru-RU" w:eastAsia="ru-RU"/>
+              <w14:ligatures w14:val="standardContextual"/>
+            </w:rPr>
+          </w:pPr>
+          <w:hyperlink w:anchor="_Toc229734972" w:history="1">
+            <w:r>
+              <w:rPr>
+                <w:rStyle w:val="afc"/>
+                <w:rFonts w:cs="Times New Roman"/>
+                <w:noProof/>
+                <w:color w:val="000000" w:themeColor="text1"/>
+              </w:rPr>
+              <w:t>1.3.</w:t>
+            </w:r>
+            <w:r>
+              <w:rPr>
+                <w:noProof/>
+                <w:kern w:val="2"/>
+                <w:lang w:val="ru-RU" w:eastAsia="ru-RU"/>
+                <w14:ligatures w14:val="standardContextual"/>
+              </w:rPr>
+              <w:tab/>
+            </w:r>
+            <w:r>
+              <w:rPr>
+                <w:rStyle w:val="afc"/>
+                <w:rFonts w:cs="Times New Roman"/>
+                <w:noProof/>
+                <w:color w:val="000000" w:themeColor="text1"/>
+              </w:rPr>
+              <w:t>Внешняя спецификация данных</w:t>
+            </w:r>
+            <w:r>
+              <w:rPr>
+                <w:noProof/>
+                <w:webHidden/>
+              </w:rPr>
+              <w:tab/>
+            </w:r>
+            <w:r>
+              <w:rPr>
+                <w:noProof/>
+                <w:webHidden/>
+              </w:rPr>
+              <w:fldChar w:fldCharType="begin"/>
+            </w:r>
+            <w:r>
+              <w:rPr>
+                <w:noProof/>
+                <w:webHidden/>
+              </w:rPr>
+              <w:instrText xml:space="preserve"> PAGEREF _Toc229734972 \h </w:instrText>
+            </w:r>
+            <w:r>
+              <w:rPr>
+                <w:noProof/>
+                <w:webHidden/>
+              </w:rPr>
+            </w:r>
+            <w:r>
+              <w:rPr>
+                <w:noProof/>
+                <w:webHidden/>
+              </w:rPr>
+              <w:fldChar w:fldCharType="separate"/>
+            </w:r>
+            <w:r>
+              <w:rPr>
+                <w:noProof/>
+                <w:webHidden/>
+              </w:rPr>
+              <w:t>5</w:t>
+            </w:r>
+            <w:r>
+              <w:rPr>
+                <w:noProof/>
+                <w:webHidden/>
+              </w:rPr>
+              <w:fldChar w:fldCharType="end"/>
+            </w:r>
+          </w:hyperlink>
+        </w:p>
+        <w:p>
+          <w:pPr>
+            <w:pStyle w:val="31"/>
+            <w:rPr>
+              <w:noProof/>
+              <w:kern w:val="2"/>
+              <w:lang w:val="ru-RU" w:eastAsia="ru-RU"/>
+              <w14:ligatures w14:val="standardContextual"/>
+            </w:rPr>
+          </w:pPr>
+          <w:hyperlink w:anchor="_Toc229734973" w:history="1">
+            <w:r>
+              <w:rPr>
+                <w:rStyle w:val="afc"/>
+                <w:rFonts w:cs="Times New Roman"/>
+                <w:noProof/>
+                <w:color w:val="000000" w:themeColor="text1"/>
+              </w:rPr>
+              <w:t>1.3.1.</w:t>
+            </w:r>
+            <w:r>
+              <w:rPr>
+                <w:noProof/>
+                <w:kern w:val="2"/>
+                <w:lang w:val="ru-RU" w:eastAsia="ru-RU"/>
+                <w14:ligatures w14:val="standardContextual"/>
+              </w:rPr>
+              <w:tab/>
+            </w:r>
+            <w:r>
+              <w:rPr>
+                <w:rStyle w:val="afc"/>
+                <w:rFonts w:cs="Times New Roman"/>
+                <w:noProof/>
+                <w:color w:val="000000" w:themeColor="text1"/>
+              </w:rPr>
+              <w:t>Данные как объекты внешнего мира</w:t>
+            </w:r>
+            <w:r>
+              <w:rPr>
+                <w:noProof/>
+                <w:webHidden/>
+              </w:rPr>
+              <w:tab/>
+            </w:r>
+            <w:r>
+              <w:rPr>
+                <w:noProof/>
+                <w:webHidden/>
+              </w:rPr>
+              <w:fldChar w:fldCharType="begin"/>
+            </w:r>
+            <w:r>
+              <w:rPr>
+                <w:noProof/>
+                <w:webHidden/>
+              </w:rPr>
+              <w:instrText xml:space="preserve"> PAGEREF _Toc229734973 \h </w:instrText>
+            </w:r>
+            <w:r>
+              <w:rPr>
+                <w:noProof/>
+                <w:webHidden/>
+              </w:rPr>
+            </w:r>
+            <w:r>
+              <w:rPr>
+                <w:noProof/>
+                <w:webHidden/>
+              </w:rPr>
+              <w:fldChar w:fldCharType="separate"/>
+            </w:r>
+            <w:r>
+              <w:rPr>
+                <w:noProof/>
+                <w:webHidden/>
+              </w:rPr>
+              <w:t>5</w:t>
+            </w:r>
+            <w:r>
+              <w:rPr>
+                <w:noProof/>
+                <w:webHidden/>
+              </w:rPr>
+              <w:fldChar w:fldCharType="end"/>
+            </w:r>
+          </w:hyperlink>
+        </w:p>
+        <w:p>
+          <w:pPr>
+            <w:pStyle w:val="31"/>
+            <w:rPr>
+              <w:noProof/>
+              <w:kern w:val="2"/>
+              <w:lang w:val="ru-RU" w:eastAsia="ru-RU"/>
+              <w14:ligatures w14:val="standardContextual"/>
+            </w:rPr>
+          </w:pPr>
+          <w:hyperlink w:anchor="_Toc229734974" w:history="1">
+            <w:r>
+              <w:rPr>
+                <w:rStyle w:val="afc"/>
+                <w:rFonts w:cs="Times New Roman"/>
+                <w:noProof/>
+                <w:color w:val="000000" w:themeColor="text1"/>
+              </w:rPr>
+              <w:t>1.3.2.</w:t>
+            </w:r>
+            <w:r>
+              <w:rPr>
+                <w:noProof/>
+                <w:kern w:val="2"/>
+                <w:lang w:val="ru-RU" w:eastAsia="ru-RU"/>
+                <w14:ligatures w14:val="standardContextual"/>
+              </w:rPr>
+              <w:tab/>
+            </w:r>
+            <w:r>
+              <w:rPr>
+                <w:rStyle w:val="afc"/>
+                <w:rFonts w:cs="Times New Roman"/>
+                <w:noProof/>
+                <w:color w:val="000000" w:themeColor="text1"/>
+              </w:rPr>
+              <w:t>Входные данные</w:t>
+            </w:r>
+            <w:r>
+              <w:rPr>
+                <w:noProof/>
+                <w:webHidden/>
+              </w:rPr>
+              <w:tab/>
+            </w:r>
+            <w:r>
+              <w:rPr>
+                <w:noProof/>
+                <w:webHidden/>
+              </w:rPr>
+              <w:fldChar w:fldCharType="begin"/>
+            </w:r>
+            <w:r>
+              <w:rPr>
+                <w:noProof/>
+                <w:webHidden/>
+              </w:rPr>
+              <w:instrText xml:space="preserve"> PAGEREF _Toc229734974 \h </w:instrText>
+            </w:r>
+            <w:r>
+              <w:rPr>
+                <w:noProof/>
+                <w:webHidden/>
+              </w:rPr>
+            </w:r>
+            <w:r>
+              <w:rPr>
+                <w:noProof/>
+                <w:webHidden/>
+              </w:rPr>
+              <w:fldChar w:fldCharType="separate"/>
+            </w:r>
+            <w:r>
+              <w:rPr>
+                <w:noProof/>
+                <w:webHidden/>
+              </w:rPr>
+              <w:t>6</w:t>
+            </w:r>
+            <w:r>
+              <w:rPr>
+                <w:noProof/>
+                <w:webHidden/>
+              </w:rPr>
+              <w:fldChar w:fldCharType="end"/>
+            </w:r>
+          </w:hyperlink>
+        </w:p>
+        <w:p>
+          <w:pPr>
+            <w:pStyle w:val="31"/>
+            <w:rPr>
+              <w:noProof/>
+              <w:kern w:val="2"/>
+              <w:lang w:val="ru-RU" w:eastAsia="ru-RU"/>
+              <w14:ligatures w14:val="standardContextual"/>
+            </w:rPr>
+          </w:pPr>
+          <w:hyperlink w:anchor="_Toc229734975" w:history="1">
+            <w:r>
+              <w:rPr>
+                <w:rStyle w:val="afc"/>
+                <w:rFonts w:cs="Times New Roman"/>
+                <w:noProof/>
+                <w:color w:val="000000" w:themeColor="text1"/>
+              </w:rPr>
+              <w:t>1.3.3.</w:t>
+            </w:r>
+            <w:r>
+              <w:rPr>
+                <w:noProof/>
+                <w:kern w:val="2"/>
+                <w:lang w:val="ru-RU" w:eastAsia="ru-RU"/>
+                <w14:ligatures w14:val="standardContextual"/>
+              </w:rPr>
+              <w:tab/>
+            </w:r>
+            <w:r>
+              <w:rPr>
+                <w:rStyle w:val="afc"/>
+                <w:rFonts w:cs="Times New Roman"/>
+                <w:noProof/>
+                <w:color w:val="000000" w:themeColor="text1"/>
+              </w:rPr>
+              <w:t>Выходные данные</w:t>
+            </w:r>
+            <w:r>
+              <w:rPr>
+                <w:noProof/>
+                <w:webHidden/>
+              </w:rPr>
+              <w:tab/>
+            </w:r>
+            <w:r>
+              <w:rPr>
+                <w:noProof/>
+                <w:webHidden/>
+              </w:rPr>
+              <w:fldChar w:fldCharType="begin"/>
+            </w:r>
+            <w:r>
+              <w:rPr>
+                <w:noProof/>
+                <w:webHidden/>
+              </w:rPr>
+              <w:instrText xml:space="preserve"> PAGEREF _Toc229734975 \h </w:instrText>
+            </w:r>
+            <w:r>
+              <w:rPr>
+                <w:noProof/>
+                <w:webHidden/>
+              </w:rPr>
+            </w:r>
+            <w:r>
+              <w:rPr>
+                <w:noProof/>
+                <w:webHidden/>
+              </w:rPr>
+              <w:fldChar w:fldCharType="separate"/>
+            </w:r>
+            <w:r>
+              <w:rPr>
+                <w:noProof/>
+                <w:webHidden/>
+              </w:rPr>
+              <w:t>7</w:t>
+            </w:r>
+            <w:r>
+              <w:rPr>
+                <w:noProof/>
+                <w:webHidden/>
+              </w:rPr>
+              <w:fldChar w:fldCharType="end"/>
+            </w:r>
+          </w:hyperlink>
+        </w:p>
+        <w:p>
+          <w:pPr>
+            <w:pStyle w:val="31"/>
+            <w:rPr>
+              <w:noProof/>
+              <w:kern w:val="2"/>
+              <w:lang w:val="ru-RU" w:eastAsia="ru-RU"/>
+              <w14:ligatures w14:val="standardContextual"/>
+            </w:rPr>
+          </w:pPr>
+          <w:hyperlink w:anchor="_Toc229734976" w:history="1">
+            <w:r>
+              <w:rPr>
+                <w:rStyle w:val="afc"/>
+                <w:rFonts w:cs="Times New Roman"/>
+                <w:noProof/>
+                <w:color w:val="000000" w:themeColor="text1"/>
+              </w:rPr>
+              <w:t>1.3.4.</w:t>
+            </w:r>
+            <w:r>
+              <w:rPr>
+                <w:noProof/>
+                <w:kern w:val="2"/>
+                <w:lang w:val="ru-RU" w:eastAsia="ru-RU"/>
+                <w14:ligatures w14:val="standardContextual"/>
+              </w:rPr>
+              <w:tab/>
+            </w:r>
+            <w:r>
+              <w:rPr>
+                <w:rStyle w:val="afc"/>
+                <w:rFonts w:cs="Times New Roman"/>
+                <w:noProof/>
+                <w:color w:val="000000" w:themeColor="text1"/>
+              </w:rPr>
+              <w:t>Внешняя вычислительная модель</w:t>
+            </w:r>
+            <w:r>
+              <w:rPr>
+                <w:noProof/>
+                <w:webHidden/>
+              </w:rPr>
+              <w:tab/>
+            </w:r>
+            <w:r>
+              <w:rPr>
+                <w:noProof/>
+                <w:webHidden/>
+              </w:rPr>
+              <w:fldChar w:fldCharType="begin"/>
+            </w:r>
+            <w:r>
+              <w:rPr>
+                <w:noProof/>
+                <w:webHidden/>
+              </w:rPr>
+              <w:instrText xml:space="preserve"> PAGEREF _Toc229734976 \h </w:instrText>
+            </w:r>
+            <w:r>
+              <w:rPr>
+                <w:noProof/>
+                <w:webHidden/>
+              </w:rPr>
+            </w:r>
+            <w:r>
+              <w:rPr>
+                <w:noProof/>
+                <w:webHidden/>
+              </w:rPr>
+              <w:fldChar w:fldCharType="separate"/>
+            </w:r>
+            <w:r>
+              <w:rPr>
+                <w:noProof/>
+                <w:webHidden/>
+              </w:rPr>
+              <w:t>8</w:t>
+            </w:r>
+            <w:r>
+              <w:rPr>
+                <w:noProof/>
+                <w:webHidden/>
+              </w:rPr>
+              <w:fldChar w:fldCharType="end"/>
+            </w:r>
+          </w:hyperlink>
+        </w:p>
+        <w:p>
+          <w:pPr>
+            <w:pStyle w:val="23"/>
+            <w:rPr>
+              <w:noProof/>
+              <w:kern w:val="2"/>
+              <w:lang w:val="ru-RU" w:eastAsia="ru-RU"/>
+              <w14:ligatures w14:val="standardContextual"/>
+            </w:rPr>
+          </w:pPr>
+          <w:hyperlink w:anchor="_Toc229734977" w:history="1">
+            <w:r>
+              <w:rPr>
+                <w:rStyle w:val="afc"/>
+                <w:rFonts w:cs="Times New Roman"/>
+                <w:noProof/>
+                <w:color w:val="000000" w:themeColor="text1"/>
+              </w:rPr>
+              <w:t>1.4.</w:t>
+            </w:r>
+            <w:r>
+              <w:rPr>
+                <w:noProof/>
+                <w:kern w:val="2"/>
+                <w:lang w:val="ru-RU" w:eastAsia="ru-RU"/>
+                <w14:ligatures w14:val="standardContextual"/>
+              </w:rPr>
+              <w:tab/>
+            </w:r>
+            <w:r>
+              <w:rPr>
+                <w:rStyle w:val="afc"/>
+                <w:rFonts w:cs="Times New Roman"/>
+                <w:noProof/>
+                <w:color w:val="000000" w:themeColor="text1"/>
+              </w:rPr>
+              <w:t>Функциональная спецификация</w:t>
+            </w:r>
+            <w:r>
+              <w:rPr>
+                <w:noProof/>
+                <w:webHidden/>
+              </w:rPr>
+              <w:tab/>
+            </w:r>
+            <w:r>
+              <w:rPr>
+                <w:noProof/>
+                <w:webHidden/>
+              </w:rPr>
+              <w:fldChar w:fldCharType="begin"/>
+            </w:r>
+            <w:r>
+              <w:rPr>
+                <w:noProof/>
+                <w:webHidden/>
+              </w:rPr>
+              <w:instrText xml:space="preserve"> PAGEREF _Toc229734977 \h </w:instrText>
+            </w:r>
+            <w:r>
+              <w:rPr>
+                <w:noProof/>
+                <w:webHidden/>
+              </w:rPr>
+            </w:r>
+            <w:r>
+              <w:rPr>
+                <w:noProof/>
+                <w:webHidden/>
+              </w:rPr>
+              <w:fldChar w:fldCharType="separate"/>
+            </w:r>
+            <w:r>
+              <w:rPr>
+                <w:noProof/>
+                <w:webHidden/>
+              </w:rPr>
+              <w:t>9</w:t>
+            </w:r>
+            <w:r>
+              <w:rPr>
+                <w:noProof/>
+                <w:webHidden/>
+              </w:rPr>
+              <w:fldChar w:fldCharType="end"/>
+            </w:r>
+          </w:hyperlink>
+        </w:p>
+        <w:p>
+          <w:pPr>
+            <w:pStyle w:val="23"/>
+            <w:rPr>
+              <w:noProof/>
+              <w:kern w:val="2"/>
+              <w:lang w:val="ru-RU" w:eastAsia="ru-RU"/>
+              <w14:ligatures w14:val="standardContextual"/>
+            </w:rPr>
+          </w:pPr>
+          <w:hyperlink w:anchor="_Toc229734978" w:history="1">
+            <w:r>
+              <w:rPr>
+                <w:rStyle w:val="afc"/>
+                <w:rFonts w:cs="Times New Roman"/>
+                <w:noProof/>
+                <w:color w:val="000000" w:themeColor="text1"/>
+              </w:rPr>
+              <w:t>1.5.</w:t>
+            </w:r>
+            <w:r>
+              <w:rPr>
+                <w:noProof/>
+                <w:kern w:val="2"/>
+                <w:lang w:val="ru-RU" w:eastAsia="ru-RU"/>
+                <w14:ligatures w14:val="standardContextual"/>
+              </w:rPr>
+              <w:tab/>
+            </w:r>
+            <w:r>
+              <w:rPr>
+                <w:rStyle w:val="afc"/>
+                <w:rFonts w:cs="Times New Roman"/>
+                <w:noProof/>
+                <w:color w:val="000000" w:themeColor="text1"/>
+              </w:rPr>
+              <w:t>Спецификация интерфейса</w:t>
+            </w:r>
+            <w:r>
+              <w:rPr>
+                <w:noProof/>
+                <w:webHidden/>
+              </w:rPr>
+              <w:tab/>
+            </w:r>
+            <w:r>
+              <w:rPr>
+                <w:noProof/>
+                <w:webHidden/>
+              </w:rPr>
+              <w:fldChar w:fldCharType="begin"/>
+            </w:r>
+            <w:r>
+              <w:rPr>
+                <w:noProof/>
+                <w:webHidden/>
+              </w:rPr>
+              <w:instrText xml:space="preserve"> PAGEREF _Toc229734978 \h </w:instrText>
+            </w:r>
+            <w:r>
+              <w:rPr>
+                <w:noProof/>
+                <w:webHidden/>
+              </w:rPr>
+            </w:r>
+            <w:r>
+              <w:rPr>
+                <w:noProof/>
+                <w:webHidden/>
+              </w:rPr>
+              <w:fldChar w:fldCharType="separate"/>
+            </w:r>
+            <w:r>
+              <w:rPr>
+                <w:noProof/>
+                <w:webHidden/>
+              </w:rPr>
+              <w:t>10</w:t>
+            </w:r>
+            <w:r>
+              <w:rPr>
+                <w:noProof/>
+                <w:webHidden/>
+              </w:rPr>
+              <w:fldChar w:fldCharType="end"/>
+            </w:r>
+          </w:hyperlink>
+        </w:p>
+        <w:p>
+          <w:pPr>
+            <w:pStyle w:val="23"/>
+            <w:rPr>
+              <w:noProof/>
+              <w:kern w:val="2"/>
+              <w:lang w:val="ru-RU" w:eastAsia="ru-RU"/>
+              <w14:ligatures w14:val="standardContextual"/>
+            </w:rPr>
+          </w:pPr>
+          <w:hyperlink w:anchor="_Toc229734979" w:history="1">
+            <w:r>
+              <w:rPr>
+                <w:rStyle w:val="afc"/>
+                <w:rFonts w:cs="Times New Roman"/>
+                <w:noProof/>
+                <w:color w:val="000000" w:themeColor="text1"/>
+              </w:rPr>
+              <w:t>1.6.</w:t>
+            </w:r>
+            <w:r>
+              <w:rPr>
+                <w:noProof/>
+                <w:kern w:val="2"/>
+                <w:lang w:val="ru-RU" w:eastAsia="ru-RU"/>
+                <w14:ligatures w14:val="standardContextual"/>
+              </w:rPr>
+              <w:tab/>
+            </w:r>
+            <w:r>
+              <w:rPr>
+                <w:rStyle w:val="afc"/>
+                <w:rFonts w:cs="Times New Roman"/>
+                <w:noProof/>
+                <w:color w:val="000000" w:themeColor="text1"/>
+              </w:rPr>
+              <w:t>Спецификация внешнего тестирования</w:t>
+            </w:r>
+            <w:r>
+              <w:rPr>
+                <w:noProof/>
+                <w:webHidden/>
+              </w:rPr>
+              <w:tab/>
+            </w:r>
+            <w:r>
+              <w:rPr>
+                <w:noProof/>
+                <w:webHidden/>
+              </w:rPr>
+              <w:fldChar w:fldCharType="begin"/>
+            </w:r>
+            <w:r>
+              <w:rPr>
+                <w:noProof/>
+                <w:webHidden/>
+              </w:rPr>
+              <w:instrText xml:space="preserve"> PAGEREF _Toc229734979 \h </w:instrText>
+            </w:r>
+            <w:r>
+              <w:rPr>
+                <w:noProof/>
+                <w:webHidden/>
+              </w:rPr>
+            </w:r>
+            <w:r>
+              <w:rPr>
+                <w:noProof/>
+                <w:webHidden/>
+              </w:rPr>
+              <w:fldChar w:fldCharType="separate"/>
+            </w:r>
+            <w:r>
+              <w:rPr>
+                <w:noProof/>
+                <w:webHidden/>
+              </w:rPr>
+              <w:t>12</w:t>
+            </w:r>
+            <w:r>
+              <w:rPr>
+                <w:noProof/>
+                <w:webHidden/>
+              </w:rPr>
+              <w:fldChar w:fldCharType="end"/>
+            </w:r>
+          </w:hyperlink>
+        </w:p>
+        <w:p>
+          <w:pPr>
+            <w:pStyle w:val="31"/>
+            <w:rPr>
+              <w:noProof/>
+              <w:kern w:val="2"/>
+              <w:lang w:val="ru-RU" w:eastAsia="ru-RU"/>
+              <w14:ligatures w14:val="standardContextual"/>
+            </w:rPr>
+          </w:pPr>
+          <w:hyperlink w:anchor="_Toc229734980" w:history="1">
+            <w:r>
+              <w:rPr>
+                <w:rStyle w:val="afc"/>
+                <w:rFonts w:cs="Times New Roman"/>
+                <w:noProof/>
+                <w:color w:val="000000" w:themeColor="text1"/>
+              </w:rPr>
+              <w:t>1.6.1.</w:t>
+            </w:r>
+            <w:r>
+              <w:rPr>
+                <w:noProof/>
+                <w:kern w:val="2"/>
+                <w:lang w:val="ru-RU" w:eastAsia="ru-RU"/>
+                <w14:ligatures w14:val="standardContextual"/>
+              </w:rPr>
+              <w:tab/>
+            </w:r>
+            <w:r>
+              <w:rPr>
+                <w:rStyle w:val="afc"/>
+                <w:rFonts w:cs="Times New Roman"/>
+                <w:noProof/>
+                <w:color w:val="000000" w:themeColor="text1"/>
+              </w:rPr>
+              <w:t>Тестирование по данным</w:t>
+            </w:r>
+            <w:r>
+              <w:rPr>
+                <w:noProof/>
+                <w:webHidden/>
+              </w:rPr>
+              <w:tab/>
+            </w:r>
+            <w:r>
+              <w:rPr>
+                <w:noProof/>
+                <w:webHidden/>
+              </w:rPr>
+              <w:fldChar w:fldCharType="begin"/>
+            </w:r>
+            <w:r>
+              <w:rPr>
+                <w:noProof/>
+                <w:webHidden/>
+              </w:rPr>
+              <w:instrText xml:space="preserve"> PAGEREF _Toc229734980 \h </w:instrText>
+            </w:r>
+            <w:r>
+              <w:rPr>
+                <w:noProof/>
+                <w:webHidden/>
+              </w:rPr>
+            </w:r>
+            <w:r>
+              <w:rPr>
+                <w:noProof/>
+                <w:webHidden/>
+              </w:rPr>
+              <w:fldChar w:fldCharType="separate"/>
+            </w:r>
+            <w:r>
+              <w:rPr>
+                <w:noProof/>
+                <w:webHidden/>
+              </w:rPr>
+              <w:t>12</w:t>
+            </w:r>
+            <w:r>
+              <w:rPr>
+                <w:noProof/>
+                <w:webHidden/>
+              </w:rPr>
+              <w:fldChar w:fldCharType="end"/>
+            </w:r>
+          </w:hyperlink>
+        </w:p>
+        <w:p>
+          <w:pPr>
+            <w:pStyle w:val="31"/>
+            <w:rPr>
+              <w:noProof/>
+              <w:kern w:val="2"/>
+              <w:lang w:val="ru-RU" w:eastAsia="ru-RU"/>
+              <w14:ligatures w14:val="standardContextual"/>
+            </w:rPr>
+          </w:pPr>
+          <w:hyperlink w:anchor="_Toc229734981" w:history="1">
+            <w:r>
+              <w:rPr>
+                <w:rStyle w:val="afc"/>
+                <w:rFonts w:cs="Times New Roman"/>
+                <w:noProof/>
+                <w:color w:val="000000" w:themeColor="text1"/>
+              </w:rPr>
+              <w:t>1.6.2.</w:t>
+            </w:r>
+            <w:r>
+              <w:rPr>
+                <w:noProof/>
+                <w:kern w:val="2"/>
+                <w:lang w:val="ru-RU" w:eastAsia="ru-RU"/>
+                <w14:ligatures w14:val="standardContextual"/>
+              </w:rPr>
+              <w:tab/>
+            </w:r>
+            <w:r>
+              <w:rPr>
+                <w:rStyle w:val="afc"/>
+                <w:rFonts w:cs="Times New Roman"/>
+                <w:noProof/>
+                <w:color w:val="000000" w:themeColor="text1"/>
+              </w:rPr>
+              <w:t>Тестирование внешней спецификации</w:t>
+            </w:r>
+            <w:r>
+              <w:rPr>
+                <w:noProof/>
+                <w:webHidden/>
+              </w:rPr>
+              <w:tab/>
+            </w:r>
+            <w:r>
+              <w:rPr>
+                <w:noProof/>
+                <w:webHidden/>
+              </w:rPr>
+              <w:fldChar w:fldCharType="begin"/>
+            </w:r>
+            <w:r>
+              <w:rPr>
+                <w:noProof/>
+                <w:webHidden/>
+              </w:rPr>
+              <w:instrText xml:space="preserve"> PAGEREF _Toc229734981 \h </w:instrText>
+            </w:r>
+            <w:r>
+              <w:rPr>
+                <w:noProof/>
+                <w:webHidden/>
+              </w:rPr>
+            </w:r>
+            <w:r>
+              <w:rPr>
+                <w:noProof/>
+                <w:webHidden/>
+              </w:rPr>
+              <w:fldChar w:fldCharType="separate"/>
+            </w:r>
+            <w:r>
+              <w:rPr>
+                <w:noProof/>
+                <w:webHidden/>
+              </w:rPr>
+              <w:t>13</w:t>
+            </w:r>
+            <w:r>
+              <w:rPr>
+                <w:noProof/>
+                <w:webHidden/>
+              </w:rPr>
+              <w:fldChar w:fldCharType="end"/>
+            </w:r>
+          </w:hyperlink>
+        </w:p>
+        <w:p>
+          <w:pPr>
+            <w:pStyle w:val="11"/>
+            <w:rPr>
+              <w:noProof/>
+              <w:kern w:val="2"/>
+              <w:lang w:val="ru-RU" w:eastAsia="ru-RU"/>
+              <w14:ligatures w14:val="standardContextual"/>
+            </w:rPr>
+          </w:pPr>
+          <w:hyperlink w:anchor="_Toc229734982" w:history="1">
+            <w:r>
+              <w:rPr>
+                <w:rStyle w:val="afc"/>
+                <w:rFonts w:cs="Times New Roman"/>
+                <w:noProof/>
+                <w:color w:val="000000" w:themeColor="text1"/>
+                <w:highlight w:val="yellow"/>
+              </w:rPr>
+              <w:t>2.</w:t>
+            </w:r>
+            <w:r>
+              <w:rPr>
+                <w:noProof/>
+                <w:kern w:val="2"/>
+                <w:lang w:val="ru-RU" w:eastAsia="ru-RU"/>
+                <w14:ligatures w14:val="standardContextual"/>
+              </w:rPr>
+              <w:tab/>
+            </w:r>
+            <w:r>
+              <w:rPr>
+                <w:rStyle w:val="afc"/>
+                <w:rFonts w:cs="Times New Roman"/>
+                <w:noProof/>
+                <w:color w:val="000000" w:themeColor="text1"/>
+                <w:highlight w:val="yellow"/>
+              </w:rPr>
+              <w:t>Внутренние спецификации</w:t>
+            </w:r>
+            <w:r>
+              <w:rPr>
+                <w:noProof/>
+                <w:webHidden/>
+              </w:rPr>
+              <w:tab/>
+            </w:r>
+            <w:r>
+              <w:rPr>
+                <w:noProof/>
+                <w:webHidden/>
+              </w:rPr>
+              <w:fldChar w:fldCharType="begin"/>
+            </w:r>
+            <w:r>
+              <w:rPr>
+                <w:noProof/>
+                <w:webHidden/>
+              </w:rPr>
+              <w:instrText xml:space="preserve"> PAGEREF _Toc229734982 \h </w:instrText>
+            </w:r>
+            <w:r>
+              <w:rPr>
+                <w:noProof/>
+                <w:webHidden/>
+              </w:rPr>
+            </w:r>
+            <w:r>
+              <w:rPr>
+                <w:noProof/>
+                <w:webHidden/>
+              </w:rPr>
+              <w:fldChar w:fldCharType="separate"/>
+            </w:r>
+            <w:r>
+              <w:rPr>
+                <w:noProof/>
+                <w:webHidden/>
+              </w:rPr>
+              <w:t>14</w:t>
+            </w:r>
+            <w:r>
+              <w:rPr>
+                <w:noProof/>
+                <w:webHidden/>
+              </w:rPr>
+              <w:fldChar w:fldCharType="end"/>
+            </w:r>
+          </w:hyperlink>
+        </w:p>
+        <w:p>
+          <w:pPr>
+            <w:pStyle w:val="23"/>
+            <w:rPr>
+              <w:noProof/>
+              <w:kern w:val="2"/>
+              <w:lang w:val="ru-RU" w:eastAsia="ru-RU"/>
+              <w14:ligatures w14:val="standardContextual"/>
+            </w:rPr>
+          </w:pPr>
+          <w:hyperlink w:anchor="_Toc229734983" w:history="1">
+            <w:r>
+              <w:rPr>
+                <w:rStyle w:val="afc"/>
+                <w:rFonts w:cs="Times New Roman"/>
+                <w:noProof/>
+                <w:color w:val="000000" w:themeColor="text1"/>
+                <w:highlight w:val="yellow"/>
+              </w:rPr>
+              <w:t>2.1.</w:t>
+            </w:r>
+            <w:r>
+              <w:rPr>
+                <w:noProof/>
+                <w:kern w:val="2"/>
+                <w:lang w:val="ru-RU" w:eastAsia="ru-RU"/>
+                <w14:ligatures w14:val="standardContextual"/>
+              </w:rPr>
+              <w:tab/>
+            </w:r>
+            <w:r>
+              <w:rPr>
+                <w:rStyle w:val="afc"/>
+                <w:rFonts w:cs="Times New Roman"/>
+                <w:noProof/>
+                <w:color w:val="000000" w:themeColor="text1"/>
+                <w:highlight w:val="yellow"/>
+              </w:rPr>
+              <w:t>Наименование программы</w:t>
+            </w:r>
+            <w:r>
+              <w:rPr>
+                <w:noProof/>
+                <w:webHidden/>
+              </w:rPr>
+              <w:tab/>
+            </w:r>
+            <w:r>
+              <w:rPr>
+                <w:noProof/>
+                <w:webHidden/>
+              </w:rPr>
+              <w:fldChar w:fldCharType="begin"/>
+            </w:r>
+            <w:r>
+              <w:rPr>
+                <w:noProof/>
+                <w:webHidden/>
+              </w:rPr>
+              <w:instrText xml:space="preserve"> PAGEREF _Toc229734983 \h </w:instrText>
+            </w:r>
+            <w:r>
+              <w:rPr>
+                <w:noProof/>
+                <w:webHidden/>
+              </w:rPr>
+            </w:r>
+            <w:r>
+              <w:rPr>
+                <w:noProof/>
+                <w:webHidden/>
+              </w:rPr>
+              <w:fldChar w:fldCharType="separate"/>
+            </w:r>
+            <w:r>
+              <w:rPr>
+                <w:noProof/>
+                <w:webHidden/>
+              </w:rPr>
+              <w:t>14</w:t>
+            </w:r>
+            <w:r>
+              <w:rPr>
+                <w:noProof/>
+                <w:webHidden/>
+              </w:rPr>
+              <w:fldChar w:fldCharType="end"/>
+            </w:r>
+          </w:hyperlink>
+        </w:p>
+        <w:p>
+          <w:pPr>
+            <w:pStyle w:val="23"/>
+            <w:rPr>
+              <w:noProof/>
+              <w:kern w:val="2"/>
+              <w:lang w:val="ru-RU" w:eastAsia="ru-RU"/>
+              <w14:ligatures w14:val="standardContextual"/>
+            </w:rPr>
+          </w:pPr>
+          <w:hyperlink w:anchor="_Toc229734984" w:history="1">
+            <w:r>
+              <w:rPr>
+                <w:rStyle w:val="afc"/>
+                <w:rFonts w:cs="Times New Roman"/>
+                <w:noProof/>
+                <w:color w:val="000000" w:themeColor="text1"/>
+              </w:rPr>
+              <w:t>2.2.</w:t>
+            </w:r>
+            <w:r>
+              <w:rPr>
+                <w:noProof/>
+                <w:kern w:val="2"/>
+                <w:lang w:val="ru-RU" w:eastAsia="ru-RU"/>
+                <w14:ligatures w14:val="standardContextual"/>
+              </w:rPr>
+              <w:tab/>
+            </w:r>
+            <w:r>
+              <w:rPr>
+                <w:rStyle w:val="afc"/>
+                <w:rFonts w:cs="Times New Roman"/>
+                <w:noProof/>
+                <w:color w:val="000000" w:themeColor="text1"/>
+              </w:rPr>
+              <w:t>Эскизный проект</w:t>
+            </w:r>
+            <w:r>
+              <w:rPr>
+                <w:noProof/>
+                <w:webHidden/>
+              </w:rPr>
+              <w:tab/>
+            </w:r>
+            <w:r>
+              <w:rPr>
+                <w:noProof/>
+                <w:webHidden/>
+              </w:rPr>
+              <w:fldChar w:fldCharType="begin"/>
+            </w:r>
+            <w:r>
+              <w:rPr>
+                <w:noProof/>
+                <w:webHidden/>
+              </w:rPr>
+              <w:instrText xml:space="preserve"> PAGEREF _Toc229734984 \h </w:instrText>
+            </w:r>
+            <w:r>
+              <w:rPr>
+                <w:noProof/>
+                <w:webHidden/>
+              </w:rPr>
+            </w:r>
+            <w:r>
+              <w:rPr>
+                <w:noProof/>
+                <w:webHidden/>
+              </w:rPr>
+              <w:fldChar w:fldCharType="separate"/>
+            </w:r>
+            <w:r>
+              <w:rPr>
+                <w:noProof/>
+                <w:webHidden/>
+              </w:rPr>
+              <w:t>14</w:t>
+            </w:r>
+            <w:r>
+              <w:rPr>
+                <w:noProof/>
+                <w:webHidden/>
+              </w:rPr>
+              <w:fldChar w:fldCharType="end"/>
+            </w:r>
+          </w:hyperlink>
+        </w:p>
+        <w:p>
+          <w:pPr>
+            <w:pStyle w:val="31"/>
+            <w:rPr>
+              <w:noProof/>
+              <w:kern w:val="2"/>
+              <w:lang w:val="ru-RU" w:eastAsia="ru-RU"/>
+              <w14:ligatures w14:val="standardContextual"/>
+            </w:rPr>
+          </w:pPr>
+          <w:hyperlink w:anchor="_Toc229734985" w:history="1">
+            <w:r>
+              <w:rPr>
+                <w:rStyle w:val="afc"/>
+                <w:rFonts w:cs="Times New Roman"/>
+                <w:noProof/>
+                <w:color w:val="000000" w:themeColor="text1"/>
+              </w:rPr>
+              <w:t>2.2.1.</w:t>
+            </w:r>
+            <w:r>
+              <w:rPr>
+                <w:noProof/>
+                <w:kern w:val="2"/>
+                <w:lang w:val="ru-RU" w:eastAsia="ru-RU"/>
+                <w14:ligatures w14:val="standardContextual"/>
+              </w:rPr>
+              <w:tab/>
+            </w:r>
+            <w:r>
+              <w:rPr>
+                <w:rStyle w:val="afc"/>
+                <w:rFonts w:cs="Times New Roman"/>
+                <w:noProof/>
+                <w:color w:val="000000" w:themeColor="text1"/>
+              </w:rPr>
+              <w:t>Архитектура системы</w:t>
+            </w:r>
+            <w:r>
+              <w:rPr>
+                <w:noProof/>
+                <w:webHidden/>
+              </w:rPr>
+              <w:tab/>
+            </w:r>
+            <w:r>
+              <w:rPr>
+                <w:noProof/>
+                <w:webHidden/>
+              </w:rPr>
+              <w:fldChar w:fldCharType="begin"/>
+            </w:r>
+            <w:r>
+              <w:rPr>
+                <w:noProof/>
+                <w:webHidden/>
+              </w:rPr>
+              <w:instrText xml:space="preserve"> PAGEREF _Toc229734985 \h </w:instrText>
+            </w:r>
+            <w:r>
+              <w:rPr>
+                <w:noProof/>
+                <w:webHidden/>
+              </w:rPr>
+            </w:r>
+            <w:r>
+              <w:rPr>
+                <w:noProof/>
+                <w:webHidden/>
+              </w:rPr>
+              <w:fldChar w:fldCharType="separate"/>
+            </w:r>
+            <w:r>
+              <w:rPr>
+                <w:noProof/>
+                <w:webHidden/>
+              </w:rPr>
+              <w:t>14</w:t>
+            </w:r>
+            <w:r>
+              <w:rPr>
+                <w:noProof/>
+                <w:webHidden/>
+              </w:rPr>
+              <w:fldChar w:fldCharType="end"/>
+            </w:r>
+          </w:hyperlink>
+        </w:p>
+        <w:p>
+          <w:pPr>
+            <w:pStyle w:val="31"/>
+            <w:rPr>
+              <w:noProof/>
+              <w:kern w:val="2"/>
+              <w:lang w:val="ru-RU" w:eastAsia="ru-RU"/>
+              <w14:ligatures w14:val="standardContextual"/>
+            </w:rPr>
+          </w:pPr>
+          <w:hyperlink w:anchor="_Toc229734986" w:history="1">
+            <w:r>
+              <w:rPr>
+                <w:rStyle w:val="afc"/>
+                <w:rFonts w:cs="Times New Roman"/>
+                <w:noProof/>
+                <w:color w:val="000000" w:themeColor="text1"/>
+              </w:rPr>
+              <w:t>2.2.2.</w:t>
+            </w:r>
+            <w:r>
+              <w:rPr>
+                <w:noProof/>
+                <w:kern w:val="2"/>
+                <w:lang w:val="ru-RU" w:eastAsia="ru-RU"/>
+                <w14:ligatures w14:val="standardContextual"/>
+              </w:rPr>
+              <w:tab/>
+            </w:r>
+            <w:r>
+              <w:rPr>
+                <w:rStyle w:val="afc"/>
+                <w:rFonts w:cs="Times New Roman"/>
+                <w:noProof/>
+                <w:color w:val="000000" w:themeColor="text1"/>
+              </w:rPr>
+              <w:t>Внутренняя спецификация данных</w:t>
+            </w:r>
+            <w:r>
+              <w:rPr>
+                <w:noProof/>
+                <w:webHidden/>
+              </w:rPr>
+              <w:tab/>
+            </w:r>
+            <w:r>
+              <w:rPr>
+                <w:noProof/>
+                <w:webHidden/>
+              </w:rPr>
+              <w:fldChar w:fldCharType="begin"/>
+            </w:r>
+            <w:r>
+              <w:rPr>
+                <w:noProof/>
+                <w:webHidden/>
+              </w:rPr>
+              <w:instrText xml:space="preserve"> PAGEREF _Toc229734986 \h </w:instrText>
+            </w:r>
+            <w:r>
+              <w:rPr>
+                <w:noProof/>
+                <w:webHidden/>
+              </w:rPr>
+            </w:r>
+            <w:r>
+              <w:rPr>
+                <w:noProof/>
+                <w:webHidden/>
+              </w:rPr>
+              <w:fldChar w:fldCharType="separate"/>
+            </w:r>
+            <w:r>
+              <w:rPr>
+                <w:noProof/>
+                <w:webHidden/>
+              </w:rPr>
+              <w:t>16</w:t>
+            </w:r>
+            <w:r>
+              <w:rPr>
+                <w:noProof/>
+                <w:webHidden/>
+              </w:rPr>
+              <w:fldChar w:fldCharType="end"/>
+            </w:r>
+          </w:hyperlink>
+        </w:p>
+        <w:p>
+          <w:pPr>
+            <w:pStyle w:val="31"/>
+            <w:rPr>
+              <w:noProof/>
+              <w:kern w:val="2"/>
+              <w:lang w:val="ru-RU" w:eastAsia="ru-RU"/>
+              <w14:ligatures w14:val="standardContextual"/>
+            </w:rPr>
+          </w:pPr>
+          <w:hyperlink w:anchor="_Toc229734987" w:history="1">
+            <w:r>
+              <w:rPr>
+                <w:rStyle w:val="afc"/>
+                <w:rFonts w:cs="Times New Roman"/>
+                <w:noProof/>
+                <w:color w:val="000000" w:themeColor="text1"/>
+              </w:rPr>
+              <w:t>2.2.3.</w:t>
+            </w:r>
+            <w:r>
+              <w:rPr>
+                <w:noProof/>
+                <w:kern w:val="2"/>
+                <w:lang w:val="ru-RU" w:eastAsia="ru-RU"/>
+                <w14:ligatures w14:val="standardContextual"/>
+              </w:rPr>
+              <w:tab/>
+            </w:r>
+            <w:r>
+              <w:rPr>
+                <w:rStyle w:val="afc"/>
+                <w:rFonts w:cs="Times New Roman"/>
+                <w:noProof/>
+                <w:color w:val="000000" w:themeColor="text1"/>
+              </w:rPr>
+              <w:t>Алгоритм функционирования системы</w:t>
+            </w:r>
+            <w:r>
+              <w:rPr>
+                <w:noProof/>
+                <w:webHidden/>
+              </w:rPr>
+              <w:tab/>
+            </w:r>
+            <w:r>
+              <w:rPr>
+                <w:noProof/>
+                <w:webHidden/>
+              </w:rPr>
+              <w:fldChar w:fldCharType="begin"/>
+            </w:r>
+            <w:r>
+              <w:rPr>
+                <w:noProof/>
+                <w:webHidden/>
+              </w:rPr>
+              <w:instrText xml:space="preserve"> PAGEREF _Toc229734987 \h </w:instrText>
+            </w:r>
+            <w:r>
+              <w:rPr>
+                <w:noProof/>
+                <w:webHidden/>
+              </w:rPr>
+            </w:r>
+            <w:r>
+              <w:rPr>
+                <w:noProof/>
+                <w:webHidden/>
+              </w:rPr>
+              <w:fldChar w:fldCharType="separate"/>
+            </w:r>
+            <w:r>
+              <w:rPr>
+                <w:noProof/>
+                <w:webHidden/>
+              </w:rPr>
+              <w:t>17</w:t>
+            </w:r>
+            <w:r>
+              <w:rPr>
+                <w:noProof/>
+                <w:webHidden/>
+              </w:rPr>
+              <w:fldChar w:fldCharType="end"/>
+            </w:r>
+          </w:hyperlink>
+        </w:p>
+        <w:p>
+          <w:pPr>
+            <w:pStyle w:val="31"/>
+            <w:rPr>
+              <w:noProof/>
+              <w:kern w:val="2"/>
+              <w:lang w:val="ru-RU" w:eastAsia="ru-RU"/>
+              <w14:ligatures w14:val="standardContextual"/>
+            </w:rPr>
+          </w:pPr>
+          <w:hyperlink w:anchor="_Toc229734988" w:history="1">
+            <w:r>
+              <w:rPr>
+                <w:rStyle w:val="afc"/>
+                <w:rFonts w:cs="Times New Roman"/>
+                <w:noProof/>
+                <w:color w:val="000000" w:themeColor="text1"/>
+              </w:rPr>
+              <w:t>2.2.4.</w:t>
+            </w:r>
+            <w:r>
+              <w:rPr>
+                <w:noProof/>
+                <w:kern w:val="2"/>
+                <w:lang w:val="ru-RU" w:eastAsia="ru-RU"/>
+                <w14:ligatures w14:val="standardContextual"/>
+              </w:rPr>
+              <w:tab/>
+            </w:r>
+            <w:r>
+              <w:rPr>
+                <w:rStyle w:val="afc"/>
+                <w:rFonts w:cs="Times New Roman"/>
+                <w:noProof/>
+                <w:color w:val="000000" w:themeColor="text1"/>
+              </w:rPr>
+              <w:t>Детализация функциональной спецификации</w:t>
+            </w:r>
+            <w:r>
+              <w:rPr>
+                <w:noProof/>
+                <w:webHidden/>
+              </w:rPr>
+              <w:tab/>
+            </w:r>
+            <w:r>
+              <w:rPr>
+                <w:noProof/>
+                <w:webHidden/>
+              </w:rPr>
+              <w:fldChar w:fldCharType="begin"/>
+            </w:r>
+            <w:r>
+              <w:rPr>
+                <w:noProof/>
+                <w:webHidden/>
+              </w:rPr>
+              <w:instrText xml:space="preserve"> PAGEREF _Toc229734988 \h </w:instrText>
+            </w:r>
+            <w:r>
+              <w:rPr>
+                <w:noProof/>
+                <w:webHidden/>
+              </w:rPr>
+            </w:r>
+            <w:r>
+              <w:rPr>
+                <w:noProof/>
+                <w:webHidden/>
+              </w:rPr>
+              <w:fldChar w:fldCharType="separate"/>
+            </w:r>
+            <w:r>
+              <w:rPr>
+                <w:noProof/>
+                <w:webHidden/>
+              </w:rPr>
+              <w:t>18</w:t>
+            </w:r>
+            <w:r>
+              <w:rPr>
+                <w:noProof/>
+                <w:webHidden/>
+              </w:rPr>
+              <w:fldChar w:fldCharType="end"/>
+            </w:r>
+          </w:hyperlink>
+        </w:p>
+        <w:p>
+          <w:pPr>
+            <w:pStyle w:val="31"/>
+            <w:rPr>
+              <w:noProof/>
+              <w:kern w:val="2"/>
+              <w:lang w:val="ru-RU" w:eastAsia="ru-RU"/>
+              <w14:ligatures w14:val="standardContextual"/>
+            </w:rPr>
+          </w:pPr>
+          <w:hyperlink w:anchor="_Toc229734989" w:history="1">
+            <w:r>
+              <w:rPr>
+                <w:rStyle w:val="afc"/>
+                <w:rFonts w:cs="Times New Roman"/>
+                <w:noProof/>
+                <w:color w:val="000000" w:themeColor="text1"/>
+              </w:rPr>
+              <w:t>2.2.5.</w:t>
+            </w:r>
+            <w:r>
+              <w:rPr>
+                <w:noProof/>
+                <w:kern w:val="2"/>
+                <w:lang w:val="ru-RU" w:eastAsia="ru-RU"/>
+                <w14:ligatures w14:val="standardContextual"/>
+              </w:rPr>
+              <w:tab/>
+            </w:r>
+            <w:r>
+              <w:rPr>
+                <w:rStyle w:val="afc"/>
+                <w:rFonts w:cs="Times New Roman"/>
+                <w:noProof/>
+                <w:color w:val="000000" w:themeColor="text1"/>
+              </w:rPr>
+              <w:t>Обобщённый алгоритм программы</w:t>
+            </w:r>
+            <w:r>
+              <w:rPr>
+                <w:noProof/>
+                <w:webHidden/>
+              </w:rPr>
+              <w:tab/>
+            </w:r>
+            <w:r>
+              <w:rPr>
+                <w:noProof/>
+                <w:webHidden/>
+              </w:rPr>
+              <w:fldChar w:fldCharType="begin"/>
+            </w:r>
+            <w:r>
+              <w:rPr>
+                <w:noProof/>
+                <w:webHidden/>
+              </w:rPr>
+              <w:instrText xml:space="preserve"> PAGEREF _Toc229734989 \h </w:instrText>
+            </w:r>
+            <w:r>
+              <w:rPr>
+                <w:noProof/>
+                <w:webHidden/>
+              </w:rPr>
+            </w:r>
+            <w:r>
+              <w:rPr>
+                <w:noProof/>
+                <w:webHidden/>
+              </w:rPr>
+              <w:fldChar w:fldCharType="separate"/>
+            </w:r>
+            <w:r>
+              <w:rPr>
+                <w:noProof/>
+                <w:webHidden/>
+              </w:rPr>
+              <w:t>20</w:t>
+            </w:r>
+            <w:r>
+              <w:rPr>
+                <w:noProof/>
+                <w:webHidden/>
+              </w:rPr>
+              <w:fldChar w:fldCharType="end"/>
+            </w:r>
+          </w:hyperlink>
+        </w:p>
+        <w:p>
+          <w:pPr>
+            <w:pStyle w:val="11"/>
+            <w:rPr>
+              <w:noProof/>
+              <w:kern w:val="2"/>
+              <w:lang w:val="ru-RU" w:eastAsia="ru-RU"/>
+              <w14:ligatures w14:val="standardContextual"/>
+            </w:rPr>
+          </w:pPr>
+          <w:hyperlink w:anchor="_Toc229734990" w:history="1">
+            <w:r>
+              <w:rPr>
+                <w:rStyle w:val="afc"/>
+                <w:rFonts w:cs="Times New Roman"/>
+                <w:noProof/>
+                <w:color w:val="000000" w:themeColor="text1"/>
+              </w:rPr>
+              <w:t>Приложение А (обязательное)</w:t>
+            </w:r>
+            <w:r>
+              <w:rPr>
+                <w:noProof/>
+                <w:webHidden/>
+              </w:rPr>
+              <w:tab/>
+            </w:r>
+            <w:r>
+              <w:rPr>
+                <w:noProof/>
+                <w:webHidden/>
+              </w:rPr>
+              <w:fldChar w:fldCharType="begin"/>
+            </w:r>
+            <w:r>
+              <w:rPr>
+                <w:noProof/>
+                <w:webHidden/>
+              </w:rPr>
+              <w:instrText xml:space="preserve"> PAGEREF _Toc229734990 \h </w:instrText>
+            </w:r>
+            <w:r>
+              <w:rPr>
+                <w:noProof/>
+                <w:webHidden/>
+              </w:rPr>
+            </w:r>
+            <w:r>
+              <w:rPr>
+                <w:noProof/>
+                <w:webHidden/>
+              </w:rPr>
+              <w:fldChar w:fldCharType="separate"/>
+            </w:r>
+            <w:r>
+              <w:rPr>
+                <w:noProof/>
+                <w:webHidden/>
+              </w:rPr>
+              <w:t>22</w:t>
+            </w:r>
+            <w:r>
+              <w:rPr>
+                <w:noProof/>
+                <w:webHidden/>
+              </w:rPr>
+              <w:fldChar w:fldCharType="end"/>
+            </w:r>
+          </w:hyperlink>
+        </w:p>
+        <w:p>
+          <w:pPr>
+            <w:ind w:firstLine="0"/>
+          </w:pPr>
+          <w:r>
+            <w:rPr>
+              <w:rFonts w:cs="Times New Roman"/>
+              <w:b/>
+              <w:bCs/>
+              <w:color w:val="000000" w:themeColor="text1"/>
+            </w:rPr>
+            <w:fldChar w:fldCharType="end"/>
+          </w:r>
+        </w:p>
+      </w:sdtContent>
+    </w:sdt>
+    <w:p>
+      <w:pPr>
+        <w:tabs>
+          <w:tab w:val="left" w:pos="993"/>
+        </w:tabs>
+        <w:ind w:firstLine="0"/>
+      </w:pPr>
+    </w:p>
+    <w:p>
+      <w:pPr>
+        <w:pStyle w:val="a"/>
+        <w:tabs>
+          <w:tab w:val="clear" w:pos="720"/>
+        </w:tabs>
+        <w:ind w:left="0" w:firstLine="709"/>
+        <w:outlineLvl w:val="0"/>
         <w:rPr>
           <w:rFonts w:eastAsiaTheme="minorEastAsia"/>
         </w:rPr>
       </w:pPr>
       <w:r>
+        <w:br w:type="page"/>
+      </w:r>
+      <w:bookmarkStart w:id="0" w:name="_Toc229734880"/>
+      <w:bookmarkStart w:id="1" w:name="_Toc229734969"/>
+      <w:r>
+        <w:rPr>
+          <w:rFonts w:eastAsiaTheme="minorEastAsia"/>
+          <w:highlight w:val="yellow"/>
+        </w:rPr>
         <w:lastRenderedPageBreak/>
-        <w:br w:type="page"/>
-      </w:r>
-      <w:proofErr w:type="spellStart"/>
-      <w:r>
-        <w:rPr>
-          <w:rFonts w:eastAsiaTheme="minorEastAsia"/>
-        </w:rPr>
-        <w:lastRenderedPageBreak/>
-        <w:t>Внешние</w:t>
-      </w:r>
-      <w:proofErr w:type="spellEnd"/>
-      <w:r>
-        <w:rPr>
-          <w:rFonts w:eastAsiaTheme="minorEastAsia"/>
-        </w:rPr>
-        <w:t xml:space="preserve"> спецификации</w:t>
-      </w:r>
+        <w:t>Внешние спецификации</w:t>
+      </w:r>
+      <w:bookmarkEnd w:id="0"/>
+      <w:bookmarkEnd w:id="1"/>
     </w:p>
     <w:p>
       <w:pPr>
         <w:pStyle w:val="2"/>
-      </w:pPr>
-      <w:r>
+        <w:rPr>
+          <w:highlight w:val="yellow"/>
+        </w:rPr>
+      </w:pPr>
+      <w:bookmarkStart w:id="2" w:name="_Toc229734881"/>
+      <w:bookmarkStart w:id="3" w:name="_Toc229734970"/>
+      <w:r>
+        <w:rPr>
+          <w:highlight w:val="yellow"/>
+        </w:rPr>
         <w:t>Наименование задачи</w:t>
       </w:r>
+      <w:bookmarkEnd w:id="2"/>
+      <w:bookmarkEnd w:id="3"/>
     </w:p>
     <w:p>
       <w:pPr>
@@ -475,9 +2447,13 @@
       <w:pPr>
         <w:pStyle w:val="2"/>
       </w:pPr>
+      <w:bookmarkStart w:id="4" w:name="_Toc229734882"/>
+      <w:bookmarkStart w:id="5" w:name="_Toc229734971"/>
       <w:r>
         <w:t>Словесное описание задачи</w:t>
       </w:r>
+      <w:bookmarkEnd w:id="4"/>
+      <w:bookmarkEnd w:id="5"/>
     </w:p>
     <w:p>
       <w:pPr>
@@ -559,18 +2535,26 @@
       <w:pPr>
         <w:pStyle w:val="2"/>
       </w:pPr>
+      <w:bookmarkStart w:id="6" w:name="_Toc229734883"/>
+      <w:bookmarkStart w:id="7" w:name="_Toc229734972"/>
       <w:r>
         <w:lastRenderedPageBreak/>
         <w:t>Внешняя спецификация данных</w:t>
       </w:r>
+      <w:bookmarkEnd w:id="6"/>
+      <w:bookmarkEnd w:id="7"/>
     </w:p>
     <w:p>
       <w:pPr>
         <w:pStyle w:val="3"/>
       </w:pPr>
+      <w:bookmarkStart w:id="8" w:name="_Toc229734884"/>
+      <w:bookmarkStart w:id="9" w:name="_Toc229734973"/>
       <w:r>
         <w:t>Данные как объекты внешнего мира</w:t>
       </w:r>
+      <w:bookmarkEnd w:id="8"/>
+      <w:bookmarkEnd w:id="9"/>
     </w:p>
     <w:p>
       <w:pPr>
@@ -602,49 +2586,85 @@
             <w:pPr>
               <w:pStyle w:val="Maintable"/>
             </w:pPr>
-            <w:r>
-              <w:t>Объект внешнего мира</w:t>
-            </w:r>
-          </w:p>
-        </w:tc>
-        <w:tc>
-          <w:tcPr>
-            <w:tcW w:w="0" w:type="auto"/>
-            <w:hideMark/>
-          </w:tcPr>
-          <w:p>
-            <w:pPr>
-              <w:pStyle w:val="Maintable"/>
-            </w:pPr>
+            <w:proofErr w:type="spellStart"/>
+            <w:r>
+              <w:t>Объект</w:t>
+            </w:r>
+            <w:proofErr w:type="spellEnd"/>
+            <w:r>
+              <w:t xml:space="preserve"> </w:t>
+            </w:r>
+            <w:proofErr w:type="spellStart"/>
+            <w:r>
+              <w:t>внешнего</w:t>
+            </w:r>
+            <w:proofErr w:type="spellEnd"/>
+            <w:r>
+              <w:t xml:space="preserve"> </w:t>
+            </w:r>
+            <w:proofErr w:type="spellStart"/>
+            <w:r>
+              <w:t>мира</w:t>
+            </w:r>
+            <w:proofErr w:type="spellEnd"/>
+          </w:p>
+        </w:tc>
+        <w:tc>
+          <w:tcPr>
+            <w:tcW w:w="0" w:type="auto"/>
+            <w:hideMark/>
+          </w:tcPr>
+          <w:p>
+            <w:pPr>
+              <w:pStyle w:val="Maintable"/>
+            </w:pPr>
+            <w:proofErr w:type="spellStart"/>
             <w:r>
               <w:t>Описание</w:t>
             </w:r>
-          </w:p>
-        </w:tc>
-        <w:tc>
-          <w:tcPr>
-            <w:tcW w:w="0" w:type="auto"/>
-            <w:hideMark/>
-          </w:tcPr>
-          <w:p>
-            <w:pPr>
-              <w:pStyle w:val="Maintable"/>
-            </w:pPr>
-            <w:r>
-              <w:t>Основные свойства</w:t>
-            </w:r>
-          </w:p>
-        </w:tc>
-        <w:tc>
-          <w:tcPr>
-            <w:tcW w:w="0" w:type="auto"/>
-            <w:hideMark/>
-          </w:tcPr>
-          <w:p>
-            <w:pPr>
-              <w:pStyle w:val="Maintable"/>
-            </w:pPr>
-            <w:r>
+            <w:proofErr w:type="spellEnd"/>
+          </w:p>
+        </w:tc>
+        <w:tc>
+          <w:tcPr>
+            <w:tcW w:w="0" w:type="auto"/>
+            <w:hideMark/>
+          </w:tcPr>
+          <w:p>
+            <w:pPr>
+              <w:pStyle w:val="Maintable"/>
+            </w:pPr>
+            <w:proofErr w:type="spellStart"/>
+            <w:r>
+              <w:t>Основные</w:t>
+            </w:r>
+            <w:proofErr w:type="spellEnd"/>
+            <w:r>
+              <w:t xml:space="preserve"> </w:t>
+            </w:r>
+            <w:proofErr w:type="spellStart"/>
+            <w:r>
+              <w:t>свойства</w:t>
+            </w:r>
+            <w:proofErr w:type="spellEnd"/>
+          </w:p>
+        </w:tc>
+        <w:tc>
+          <w:tcPr>
+            <w:tcW w:w="0" w:type="auto"/>
+            <w:hideMark/>
+          </w:tcPr>
+          <w:p>
+            <w:pPr>
+              <w:pStyle w:val="Maintable"/>
+              <w:rPr>
+                <w:lang w:val="ru-RU"/>
+              </w:rPr>
+            </w:pPr>
+            <w:r>
+              <w:rPr>
+                <w:lang w:val="ru-RU"/>
+              </w:rPr>
               <w:t>Связь между объектами или внутри объекта</w:t>
             </w:r>
           </w:p>
@@ -660,21 +2680,29 @@
             <w:pPr>
               <w:pStyle w:val="Maintable"/>
             </w:pPr>
+            <w:proofErr w:type="spellStart"/>
             <w:r>
               <w:t>Пользователь</w:t>
             </w:r>
-          </w:p>
-        </w:tc>
-        <w:tc>
-          <w:tcPr>
-            <w:tcW w:w="0" w:type="auto"/>
-            <w:hideMark/>
-          </w:tcPr>
-          <w:p>
-            <w:pPr>
-              <w:pStyle w:val="Maintable"/>
-            </w:pPr>
-            <w:r>
+            <w:proofErr w:type="spellEnd"/>
+          </w:p>
+        </w:tc>
+        <w:tc>
+          <w:tcPr>
+            <w:tcW w:w="0" w:type="auto"/>
+            <w:hideMark/>
+          </w:tcPr>
+          <w:p>
+            <w:pPr>
+              <w:pStyle w:val="Maintable"/>
+              <w:rPr>
+                <w:lang w:val="ru-RU"/>
+              </w:rPr>
+            </w:pPr>
+            <w:r>
+              <w:rPr>
+                <w:lang w:val="ru-RU"/>
+              </w:rPr>
               <w:t>Сотрудник организации, взаимодействующий с системой</w:t>
             </w:r>
           </w:p>
@@ -687,8 +2715,14 @@
           <w:p>
             <w:pPr>
               <w:pStyle w:val="Maintable"/>
-            </w:pPr>
-            <w:r>
+              <w:rPr>
+                <w:lang w:val="ru-RU"/>
+              </w:rPr>
+            </w:pPr>
+            <w:r>
+              <w:rPr>
+                <w:lang w:val="ru-RU"/>
+              </w:rPr>
               <w:t>идентификатор, ФИО, должность, логин, пароль, роль</w:t>
             </w:r>
           </w:p>
@@ -701,8 +2735,14 @@
           <w:p>
             <w:pPr>
               <w:pStyle w:val="Maintable"/>
-            </w:pPr>
-            <w:r>
+              <w:rPr>
+                <w:lang w:val="ru-RU"/>
+              </w:rPr>
+            </w:pPr>
+            <w:r>
+              <w:rPr>
+                <w:lang w:val="ru-RU"/>
+              </w:rPr>
               <w:t>создаёт, получает и исполняет поручения</w:t>
             </w:r>
           </w:p>
@@ -718,51 +2758,115 @@
             <w:pPr>
               <w:pStyle w:val="Maintable"/>
             </w:pPr>
+            <w:proofErr w:type="spellStart"/>
             <w:r>
               <w:t>Роль</w:t>
             </w:r>
-          </w:p>
-        </w:tc>
-        <w:tc>
-          <w:tcPr>
-            <w:tcW w:w="0" w:type="auto"/>
-            <w:hideMark/>
-          </w:tcPr>
-          <w:p>
-            <w:pPr>
-              <w:pStyle w:val="Maintable"/>
-            </w:pPr>
-            <w:r>
-              <w:t>Набор прав доступа пользователя</w:t>
-            </w:r>
-          </w:p>
-        </w:tc>
-        <w:tc>
-          <w:tcPr>
-            <w:tcW w:w="0" w:type="auto"/>
-            <w:hideMark/>
-          </w:tcPr>
-          <w:p>
-            <w:pPr>
-              <w:pStyle w:val="Maintable"/>
-            </w:pPr>
-            <w:r>
-              <w:t>наименование роли, перечень разрешений</w:t>
-            </w:r>
-          </w:p>
-        </w:tc>
-        <w:tc>
-          <w:tcPr>
-            <w:tcW w:w="0" w:type="auto"/>
-            <w:hideMark/>
-          </w:tcPr>
-          <w:p>
-            <w:pPr>
-              <w:pStyle w:val="Maintable"/>
-            </w:pPr>
-            <w:r>
-              <w:t>назначается пользователю</w:t>
-            </w:r>
+            <w:proofErr w:type="spellEnd"/>
+          </w:p>
+        </w:tc>
+        <w:tc>
+          <w:tcPr>
+            <w:tcW w:w="0" w:type="auto"/>
+            <w:hideMark/>
+          </w:tcPr>
+          <w:p>
+            <w:pPr>
+              <w:pStyle w:val="Maintable"/>
+            </w:pPr>
+            <w:proofErr w:type="spellStart"/>
+            <w:r>
+              <w:t>Набор</w:t>
+            </w:r>
+            <w:proofErr w:type="spellEnd"/>
+            <w:r>
+              <w:t xml:space="preserve"> </w:t>
+            </w:r>
+            <w:proofErr w:type="spellStart"/>
+            <w:r>
+              <w:t>прав</w:t>
+            </w:r>
+            <w:proofErr w:type="spellEnd"/>
+            <w:r>
+              <w:t xml:space="preserve"> </w:t>
+            </w:r>
+            <w:proofErr w:type="spellStart"/>
+            <w:r>
+              <w:t>доступа</w:t>
+            </w:r>
+            <w:proofErr w:type="spellEnd"/>
+            <w:r>
+              <w:t xml:space="preserve"> </w:t>
+            </w:r>
+            <w:proofErr w:type="spellStart"/>
+            <w:r>
+              <w:t>пользователя</w:t>
+            </w:r>
+            <w:proofErr w:type="spellEnd"/>
+          </w:p>
+        </w:tc>
+        <w:tc>
+          <w:tcPr>
+            <w:tcW w:w="0" w:type="auto"/>
+            <w:hideMark/>
+          </w:tcPr>
+          <w:p>
+            <w:pPr>
+              <w:pStyle w:val="Maintable"/>
+            </w:pPr>
+            <w:proofErr w:type="spellStart"/>
+            <w:r>
+              <w:t>наименование</w:t>
+            </w:r>
+            <w:proofErr w:type="spellEnd"/>
+            <w:r>
+              <w:t xml:space="preserve"> </w:t>
+            </w:r>
+            <w:proofErr w:type="spellStart"/>
+            <w:r>
+              <w:t>роли</w:t>
+            </w:r>
+            <w:proofErr w:type="spellEnd"/>
+            <w:r>
+              <w:t xml:space="preserve">, </w:t>
+            </w:r>
+            <w:proofErr w:type="spellStart"/>
+            <w:r>
+              <w:t>перечень</w:t>
+            </w:r>
+            <w:proofErr w:type="spellEnd"/>
+            <w:r>
+              <w:t xml:space="preserve"> </w:t>
+            </w:r>
+            <w:proofErr w:type="spellStart"/>
+            <w:r>
+              <w:t>разрешений</w:t>
+            </w:r>
+            <w:proofErr w:type="spellEnd"/>
+          </w:p>
+        </w:tc>
+        <w:tc>
+          <w:tcPr>
+            <w:tcW w:w="0" w:type="auto"/>
+            <w:hideMark/>
+          </w:tcPr>
+          <w:p>
+            <w:pPr>
+              <w:pStyle w:val="Maintable"/>
+            </w:pPr>
+            <w:proofErr w:type="spellStart"/>
+            <w:r>
+              <w:t>назначается</w:t>
+            </w:r>
+            <w:proofErr w:type="spellEnd"/>
+            <w:r>
+              <w:t xml:space="preserve"> </w:t>
+            </w:r>
+            <w:proofErr w:type="spellStart"/>
+            <w:r>
+              <w:t>пользователю</w:t>
+            </w:r>
+            <w:proofErr w:type="spellEnd"/>
           </w:p>
         </w:tc>
       </w:tr>
@@ -776,51 +2880,91 @@
             <w:pPr>
               <w:pStyle w:val="Maintable"/>
             </w:pPr>
+            <w:proofErr w:type="spellStart"/>
             <w:r>
               <w:t>Подразделение</w:t>
             </w:r>
-          </w:p>
-        </w:tc>
-        <w:tc>
-          <w:tcPr>
-            <w:tcW w:w="0" w:type="auto"/>
-            <w:hideMark/>
-          </w:tcPr>
-          <w:p>
-            <w:pPr>
-              <w:pStyle w:val="Maintable"/>
-            </w:pPr>
-            <w:r>
-              <w:t>Структурная единица организации</w:t>
-            </w:r>
-          </w:p>
-        </w:tc>
-        <w:tc>
-          <w:tcPr>
-            <w:tcW w:w="0" w:type="auto"/>
-            <w:hideMark/>
-          </w:tcPr>
-          <w:p>
-            <w:pPr>
-              <w:pStyle w:val="Maintable"/>
-            </w:pPr>
-            <w:r>
-              <w:t>наименование, идентификатор</w:t>
-            </w:r>
-          </w:p>
-        </w:tc>
-        <w:tc>
-          <w:tcPr>
-            <w:tcW w:w="0" w:type="auto"/>
-            <w:hideMark/>
-          </w:tcPr>
-          <w:p>
-            <w:pPr>
-              <w:pStyle w:val="Maintable"/>
-            </w:pPr>
-            <w:r>
-              <w:t>включает пользователей</w:t>
-            </w:r>
+            <w:proofErr w:type="spellEnd"/>
+          </w:p>
+        </w:tc>
+        <w:tc>
+          <w:tcPr>
+            <w:tcW w:w="0" w:type="auto"/>
+            <w:hideMark/>
+          </w:tcPr>
+          <w:p>
+            <w:pPr>
+              <w:pStyle w:val="Maintable"/>
+            </w:pPr>
+            <w:proofErr w:type="spellStart"/>
+            <w:r>
+              <w:t>Структурная</w:t>
+            </w:r>
+            <w:proofErr w:type="spellEnd"/>
+            <w:r>
+              <w:t xml:space="preserve"> </w:t>
+            </w:r>
+            <w:proofErr w:type="spellStart"/>
+            <w:r>
+              <w:t>единица</w:t>
+            </w:r>
+            <w:proofErr w:type="spellEnd"/>
+            <w:r>
+              <w:t xml:space="preserve"> </w:t>
+            </w:r>
+            <w:proofErr w:type="spellStart"/>
+            <w:r>
+              <w:t>организации</w:t>
+            </w:r>
+            <w:proofErr w:type="spellEnd"/>
+          </w:p>
+        </w:tc>
+        <w:tc>
+          <w:tcPr>
+            <w:tcW w:w="0" w:type="auto"/>
+            <w:hideMark/>
+          </w:tcPr>
+          <w:p>
+            <w:pPr>
+              <w:pStyle w:val="Maintable"/>
+            </w:pPr>
+            <w:proofErr w:type="spellStart"/>
+            <w:r>
+              <w:t>наименование</w:t>
+            </w:r>
+            <w:proofErr w:type="spellEnd"/>
+            <w:r>
+              <w:t xml:space="preserve">, </w:t>
+            </w:r>
+            <w:proofErr w:type="spellStart"/>
+            <w:r>
+              <w:t>идентификатор</w:t>
+            </w:r>
+            <w:proofErr w:type="spellEnd"/>
+          </w:p>
+        </w:tc>
+        <w:tc>
+          <w:tcPr>
+            <w:tcW w:w="0" w:type="auto"/>
+            <w:hideMark/>
+          </w:tcPr>
+          <w:p>
+            <w:pPr>
+              <w:pStyle w:val="Maintable"/>
+            </w:pPr>
+            <w:proofErr w:type="spellStart"/>
+            <w:r>
+              <w:t>включает</w:t>
+            </w:r>
+            <w:proofErr w:type="spellEnd"/>
+            <w:r>
+              <w:t xml:space="preserve"> </w:t>
+            </w:r>
+            <w:proofErr w:type="spellStart"/>
+            <w:r>
+              <w:t>пользователей</w:t>
+            </w:r>
+            <w:proofErr w:type="spellEnd"/>
           </w:p>
         </w:tc>
       </w:tr>
@@ -834,21 +2978,29 @@
             <w:pPr>
               <w:pStyle w:val="Maintable"/>
             </w:pPr>
+            <w:proofErr w:type="spellStart"/>
             <w:r>
               <w:t>Поручение</w:t>
             </w:r>
-          </w:p>
-        </w:tc>
-        <w:tc>
-          <w:tcPr>
-            <w:tcW w:w="0" w:type="auto"/>
-            <w:hideMark/>
-          </w:tcPr>
-          <w:p>
-            <w:pPr>
-              <w:pStyle w:val="Maintable"/>
-            </w:pPr>
-            <w:r>
+            <w:proofErr w:type="spellEnd"/>
+          </w:p>
+        </w:tc>
+        <w:tc>
+          <w:tcPr>
+            <w:tcW w:w="0" w:type="auto"/>
+            <w:hideMark/>
+          </w:tcPr>
+          <w:p>
+            <w:pPr>
+              <w:pStyle w:val="Maintable"/>
+              <w:rPr>
+                <w:lang w:val="ru-RU"/>
+              </w:rPr>
+            </w:pPr>
+            <w:r>
+              <w:rPr>
+                <w:lang w:val="ru-RU"/>
+              </w:rPr>
               <w:t>Задача, создаваемая руководителем или уполномоченным сотрудником</w:t>
             </w:r>
           </w:p>
@@ -861,8 +3013,14 @@
           <w:p>
             <w:pPr>
               <w:pStyle w:val="Maintable"/>
-            </w:pPr>
-            <w:r>
+              <w:rPr>
+                <w:lang w:val="ru-RU"/>
+              </w:rPr>
+            </w:pPr>
+            <w:r>
+              <w:rPr>
+                <w:lang w:val="ru-RU"/>
+              </w:rPr>
               <w:t>заголовок, описание, дата создания, срок исполнения, приоритет, статус</w:t>
             </w:r>
           </w:p>
@@ -876,9 +3034,19 @@
             <w:pPr>
               <w:pStyle w:val="Maintable"/>
             </w:pPr>
-            <w:r>
-              <w:t>назначается исполнителю</w:t>
-            </w:r>
+            <w:proofErr w:type="spellStart"/>
+            <w:r>
+              <w:t>назначается</w:t>
+            </w:r>
+            <w:proofErr w:type="spellEnd"/>
+            <w:r>
+              <w:t xml:space="preserve"> </w:t>
+            </w:r>
+            <w:proofErr w:type="spellStart"/>
+            <w:r>
+              <w:t>исполнителю</w:t>
+            </w:r>
+            <w:proofErr w:type="spellEnd"/>
           </w:p>
         </w:tc>
       </w:tr>
@@ -892,21 +3060,29 @@
             <w:pPr>
               <w:pStyle w:val="Maintable"/>
             </w:pPr>
+            <w:proofErr w:type="spellStart"/>
             <w:r>
               <w:t>Исполнитель</w:t>
             </w:r>
-          </w:p>
-        </w:tc>
-        <w:tc>
-          <w:tcPr>
-            <w:tcW w:w="0" w:type="auto"/>
-            <w:hideMark/>
-          </w:tcPr>
-          <w:p>
-            <w:pPr>
-              <w:pStyle w:val="Maintable"/>
-            </w:pPr>
-            <w:r>
+            <w:proofErr w:type="spellEnd"/>
+          </w:p>
+        </w:tc>
+        <w:tc>
+          <w:tcPr>
+            <w:tcW w:w="0" w:type="auto"/>
+            <w:hideMark/>
+          </w:tcPr>
+          <w:p>
+            <w:pPr>
+              <w:pStyle w:val="Maintable"/>
+              <w:rPr>
+                <w:lang w:val="ru-RU"/>
+              </w:rPr>
+            </w:pPr>
+            <w:r>
+              <w:rPr>
+                <w:lang w:val="ru-RU"/>
+              </w:rPr>
               <w:t>Пользователь, ответственный за выполнение поручения</w:t>
             </w:r>
           </w:p>
@@ -920,23 +3096,51 @@
             <w:pPr>
               <w:pStyle w:val="Maintable"/>
             </w:pPr>
-            <w:r>
-              <w:t>пользователь, дата назначения</w:t>
-            </w:r>
-          </w:p>
-        </w:tc>
-        <w:tc>
-          <w:tcPr>
-            <w:tcW w:w="0" w:type="auto"/>
-            <w:hideMark/>
-          </w:tcPr>
-          <w:p>
-            <w:pPr>
-              <w:pStyle w:val="Maintable"/>
-            </w:pPr>
-            <w:r>
-              <w:t>связан с поручением</w:t>
-            </w:r>
+            <w:proofErr w:type="spellStart"/>
+            <w:r>
+              <w:t>пользователь</w:t>
+            </w:r>
+            <w:proofErr w:type="spellEnd"/>
+            <w:r>
+              <w:t xml:space="preserve">, </w:t>
+            </w:r>
+            <w:proofErr w:type="spellStart"/>
+            <w:r>
+              <w:t>дата</w:t>
+            </w:r>
+            <w:proofErr w:type="spellEnd"/>
+            <w:r>
+              <w:t xml:space="preserve"> </w:t>
+            </w:r>
+            <w:proofErr w:type="spellStart"/>
+            <w:r>
+              <w:t>назначения</w:t>
+            </w:r>
+            <w:proofErr w:type="spellEnd"/>
+          </w:p>
+        </w:tc>
+        <w:tc>
+          <w:tcPr>
+            <w:tcW w:w="0" w:type="auto"/>
+            <w:hideMark/>
+          </w:tcPr>
+          <w:p>
+            <w:pPr>
+              <w:pStyle w:val="Maintable"/>
+            </w:pPr>
+            <w:proofErr w:type="spellStart"/>
+            <w:r>
+              <w:t>связан</w:t>
+            </w:r>
+            <w:proofErr w:type="spellEnd"/>
+            <w:r>
+              <w:t xml:space="preserve"> с </w:t>
+            </w:r>
+            <w:proofErr w:type="spellStart"/>
+            <w:r>
+              <w:t>поручением</w:t>
+            </w:r>
+            <w:proofErr w:type="spellEnd"/>
           </w:p>
         </w:tc>
       </w:tr>
@@ -950,35 +3154,77 @@
             <w:pPr>
               <w:pStyle w:val="Maintable"/>
             </w:pPr>
-            <w:r>
-              <w:t>Статус поручения</w:t>
-            </w:r>
-          </w:p>
-        </w:tc>
-        <w:tc>
-          <w:tcPr>
-            <w:tcW w:w="0" w:type="auto"/>
-            <w:hideMark/>
-          </w:tcPr>
-          <w:p>
-            <w:pPr>
-              <w:pStyle w:val="Maintable"/>
-            </w:pPr>
-            <w:r>
-              <w:t>Текущее состояние выполнения задачи</w:t>
-            </w:r>
-          </w:p>
-        </w:tc>
-        <w:tc>
-          <w:tcPr>
-            <w:tcW w:w="0" w:type="auto"/>
-            <w:hideMark/>
-          </w:tcPr>
-          <w:p>
-            <w:pPr>
-              <w:pStyle w:val="Maintable"/>
-            </w:pPr>
-            <w:r>
+            <w:proofErr w:type="spellStart"/>
+            <w:r>
+              <w:t>Статус</w:t>
+            </w:r>
+            <w:proofErr w:type="spellEnd"/>
+            <w:r>
+              <w:t xml:space="preserve"> </w:t>
+            </w:r>
+            <w:proofErr w:type="spellStart"/>
+            <w:r>
+              <w:t>поручения</w:t>
+            </w:r>
+            <w:proofErr w:type="spellEnd"/>
+          </w:p>
+        </w:tc>
+        <w:tc>
+          <w:tcPr>
+            <w:tcW w:w="0" w:type="auto"/>
+            <w:hideMark/>
+          </w:tcPr>
+          <w:p>
+            <w:pPr>
+              <w:pStyle w:val="Maintable"/>
+            </w:pPr>
+            <w:proofErr w:type="spellStart"/>
+            <w:r>
+              <w:t>Текущее</w:t>
+            </w:r>
+            <w:proofErr w:type="spellEnd"/>
+            <w:r>
+              <w:t xml:space="preserve"> </w:t>
+            </w:r>
+            <w:proofErr w:type="spellStart"/>
+            <w:r>
+              <w:t>состояние</w:t>
+            </w:r>
+            <w:proofErr w:type="spellEnd"/>
+            <w:r>
+              <w:t xml:space="preserve"> </w:t>
+            </w:r>
+            <w:proofErr w:type="spellStart"/>
+            <w:r>
+              <w:t>выполнения</w:t>
+            </w:r>
+            <w:proofErr w:type="spellEnd"/>
+            <w:r>
+              <w:t xml:space="preserve"> </w:t>
+            </w:r>
+            <w:proofErr w:type="spellStart"/>
+            <w:r>
+              <w:t>задачи</w:t>
+            </w:r>
+            <w:proofErr w:type="spellEnd"/>
+          </w:p>
+        </w:tc>
+        <w:tc>
+          <w:tcPr>
+            <w:tcW w:w="0" w:type="auto"/>
+            <w:hideMark/>
+          </w:tcPr>
+          <w:p>
+            <w:pPr>
+              <w:pStyle w:val="Maintable"/>
+              <w:rPr>
+                <w:lang w:val="ru-RU"/>
+              </w:rPr>
+            </w:pPr>
+            <w:r>
+              <w:rPr>
+                <w:lang w:val="ru-RU"/>
+              </w:rPr>
               <w:t>новое, в работе, выполнено, просрочено, отменено</w:t>
             </w:r>
           </w:p>
@@ -991,8 +3237,14 @@
           <w:p>
             <w:pPr>
               <w:pStyle w:val="Maintable"/>
-            </w:pPr>
-            <w:r>
+              <w:rPr>
+                <w:lang w:val="ru-RU"/>
+              </w:rPr>
+            </w:pPr>
+            <w:r>
+              <w:rPr>
+                <w:lang w:val="ru-RU"/>
+              </w:rPr>
               <w:t>определяет этап жизненного цикла поручения</w:t>
             </w:r>
           </w:p>
@@ -1008,51 +3260,107 @@
             <w:pPr>
               <w:pStyle w:val="Maintable"/>
             </w:pPr>
+            <w:proofErr w:type="spellStart"/>
             <w:r>
               <w:t>Приоритет</w:t>
             </w:r>
-          </w:p>
-        </w:tc>
-        <w:tc>
-          <w:tcPr>
-            <w:tcW w:w="0" w:type="auto"/>
-            <w:hideMark/>
-          </w:tcPr>
-          <w:p>
-            <w:pPr>
-              <w:pStyle w:val="Maintable"/>
-            </w:pPr>
-            <w:r>
-              <w:t>Уровень важности поручения</w:t>
-            </w:r>
-          </w:p>
-        </w:tc>
-        <w:tc>
-          <w:tcPr>
-            <w:tcW w:w="0" w:type="auto"/>
-            <w:hideMark/>
-          </w:tcPr>
-          <w:p>
-            <w:pPr>
-              <w:pStyle w:val="Maintable"/>
-            </w:pPr>
-            <w:r>
-              <w:t>низкий, средний, высокий, критический</w:t>
-            </w:r>
-          </w:p>
-        </w:tc>
-        <w:tc>
-          <w:tcPr>
-            <w:tcW w:w="0" w:type="auto"/>
-            <w:hideMark/>
-          </w:tcPr>
-          <w:p>
-            <w:pPr>
-              <w:pStyle w:val="Maintable"/>
-            </w:pPr>
-            <w:r>
-              <w:t>назначается поручению</w:t>
-            </w:r>
+            <w:proofErr w:type="spellEnd"/>
+          </w:p>
+        </w:tc>
+        <w:tc>
+          <w:tcPr>
+            <w:tcW w:w="0" w:type="auto"/>
+            <w:hideMark/>
+          </w:tcPr>
+          <w:p>
+            <w:pPr>
+              <w:pStyle w:val="Maintable"/>
+            </w:pPr>
+            <w:proofErr w:type="spellStart"/>
+            <w:r>
+              <w:t>Уровень</w:t>
+            </w:r>
+            <w:proofErr w:type="spellEnd"/>
+            <w:r>
+              <w:t xml:space="preserve"> </w:t>
+            </w:r>
+            <w:proofErr w:type="spellStart"/>
+            <w:r>
+              <w:t>важности</w:t>
+            </w:r>
+            <w:proofErr w:type="spellEnd"/>
+            <w:r>
+              <w:t xml:space="preserve"> </w:t>
+            </w:r>
+            <w:proofErr w:type="spellStart"/>
+            <w:r>
+              <w:t>поручения</w:t>
+            </w:r>
+            <w:proofErr w:type="spellEnd"/>
+          </w:p>
+        </w:tc>
+        <w:tc>
+          <w:tcPr>
+            <w:tcW w:w="0" w:type="auto"/>
+            <w:hideMark/>
+          </w:tcPr>
+          <w:p>
+            <w:pPr>
+              <w:pStyle w:val="Maintable"/>
+            </w:pPr>
+            <w:proofErr w:type="spellStart"/>
+            <w:r>
+              <w:t>низкий</w:t>
+            </w:r>
+            <w:proofErr w:type="spellEnd"/>
+            <w:r>
+              <w:t xml:space="preserve">, </w:t>
+            </w:r>
+            <w:proofErr w:type="spellStart"/>
+            <w:r>
+              <w:t>средний</w:t>
+            </w:r>
+            <w:proofErr w:type="spellEnd"/>
+            <w:r>
+              <w:t xml:space="preserve">, </w:t>
+            </w:r>
+            <w:proofErr w:type="spellStart"/>
+            <w:r>
+              <w:t>высокий</w:t>
+            </w:r>
+            <w:proofErr w:type="spellEnd"/>
+            <w:r>
+              <w:t xml:space="preserve">, </w:t>
+            </w:r>
+            <w:proofErr w:type="spellStart"/>
+            <w:r>
+              <w:t>критический</w:t>
+            </w:r>
+            <w:proofErr w:type="spellEnd"/>
+          </w:p>
+        </w:tc>
+        <w:tc>
+          <w:tcPr>
+            <w:tcW w:w="0" w:type="auto"/>
+            <w:hideMark/>
+          </w:tcPr>
+          <w:p>
+            <w:pPr>
+              <w:pStyle w:val="Maintable"/>
+            </w:pPr>
+            <w:proofErr w:type="spellStart"/>
+            <w:r>
+              <w:t>назначается</w:t>
+            </w:r>
+            <w:proofErr w:type="spellEnd"/>
+            <w:r>
+              <w:t xml:space="preserve"> </w:t>
+            </w:r>
+            <w:proofErr w:type="spellStart"/>
+            <w:r>
+              <w:t>поручению</w:t>
+            </w:r>
+            <w:proofErr w:type="spellEnd"/>
           </w:p>
         </w:tc>
       </w:tr>
@@ -1066,51 +3374,107 @@
             <w:pPr>
               <w:pStyle w:val="Maintable"/>
             </w:pPr>
+            <w:proofErr w:type="spellStart"/>
             <w:r>
               <w:t>Комментарий</w:t>
             </w:r>
-          </w:p>
-        </w:tc>
-        <w:tc>
-          <w:tcPr>
-            <w:tcW w:w="0" w:type="auto"/>
-            <w:hideMark/>
-          </w:tcPr>
-          <w:p>
-            <w:pPr>
-              <w:pStyle w:val="Maintable"/>
-            </w:pPr>
-            <w:r>
-              <w:t>Сообщение, связанное с поручением</w:t>
-            </w:r>
-          </w:p>
-        </w:tc>
-        <w:tc>
-          <w:tcPr>
-            <w:tcW w:w="0" w:type="auto"/>
-            <w:hideMark/>
-          </w:tcPr>
-          <w:p>
-            <w:pPr>
-              <w:pStyle w:val="Maintable"/>
-            </w:pPr>
-            <w:r>
-              <w:t>текст, дата создания, автор</w:t>
-            </w:r>
-          </w:p>
-        </w:tc>
-        <w:tc>
-          <w:tcPr>
-            <w:tcW w:w="0" w:type="auto"/>
-            <w:hideMark/>
-          </w:tcPr>
-          <w:p>
-            <w:pPr>
-              <w:pStyle w:val="Maintable"/>
-            </w:pPr>
-            <w:r>
-              <w:t>принадлежит поручению</w:t>
-            </w:r>
+            <w:proofErr w:type="spellEnd"/>
+          </w:p>
+        </w:tc>
+        <w:tc>
+          <w:tcPr>
+            <w:tcW w:w="0" w:type="auto"/>
+            <w:hideMark/>
+          </w:tcPr>
+          <w:p>
+            <w:pPr>
+              <w:pStyle w:val="Maintable"/>
+            </w:pPr>
+            <w:proofErr w:type="spellStart"/>
+            <w:r>
+              <w:t>Сообщение</w:t>
+            </w:r>
+            <w:proofErr w:type="spellEnd"/>
+            <w:r>
+              <w:t xml:space="preserve">, </w:t>
+            </w:r>
+            <w:proofErr w:type="spellStart"/>
+            <w:r>
+              <w:t>связанное</w:t>
+            </w:r>
+            <w:proofErr w:type="spellEnd"/>
+            <w:r>
+              <w:t xml:space="preserve"> с </w:t>
+            </w:r>
+            <w:proofErr w:type="spellStart"/>
+            <w:r>
+              <w:t>поручением</w:t>
+            </w:r>
+            <w:proofErr w:type="spellEnd"/>
+          </w:p>
+        </w:tc>
+        <w:tc>
+          <w:tcPr>
+            <w:tcW w:w="0" w:type="auto"/>
+            <w:hideMark/>
+          </w:tcPr>
+          <w:p>
+            <w:pPr>
+              <w:pStyle w:val="Maintable"/>
+            </w:pPr>
+            <w:proofErr w:type="spellStart"/>
+            <w:r>
+              <w:t>текст</w:t>
+            </w:r>
+            <w:proofErr w:type="spellEnd"/>
+            <w:r>
+              <w:t xml:space="preserve">, </w:t>
+            </w:r>
+            <w:proofErr w:type="spellStart"/>
+            <w:r>
+              <w:t>дата</w:t>
+            </w:r>
+            <w:proofErr w:type="spellEnd"/>
+            <w:r>
+              <w:t xml:space="preserve"> </w:t>
+            </w:r>
+            <w:proofErr w:type="spellStart"/>
+            <w:r>
+              <w:t>создания</w:t>
+            </w:r>
+            <w:proofErr w:type="spellEnd"/>
+            <w:r>
+              <w:t xml:space="preserve">, </w:t>
+            </w:r>
+            <w:proofErr w:type="spellStart"/>
+            <w:r>
+              <w:t>автор</w:t>
+            </w:r>
+            <w:proofErr w:type="spellEnd"/>
+          </w:p>
+        </w:tc>
+        <w:tc>
+          <w:tcPr>
+            <w:tcW w:w="0" w:type="auto"/>
+            <w:hideMark/>
+          </w:tcPr>
+          <w:p>
+            <w:pPr>
+              <w:pStyle w:val="Maintable"/>
+            </w:pPr>
+            <w:proofErr w:type="spellStart"/>
+            <w:r>
+              <w:t>принадлежит</w:t>
+            </w:r>
+            <w:proofErr w:type="spellEnd"/>
+            <w:r>
+              <w:t xml:space="preserve"> </w:t>
+            </w:r>
+            <w:proofErr w:type="spellStart"/>
+            <w:r>
+              <w:t>поручению</w:t>
+            </w:r>
+            <w:proofErr w:type="spellEnd"/>
           </w:p>
         </w:tc>
       </w:tr>
@@ -1124,51 +3488,131 @@
             <w:pPr>
               <w:pStyle w:val="Maintable"/>
             </w:pPr>
-            <w:r>
-              <w:t>История изменений</w:t>
-            </w:r>
-          </w:p>
-        </w:tc>
-        <w:tc>
-          <w:tcPr>
-            <w:tcW w:w="0" w:type="auto"/>
-            <w:hideMark/>
-          </w:tcPr>
-          <w:p>
-            <w:pPr>
-              <w:pStyle w:val="Maintable"/>
-            </w:pPr>
-            <w:r>
-              <w:t>Журнал изменений состояния поручения</w:t>
-            </w:r>
-          </w:p>
-        </w:tc>
-        <w:tc>
-          <w:tcPr>
-            <w:tcW w:w="0" w:type="auto"/>
-            <w:hideMark/>
-          </w:tcPr>
-          <w:p>
-            <w:pPr>
-              <w:pStyle w:val="Maintable"/>
-            </w:pPr>
-            <w:r>
-              <w:t>дата изменения, пользователь, действие</w:t>
-            </w:r>
-          </w:p>
-        </w:tc>
-        <w:tc>
-          <w:tcPr>
-            <w:tcW w:w="0" w:type="auto"/>
-            <w:hideMark/>
-          </w:tcPr>
-          <w:p>
-            <w:pPr>
-              <w:pStyle w:val="Maintable"/>
-            </w:pPr>
-            <w:r>
-              <w:t>формируется системой автоматически</w:t>
-            </w:r>
+            <w:proofErr w:type="spellStart"/>
+            <w:r>
+              <w:t>История</w:t>
+            </w:r>
+            <w:proofErr w:type="spellEnd"/>
+            <w:r>
+              <w:t xml:space="preserve"> </w:t>
+            </w:r>
+            <w:proofErr w:type="spellStart"/>
+            <w:r>
+              <w:t>изменений</w:t>
+            </w:r>
+            <w:proofErr w:type="spellEnd"/>
+          </w:p>
+        </w:tc>
+        <w:tc>
+          <w:tcPr>
+            <w:tcW w:w="0" w:type="auto"/>
+            <w:hideMark/>
+          </w:tcPr>
+          <w:p>
+            <w:pPr>
+              <w:pStyle w:val="Maintable"/>
+            </w:pPr>
+            <w:proofErr w:type="spellStart"/>
+            <w:r>
+              <w:t>Журнал</w:t>
+            </w:r>
+            <w:proofErr w:type="spellEnd"/>
+            <w:r>
+              <w:t xml:space="preserve"> </w:t>
+            </w:r>
+            <w:proofErr w:type="spellStart"/>
+            <w:r>
+              <w:t>изменений</w:t>
+            </w:r>
+            <w:proofErr w:type="spellEnd"/>
+            <w:r>
+              <w:t xml:space="preserve"> </w:t>
+            </w:r>
+            <w:proofErr w:type="spellStart"/>
+            <w:r>
+              <w:t>состояния</w:t>
+            </w:r>
+            <w:proofErr w:type="spellEnd"/>
+            <w:r>
+              <w:t xml:space="preserve"> </w:t>
+            </w:r>
+            <w:proofErr w:type="spellStart"/>
+            <w:r>
+              <w:t>поручения</w:t>
+            </w:r>
+            <w:proofErr w:type="spellEnd"/>
+          </w:p>
+        </w:tc>
+        <w:tc>
+          <w:tcPr>
+            <w:tcW w:w="0" w:type="auto"/>
+            <w:hideMark/>
+          </w:tcPr>
+          <w:p>
+            <w:pPr>
+              <w:pStyle w:val="Maintable"/>
+            </w:pPr>
+            <w:proofErr w:type="spellStart"/>
+            <w:r>
+              <w:t>дата</w:t>
+            </w:r>
+            <w:proofErr w:type="spellEnd"/>
+            <w:r>
+              <w:t xml:space="preserve"> </w:t>
+            </w:r>
+            <w:proofErr w:type="spellStart"/>
+            <w:r>
+              <w:t>изменения</w:t>
+            </w:r>
+            <w:proofErr w:type="spellEnd"/>
+            <w:r>
+              <w:t xml:space="preserve">, </w:t>
+            </w:r>
+            <w:proofErr w:type="spellStart"/>
+            <w:r>
+              <w:t>пользователь</w:t>
+            </w:r>
+            <w:proofErr w:type="spellEnd"/>
+            <w:r>
+              <w:t xml:space="preserve">, </w:t>
+            </w:r>
+            <w:proofErr w:type="spellStart"/>
+            <w:r>
+              <w:t>действие</w:t>
+            </w:r>
+            <w:proofErr w:type="spellEnd"/>
+          </w:p>
+        </w:tc>
+        <w:tc>
+          <w:tcPr>
+            <w:tcW w:w="0" w:type="auto"/>
+            <w:hideMark/>
+          </w:tcPr>
+          <w:p>
+            <w:pPr>
+              <w:pStyle w:val="Maintable"/>
+            </w:pPr>
+            <w:proofErr w:type="spellStart"/>
+            <w:r>
+              <w:t>формируется</w:t>
+            </w:r>
+            <w:proofErr w:type="spellEnd"/>
+            <w:r>
+              <w:t xml:space="preserve"> </w:t>
+            </w:r>
+            <w:proofErr w:type="spellStart"/>
+            <w:r>
+              <w:t>системой</w:t>
+            </w:r>
+            <w:proofErr w:type="spellEnd"/>
+            <w:r>
+              <w:t xml:space="preserve"> </w:t>
+            </w:r>
+            <w:proofErr w:type="spellStart"/>
+            <w:r>
+              <w:t>автоматически</w:t>
+            </w:r>
+            <w:proofErr w:type="spellEnd"/>
           </w:p>
         </w:tc>
       </w:tr>
@@ -1182,35 +3626,69 @@
             <w:pPr>
               <w:pStyle w:val="Maintable"/>
             </w:pPr>
-            <w:r>
-              <w:t>Событие календаря</w:t>
-            </w:r>
-          </w:p>
-        </w:tc>
-        <w:tc>
-          <w:tcPr>
-            <w:tcW w:w="0" w:type="auto"/>
-            <w:hideMark/>
-          </w:tcPr>
-          <w:p>
-            <w:pPr>
-              <w:pStyle w:val="Maintable"/>
-            </w:pPr>
-            <w:r>
-              <w:t>Запись календарного планирования</w:t>
-            </w:r>
-          </w:p>
-        </w:tc>
-        <w:tc>
-          <w:tcPr>
-            <w:tcW w:w="0" w:type="auto"/>
-            <w:hideMark/>
-          </w:tcPr>
-          <w:p>
-            <w:pPr>
-              <w:pStyle w:val="Maintable"/>
-            </w:pPr>
-            <w:r>
+            <w:proofErr w:type="spellStart"/>
+            <w:r>
+              <w:t>Событие</w:t>
+            </w:r>
+            <w:proofErr w:type="spellEnd"/>
+            <w:r>
+              <w:t xml:space="preserve"> </w:t>
+            </w:r>
+            <w:proofErr w:type="spellStart"/>
+            <w:r>
+              <w:t>календаря</w:t>
+            </w:r>
+            <w:proofErr w:type="spellEnd"/>
+          </w:p>
+        </w:tc>
+        <w:tc>
+          <w:tcPr>
+            <w:tcW w:w="0" w:type="auto"/>
+            <w:hideMark/>
+          </w:tcPr>
+          <w:p>
+            <w:pPr>
+              <w:pStyle w:val="Maintable"/>
+            </w:pPr>
+            <w:proofErr w:type="spellStart"/>
+            <w:r>
+              <w:t>Запись</w:t>
+            </w:r>
+            <w:proofErr w:type="spellEnd"/>
+            <w:r>
+              <w:t xml:space="preserve"> </w:t>
+            </w:r>
+            <w:proofErr w:type="spellStart"/>
+            <w:r>
+              <w:t>календарного</w:t>
+            </w:r>
+            <w:proofErr w:type="spellEnd"/>
+            <w:r>
+              <w:t xml:space="preserve"> </w:t>
+            </w:r>
+            <w:proofErr w:type="spellStart"/>
+            <w:r>
+              <w:t>планирования</w:t>
+            </w:r>
+            <w:proofErr w:type="spellEnd"/>
+          </w:p>
+        </w:tc>
+        <w:tc>
+          <w:tcPr>
+            <w:tcW w:w="0" w:type="auto"/>
+            <w:hideMark/>
+          </w:tcPr>
+          <w:p>
+            <w:pPr>
+              <w:pStyle w:val="Maintable"/>
+              <w:rPr>
+                <w:lang w:val="ru-RU"/>
+              </w:rPr>
+            </w:pPr>
+            <w:r>
+              <w:rPr>
+                <w:lang w:val="ru-RU"/>
+              </w:rPr>
               <w:t>дата, время, описание, тип события</w:t>
             </w:r>
           </w:p>
@@ -1223,8 +3701,14 @@
           <w:p>
             <w:pPr>
               <w:pStyle w:val="Maintable"/>
-            </w:pPr>
-            <w:r>
+              <w:rPr>
+                <w:lang w:val="ru-RU"/>
+              </w:rPr>
+            </w:pPr>
+            <w:r>
+              <w:rPr>
+                <w:lang w:val="ru-RU"/>
+              </w:rPr>
               <w:t>может быть связано с поручением</w:t>
             </w:r>
           </w:p>
@@ -1240,49 +3724,101 @@
             <w:pPr>
               <w:pStyle w:val="Maintable"/>
             </w:pPr>
+            <w:proofErr w:type="spellStart"/>
             <w:r>
               <w:t>Отчёт</w:t>
             </w:r>
-          </w:p>
-        </w:tc>
-        <w:tc>
-          <w:tcPr>
-            <w:tcW w:w="0" w:type="auto"/>
-            <w:hideMark/>
-          </w:tcPr>
-          <w:p>
-            <w:pPr>
-              <w:pStyle w:val="Maintable"/>
-            </w:pPr>
-            <w:r>
-              <w:t>Сводная аналитическая информация</w:t>
-            </w:r>
-          </w:p>
-        </w:tc>
-        <w:tc>
-          <w:tcPr>
-            <w:tcW w:w="0" w:type="auto"/>
-            <w:hideMark/>
-          </w:tcPr>
-          <w:p>
-            <w:pPr>
-              <w:pStyle w:val="Maintable"/>
-            </w:pPr>
-            <w:r>
-              <w:t>период, показатели исполнения, статистика</w:t>
-            </w:r>
-          </w:p>
-        </w:tc>
-        <w:tc>
-          <w:tcPr>
-            <w:tcW w:w="0" w:type="auto"/>
-            <w:hideMark/>
-          </w:tcPr>
-          <w:p>
-            <w:pPr>
-              <w:pStyle w:val="Maintable"/>
-            </w:pPr>
-            <w:r>
+            <w:proofErr w:type="spellEnd"/>
+          </w:p>
+        </w:tc>
+        <w:tc>
+          <w:tcPr>
+            <w:tcW w:w="0" w:type="auto"/>
+            <w:hideMark/>
+          </w:tcPr>
+          <w:p>
+            <w:pPr>
+              <w:pStyle w:val="Maintable"/>
+            </w:pPr>
+            <w:proofErr w:type="spellStart"/>
+            <w:r>
+              <w:t>Сводная</w:t>
+            </w:r>
+            <w:proofErr w:type="spellEnd"/>
+            <w:r>
+              <w:t xml:space="preserve"> </w:t>
+            </w:r>
+            <w:proofErr w:type="spellStart"/>
+            <w:r>
+              <w:t>аналитическая</w:t>
+            </w:r>
+            <w:proofErr w:type="spellEnd"/>
+            <w:r>
+              <w:t xml:space="preserve"> </w:t>
+            </w:r>
+            <w:proofErr w:type="spellStart"/>
+            <w:r>
+              <w:t>информация</w:t>
+            </w:r>
+            <w:proofErr w:type="spellEnd"/>
+          </w:p>
+        </w:tc>
+        <w:tc>
+          <w:tcPr>
+            <w:tcW w:w="0" w:type="auto"/>
+            <w:hideMark/>
+          </w:tcPr>
+          <w:p>
+            <w:pPr>
+              <w:pStyle w:val="Maintable"/>
+            </w:pPr>
+            <w:proofErr w:type="spellStart"/>
+            <w:r>
+              <w:t>период</w:t>
+            </w:r>
+            <w:proofErr w:type="spellEnd"/>
+            <w:r>
+              <w:t xml:space="preserve">, </w:t>
+            </w:r>
+            <w:proofErr w:type="spellStart"/>
+            <w:r>
+              <w:t>показатели</w:t>
+            </w:r>
+            <w:proofErr w:type="spellEnd"/>
+            <w:r>
+              <w:t xml:space="preserve"> </w:t>
+            </w:r>
+            <w:proofErr w:type="spellStart"/>
+            <w:r>
+              <w:t>исполнения</w:t>
+            </w:r>
+            <w:proofErr w:type="spellEnd"/>
+            <w:r>
+              <w:t xml:space="preserve">, </w:t>
+            </w:r>
+            <w:proofErr w:type="spellStart"/>
+            <w:r>
+              <w:t>статистика</w:t>
+            </w:r>
+            <w:proofErr w:type="spellEnd"/>
+          </w:p>
+        </w:tc>
+        <w:tc>
+          <w:tcPr>
+            <w:tcW w:w="0" w:type="auto"/>
+            <w:hideMark/>
+          </w:tcPr>
+          <w:p>
+            <w:pPr>
+              <w:pStyle w:val="Maintable"/>
+              <w:rPr>
+                <w:lang w:val="ru-RU"/>
+              </w:rPr>
+            </w:pPr>
+            <w:r>
+              <w:rPr>
+                <w:lang w:val="ru-RU"/>
+              </w:rPr>
               <w:t>формируется на основе данных системы</w:t>
             </w:r>
           </w:p>
@@ -1298,51 +3834,104 @@
             <w:pPr>
               <w:pStyle w:val="Maintable"/>
             </w:pPr>
-            <w:r>
-              <w:t>Журнал аудита</w:t>
-            </w:r>
-          </w:p>
-        </w:tc>
-        <w:tc>
-          <w:tcPr>
-            <w:tcW w:w="0" w:type="auto"/>
-            <w:hideMark/>
-          </w:tcPr>
-          <w:p>
-            <w:pPr>
-              <w:pStyle w:val="Maintable"/>
-            </w:pPr>
-            <w:r>
-              <w:t>История действий пользователей</w:t>
-            </w:r>
-          </w:p>
-        </w:tc>
-        <w:tc>
-          <w:tcPr>
-            <w:tcW w:w="0" w:type="auto"/>
-            <w:hideMark/>
-          </w:tcPr>
-          <w:p>
-            <w:pPr>
-              <w:pStyle w:val="Maintable"/>
-            </w:pPr>
-            <w:r>
-              <w:t>действие, пользователь, дата, IP-адрес</w:t>
-            </w:r>
-          </w:p>
-        </w:tc>
-        <w:tc>
-          <w:tcPr>
-            <w:tcW w:w="0" w:type="auto"/>
-            <w:hideMark/>
-          </w:tcPr>
-          <w:p>
-            <w:pPr>
-              <w:pStyle w:val="Maintable"/>
-            </w:pPr>
-            <w:r>
-              <w:t>формируется системой</w:t>
-            </w:r>
+            <w:proofErr w:type="spellStart"/>
+            <w:r>
+              <w:t>Журнал</w:t>
+            </w:r>
+            <w:proofErr w:type="spellEnd"/>
+            <w:r>
+              <w:t xml:space="preserve"> </w:t>
+            </w:r>
+            <w:proofErr w:type="spellStart"/>
+            <w:r>
+              <w:t>аудита</w:t>
+            </w:r>
+            <w:proofErr w:type="spellEnd"/>
+          </w:p>
+        </w:tc>
+        <w:tc>
+          <w:tcPr>
+            <w:tcW w:w="0" w:type="auto"/>
+            <w:hideMark/>
+          </w:tcPr>
+          <w:p>
+            <w:pPr>
+              <w:pStyle w:val="Maintable"/>
+            </w:pPr>
+            <w:proofErr w:type="spellStart"/>
+            <w:r>
+              <w:t>История</w:t>
+            </w:r>
+            <w:proofErr w:type="spellEnd"/>
+            <w:r>
+              <w:t xml:space="preserve"> </w:t>
+            </w:r>
+            <w:proofErr w:type="spellStart"/>
+            <w:r>
+              <w:t>действий</w:t>
+            </w:r>
+            <w:proofErr w:type="spellEnd"/>
+            <w:r>
+              <w:t xml:space="preserve"> </w:t>
+            </w:r>
+            <w:proofErr w:type="spellStart"/>
+            <w:r>
+              <w:t>пользователей</w:t>
+            </w:r>
+            <w:proofErr w:type="spellEnd"/>
+          </w:p>
+        </w:tc>
+        <w:tc>
+          <w:tcPr>
+            <w:tcW w:w="0" w:type="auto"/>
+            <w:hideMark/>
+          </w:tcPr>
+          <w:p>
+            <w:pPr>
+              <w:pStyle w:val="Maintable"/>
+              <w:rPr>
+                <w:lang w:val="ru-RU"/>
+              </w:rPr>
+            </w:pPr>
+            <w:r>
+              <w:rPr>
+                <w:lang w:val="ru-RU"/>
+              </w:rPr>
+              <w:t xml:space="preserve">действие, пользователь, дата, </w:t>
+            </w:r>
+            <w:r>
+              <w:t>IP</w:t>
+            </w:r>
+            <w:r>
+              <w:rPr>
+                <w:lang w:val="ru-RU"/>
+              </w:rPr>
+              <w:t>-адрес</w:t>
+            </w:r>
+          </w:p>
+        </w:tc>
+        <w:tc>
+          <w:tcPr>
+            <w:tcW w:w="0" w:type="auto"/>
+            <w:hideMark/>
+          </w:tcPr>
+          <w:p>
+            <w:pPr>
+              <w:pStyle w:val="Maintable"/>
+            </w:pPr>
+            <w:proofErr w:type="spellStart"/>
+            <w:r>
+              <w:t>формируется</w:t>
+            </w:r>
+            <w:proofErr w:type="spellEnd"/>
+            <w:r>
+              <w:t xml:space="preserve"> </w:t>
+            </w:r>
+            <w:proofErr w:type="spellStart"/>
+            <w:r>
+              <w:t>системой</w:t>
+            </w:r>
+            <w:proofErr w:type="spellEnd"/>
           </w:p>
         </w:tc>
       </w:tr>
@@ -1356,51 +3945,123 @@
             <w:pPr>
               <w:pStyle w:val="Maintable"/>
             </w:pPr>
-            <w:r>
-              <w:t>База данных</w:t>
-            </w:r>
-          </w:p>
-        </w:tc>
-        <w:tc>
-          <w:tcPr>
-            <w:tcW w:w="0" w:type="auto"/>
-            <w:hideMark/>
-          </w:tcPr>
-          <w:p>
-            <w:pPr>
-              <w:pStyle w:val="Maintable"/>
-            </w:pPr>
-            <w:r>
-              <w:t>Централизованное хранилище информации</w:t>
-            </w:r>
-          </w:p>
-        </w:tc>
-        <w:tc>
-          <w:tcPr>
-            <w:tcW w:w="0" w:type="auto"/>
-            <w:hideMark/>
-          </w:tcPr>
-          <w:p>
-            <w:pPr>
-              <w:pStyle w:val="Maintable"/>
-            </w:pPr>
-            <w:r>
-              <w:t>таблицы, связи, ограничения</w:t>
-            </w:r>
-          </w:p>
-        </w:tc>
-        <w:tc>
-          <w:tcPr>
-            <w:tcW w:w="0" w:type="auto"/>
-            <w:hideMark/>
-          </w:tcPr>
-          <w:p>
-            <w:pPr>
-              <w:pStyle w:val="Maintable"/>
-            </w:pPr>
-            <w:r>
-              <w:t>хранит все сущности системы</w:t>
-            </w:r>
+            <w:proofErr w:type="spellStart"/>
+            <w:r>
+              <w:t>База</w:t>
+            </w:r>
+            <w:proofErr w:type="spellEnd"/>
+            <w:r>
+              <w:t xml:space="preserve"> </w:t>
+            </w:r>
+            <w:proofErr w:type="spellStart"/>
+            <w:r>
+              <w:t>данных</w:t>
+            </w:r>
+            <w:proofErr w:type="spellEnd"/>
+          </w:p>
+        </w:tc>
+        <w:tc>
+          <w:tcPr>
+            <w:tcW w:w="0" w:type="auto"/>
+            <w:hideMark/>
+          </w:tcPr>
+          <w:p>
+            <w:pPr>
+              <w:pStyle w:val="Maintable"/>
+            </w:pPr>
+            <w:proofErr w:type="spellStart"/>
+            <w:r>
+              <w:t>Централизованное</w:t>
+            </w:r>
+            <w:proofErr w:type="spellEnd"/>
+            <w:r>
+              <w:t xml:space="preserve"> </w:t>
+            </w:r>
+            <w:proofErr w:type="spellStart"/>
+            <w:r>
+              <w:t>хранилище</w:t>
+            </w:r>
+            <w:proofErr w:type="spellEnd"/>
+            <w:r>
+              <w:t xml:space="preserve"> </w:t>
+            </w:r>
+            <w:proofErr w:type="spellStart"/>
+            <w:r>
+              <w:t>информации</w:t>
+            </w:r>
+            <w:proofErr w:type="spellEnd"/>
+          </w:p>
+        </w:tc>
+        <w:tc>
+          <w:tcPr>
+            <w:tcW w:w="0" w:type="auto"/>
+            <w:hideMark/>
+          </w:tcPr>
+          <w:p>
+            <w:pPr>
+              <w:pStyle w:val="Maintable"/>
+            </w:pPr>
+            <w:proofErr w:type="spellStart"/>
+            <w:r>
+              <w:t>таблицы</w:t>
+            </w:r>
+            <w:proofErr w:type="spellEnd"/>
+            <w:r>
+              <w:t xml:space="preserve">, </w:t>
+            </w:r>
+            <w:proofErr w:type="spellStart"/>
+            <w:r>
+              <w:t>связи</w:t>
+            </w:r>
+            <w:proofErr w:type="spellEnd"/>
+            <w:r>
+              <w:t xml:space="preserve">, </w:t>
+            </w:r>
+            <w:proofErr w:type="spellStart"/>
+            <w:r>
+              <w:t>ограничения</w:t>
+            </w:r>
+            <w:proofErr w:type="spellEnd"/>
+          </w:p>
+        </w:tc>
+        <w:tc>
+          <w:tcPr>
+            <w:tcW w:w="0" w:type="auto"/>
+            <w:hideMark/>
+          </w:tcPr>
+          <w:p>
+            <w:pPr>
+              <w:pStyle w:val="Maintable"/>
+            </w:pPr>
+            <w:proofErr w:type="spellStart"/>
+            <w:r>
+              <w:t>хранит</w:t>
+            </w:r>
+            <w:proofErr w:type="spellEnd"/>
+            <w:r>
+              <w:t xml:space="preserve"> </w:t>
+            </w:r>
+            <w:proofErr w:type="spellStart"/>
+            <w:r>
+              <w:t>все</w:t>
+            </w:r>
+            <w:proofErr w:type="spellEnd"/>
+            <w:r>
+              <w:t xml:space="preserve"> </w:t>
+            </w:r>
+            <w:proofErr w:type="spellStart"/>
+            <w:r>
+              <w:t>сущности</w:t>
+            </w:r>
+            <w:proofErr w:type="spellEnd"/>
+            <w:r>
+              <w:t xml:space="preserve"> </w:t>
+            </w:r>
+            <w:proofErr w:type="spellStart"/>
+            <w:r>
+              <w:t>системы</w:t>
+            </w:r>
+            <w:proofErr w:type="spellEnd"/>
           </w:p>
         </w:tc>
       </w:tr>
@@ -1414,21 +4075,38 @@
             <w:pPr>
               <w:pStyle w:val="Maintable"/>
             </w:pPr>
-            <w:r>
-              <w:t>Сервер приложений</w:t>
-            </w:r>
-          </w:p>
-        </w:tc>
-        <w:tc>
-          <w:tcPr>
-            <w:tcW w:w="0" w:type="auto"/>
-            <w:hideMark/>
-          </w:tcPr>
-          <w:p>
-            <w:pPr>
-              <w:pStyle w:val="Maintable"/>
-            </w:pPr>
-            <w:r>
+            <w:proofErr w:type="spellStart"/>
+            <w:r>
+              <w:lastRenderedPageBreak/>
+              <w:t>Сервер</w:t>
+            </w:r>
+            <w:proofErr w:type="spellEnd"/>
+            <w:r>
+              <w:t xml:space="preserve"> </w:t>
+            </w:r>
+            <w:proofErr w:type="spellStart"/>
+            <w:r>
+              <w:t>приложений</w:t>
+            </w:r>
+            <w:proofErr w:type="spellEnd"/>
+          </w:p>
+        </w:tc>
+        <w:tc>
+          <w:tcPr>
+            <w:tcW w:w="0" w:type="auto"/>
+            <w:hideMark/>
+          </w:tcPr>
+          <w:p>
+            <w:pPr>
+              <w:pStyle w:val="Maintable"/>
+              <w:rPr>
+                <w:lang w:val="ru-RU"/>
+              </w:rPr>
+            </w:pPr>
+            <w:r>
+              <w:rPr>
+                <w:lang w:val="ru-RU"/>
+              </w:rPr>
               <w:t>Сервер обработки запросов и бизнес-логики</w:t>
             </w:r>
           </w:p>
@@ -1443,20 +4121,47 @@
               <w:pStyle w:val="Maintable"/>
             </w:pPr>
             <w:r>
-              <w:t>API, сервисы, механизмы авторизации</w:t>
-            </w:r>
-          </w:p>
-        </w:tc>
-        <w:tc>
-          <w:tcPr>
-            <w:tcW w:w="0" w:type="auto"/>
-            <w:hideMark/>
-          </w:tcPr>
-          <w:p>
-            <w:pPr>
-              <w:pStyle w:val="Maintable"/>
-            </w:pPr>
-            <w:r>
+              <w:t xml:space="preserve">API, </w:t>
+            </w:r>
+            <w:proofErr w:type="spellStart"/>
+            <w:r>
+              <w:t>сервисы</w:t>
+            </w:r>
+            <w:proofErr w:type="spellEnd"/>
+            <w:r>
+              <w:t xml:space="preserve">, </w:t>
+            </w:r>
+            <w:proofErr w:type="spellStart"/>
+            <w:r>
+              <w:t>механизмы</w:t>
+            </w:r>
+            <w:proofErr w:type="spellEnd"/>
+            <w:r>
+              <w:t xml:space="preserve"> </w:t>
+            </w:r>
+            <w:proofErr w:type="spellStart"/>
+            <w:r>
+              <w:t>авторизации</w:t>
+            </w:r>
+            <w:proofErr w:type="spellEnd"/>
+          </w:p>
+        </w:tc>
+        <w:tc>
+          <w:tcPr>
+            <w:tcW w:w="0" w:type="auto"/>
+            <w:hideMark/>
+          </w:tcPr>
+          <w:p>
+            <w:pPr>
+              <w:pStyle w:val="Maintable"/>
+              <w:rPr>
+                <w:lang w:val="ru-RU"/>
+              </w:rPr>
+            </w:pPr>
+            <w:r>
+              <w:rPr>
+                <w:lang w:val="ru-RU"/>
+              </w:rPr>
               <w:t>взаимодействует с клиентской частью и БД</w:t>
             </w:r>
           </w:p>
@@ -1472,51 +4177,114 @@
             <w:pPr>
               <w:pStyle w:val="Maintable"/>
             </w:pPr>
-            <w:r>
-              <w:lastRenderedPageBreak/>
-              <w:t>Клиентское приложение</w:t>
-            </w:r>
-          </w:p>
-        </w:tc>
-        <w:tc>
-          <w:tcPr>
-            <w:tcW w:w="0" w:type="auto"/>
-            <w:hideMark/>
-          </w:tcPr>
-          <w:p>
-            <w:pPr>
-              <w:pStyle w:val="Maintable"/>
-            </w:pPr>
-            <w:r>
-              <w:t>Веб-интерфейс пользователя</w:t>
-            </w:r>
-          </w:p>
-        </w:tc>
-        <w:tc>
-          <w:tcPr>
-            <w:tcW w:w="0" w:type="auto"/>
-            <w:hideMark/>
-          </w:tcPr>
-          <w:p>
-            <w:pPr>
-              <w:pStyle w:val="Maintable"/>
-            </w:pPr>
-            <w:r>
-              <w:t>страницы, формы, элементы управления</w:t>
-            </w:r>
-          </w:p>
-        </w:tc>
-        <w:tc>
-          <w:tcPr>
-            <w:tcW w:w="0" w:type="auto"/>
-            <w:hideMark/>
-          </w:tcPr>
-          <w:p>
-            <w:pPr>
-              <w:pStyle w:val="Maintable"/>
-            </w:pPr>
-            <w:r>
-              <w:t>взаимодействует с сервером через REST API</w:t>
+            <w:proofErr w:type="spellStart"/>
+            <w:r>
+              <w:t>Клиентское</w:t>
+            </w:r>
+            <w:proofErr w:type="spellEnd"/>
+            <w:r>
+              <w:t xml:space="preserve"> </w:t>
+            </w:r>
+            <w:proofErr w:type="spellStart"/>
+            <w:r>
+              <w:t>приложение</w:t>
+            </w:r>
+            <w:proofErr w:type="spellEnd"/>
+          </w:p>
+        </w:tc>
+        <w:tc>
+          <w:tcPr>
+            <w:tcW w:w="0" w:type="auto"/>
+            <w:hideMark/>
+          </w:tcPr>
+          <w:p>
+            <w:pPr>
+              <w:pStyle w:val="Maintable"/>
+            </w:pPr>
+            <w:proofErr w:type="spellStart"/>
+            <w:r>
+              <w:t>Веб-интерфейс</w:t>
+            </w:r>
+            <w:proofErr w:type="spellEnd"/>
+            <w:r>
+              <w:t xml:space="preserve"> </w:t>
+            </w:r>
+            <w:proofErr w:type="spellStart"/>
+            <w:r>
+              <w:t>пользователя</w:t>
+            </w:r>
+            <w:proofErr w:type="spellEnd"/>
+          </w:p>
+        </w:tc>
+        <w:tc>
+          <w:tcPr>
+            <w:tcW w:w="0" w:type="auto"/>
+            <w:hideMark/>
+          </w:tcPr>
+          <w:p>
+            <w:pPr>
+              <w:pStyle w:val="Maintable"/>
+            </w:pPr>
+            <w:proofErr w:type="spellStart"/>
+            <w:r>
+              <w:t>страницы</w:t>
+            </w:r>
+            <w:proofErr w:type="spellEnd"/>
+            <w:r>
+              <w:t xml:space="preserve">, </w:t>
+            </w:r>
+            <w:proofErr w:type="spellStart"/>
+            <w:r>
+              <w:t>формы</w:t>
+            </w:r>
+            <w:proofErr w:type="spellEnd"/>
+            <w:r>
+              <w:t xml:space="preserve">, </w:t>
+            </w:r>
+            <w:proofErr w:type="spellStart"/>
+            <w:r>
+              <w:t>элементы</w:t>
+            </w:r>
+            <w:proofErr w:type="spellEnd"/>
+            <w:r>
+              <w:t xml:space="preserve"> </w:t>
+            </w:r>
+            <w:proofErr w:type="spellStart"/>
+            <w:r>
+              <w:t>управления</w:t>
+            </w:r>
+            <w:proofErr w:type="spellEnd"/>
+          </w:p>
+        </w:tc>
+        <w:tc>
+          <w:tcPr>
+            <w:tcW w:w="0" w:type="auto"/>
+            <w:hideMark/>
+          </w:tcPr>
+          <w:p>
+            <w:pPr>
+              <w:pStyle w:val="Maintable"/>
+              <w:rPr>
+                <w:lang w:val="ru-RU"/>
+              </w:rPr>
+            </w:pPr>
+            <w:r>
+              <w:rPr>
+                <w:lang w:val="ru-RU"/>
+              </w:rPr>
+              <w:t xml:space="preserve">взаимодействует с сервером через </w:t>
+            </w:r>
+            <w:r>
+              <w:t>REST</w:t>
+            </w:r>
+            <w:r>
+              <w:rPr>
+                <w:lang w:val="ru-RU"/>
+              </w:rPr>
+              <w:t xml:space="preserve"> </w:t>
+            </w:r>
+            <w:r>
+              <w:t>API</w:t>
             </w:r>
           </w:p>
         </w:tc>
@@ -1526,9 +4294,13 @@
       <w:pPr>
         <w:pStyle w:val="3"/>
       </w:pPr>
+      <w:bookmarkStart w:id="10" w:name="_Toc229734885"/>
+      <w:bookmarkStart w:id="11" w:name="_Toc229734974"/>
       <w:r>
         <w:t>Входные данные</w:t>
       </w:r>
+      <w:bookmarkEnd w:id="10"/>
+      <w:bookmarkEnd w:id="11"/>
     </w:p>
     <w:p>
       <w:pPr>
@@ -1625,38 +4397,26 @@
       <w:pPr>
         <w:pStyle w:val="3"/>
       </w:pPr>
-      <w:proofErr w:type="spellStart"/>
-      <w:r>
-        <w:t>Выходные</w:t>
-      </w:r>
-      <w:proofErr w:type="spellEnd"/>
-      <w:r>
-        <w:t xml:space="preserve"> </w:t>
-      </w:r>
-      <w:proofErr w:type="spellStart"/>
-      <w:r>
-        <w:t>данные</w:t>
-      </w:r>
-      <w:proofErr w:type="spellEnd"/>
-    </w:p>
-    <w:p>
-      <w:pPr>
-        <w:rPr>
-          <w:lang w:val="ru-RU"/>
-        </w:rPr>
-      </w:pPr>
-      <w:r>
-        <w:rPr>
-          <w:lang w:val="ru-RU"/>
-        </w:rPr>
-        <w:t xml:space="preserve">Выходными данными системы являются результаты обработки пользовательских запросов, сведения о состоянии поручений, аналитическая </w:t>
-      </w:r>
-      <w:r>
-        <w:rPr>
-          <w:lang w:val="ru-RU"/>
-        </w:rPr>
+      <w:bookmarkStart w:id="12" w:name="_Toc229734886"/>
+      <w:bookmarkStart w:id="13" w:name="_Toc229734975"/>
+      <w:r>
         <w:lastRenderedPageBreak/>
-        <w:t>информация и данные, отображаемые пользователю посредством веб-интерфейса или передаваемые через REST API.</w:t>
+        <w:t>Выходные данные</w:t>
+      </w:r>
+      <w:bookmarkEnd w:id="12"/>
+      <w:bookmarkEnd w:id="13"/>
+    </w:p>
+    <w:p>
+      <w:pPr>
+        <w:rPr>
+          <w:lang w:val="ru-RU"/>
+        </w:rPr>
+      </w:pPr>
+      <w:r>
+        <w:rPr>
+          <w:lang w:val="ru-RU"/>
+        </w:rPr>
+        <w:t>Выходными данными системы являются результаты обработки пользовательских запросов, сведения о состоянии поручений, аналитическая информация и данные, отображаемые пользователю посредством веб-интерфейса или передаваемые через REST API.</w:t>
       </w:r>
     </w:p>
     <w:p>
@@ -1754,9 +4514,14 @@
       <w:pPr>
         <w:pStyle w:val="3"/>
       </w:pPr>
-      <w:r>
+      <w:bookmarkStart w:id="14" w:name="_Toc229734887"/>
+      <w:bookmarkStart w:id="15" w:name="_Toc229734976"/>
+      <w:r>
+        <w:lastRenderedPageBreak/>
         <w:t>Внешняя вычислительная модель</w:t>
       </w:r>
+      <w:bookmarkEnd w:id="14"/>
+      <w:bookmarkEnd w:id="15"/>
     </w:p>
     <w:p>
       <w:pPr>
@@ -1781,85 +4546,85 @@
         <w:rPr>
           <w:lang w:val="ru-RU"/>
         </w:rPr>
+        <w:t>Процесс функционирования системы начинается с аутентификации пользователя. После успешного входа в систему пользователю предоставляется доступ к функциональным возможностям в соответствии с назначенной ролью и уровнем прав доступа.</w:t>
+      </w:r>
+    </w:p>
+    <w:p>
+      <w:pPr>
+        <w:rPr>
+          <w:lang w:val="ru-RU"/>
+        </w:rPr>
+      </w:pPr>
+      <w:r>
+        <w:rPr>
+          <w:lang w:val="ru-RU"/>
+        </w:rPr>
+        <w:t>При создании поручения руководитель или уполномоченный пользователь вводит сведения о задаче: заголовок, описание, ответственного исполнителя, срок исполнения, приоритет и дополнительные параметры. После сохранения поручение регистрируется в системе и получает начальный статус.</w:t>
+      </w:r>
+    </w:p>
+    <w:p>
+      <w:pPr>
+        <w:rPr>
+          <w:lang w:val="ru-RU"/>
+        </w:rPr>
+      </w:pPr>
+      <w:r>
+        <w:rPr>
+          <w:lang w:val="ru-RU"/>
+        </w:rPr>
+        <w:t>Назначенный исполнитель получает доступ к поручению и может изменять статус выполнения, добавлять комментарии и обновлять сведения о ходе исполнения задачи. Все изменения, производимые пользователями, должны автоматически фиксироваться в истории изменений и журнале аудита.</w:t>
+      </w:r>
+    </w:p>
+    <w:p>
+      <w:pPr>
+        <w:rPr>
+          <w:lang w:val="ru-RU"/>
+        </w:rPr>
+      </w:pPr>
+      <w:r>
+        <w:rPr>
+          <w:lang w:val="ru-RU"/>
+        </w:rPr>
+        <w:t>В процессе работы система должна выполнять контроль сроков исполнения поручений. При превышении установленного срока задача должна автоматически переводиться в состояние просроченного исполнения либо помечаться соответствующим признаком.</w:t>
+      </w:r>
+    </w:p>
+    <w:p>
+      <w:pPr>
+        <w:rPr>
+          <w:lang w:val="ru-RU"/>
+        </w:rPr>
+      </w:pPr>
+      <w:r>
+        <w:rPr>
+          <w:lang w:val="ru-RU"/>
+        </w:rPr>
+        <w:t>Формирование отчётности осуществляется на основе накопленных данных о поручениях, действиях пользователей, сроках исполнения и активности подразделений. Система должна обеспечивать вычисление статистических показателей исполнительской дисциплины и предоставлять результаты в виде аналитических отчётов.</w:t>
+      </w:r>
+    </w:p>
+    <w:p>
+      <w:pPr>
+        <w:rPr>
+          <w:lang w:val="ru-RU"/>
+        </w:rPr>
+      </w:pPr>
+      <w:r>
+        <w:rPr>
+          <w:lang w:val="ru-RU"/>
+        </w:rPr>
+        <w:t>При работе календарного модуля система должна выполнять обработку событий, связанных с поручениями, отображение запланированных мероприятий и хранение информации о рабочих событиях пользователей.</w:t>
+      </w:r>
+    </w:p>
+    <w:p>
+      <w:pPr>
+        <w:rPr>
+          <w:lang w:val="ru-RU"/>
+        </w:rPr>
+      </w:pPr>
+      <w:r>
+        <w:rPr>
+          <w:lang w:val="ru-RU"/>
+        </w:rPr>
         <w:lastRenderedPageBreak/>
-        <w:t>Процесс функционирования системы начинается с аутентификации пользователя. После успешного входа в систему пользователю предоставляется доступ к функциональным возможностям в соответствии с назначенной ролью и уровнем прав доступа.</w:t>
-      </w:r>
-    </w:p>
-    <w:p>
-      <w:pPr>
-        <w:rPr>
-          <w:lang w:val="ru-RU"/>
-        </w:rPr>
-      </w:pPr>
-      <w:r>
-        <w:rPr>
-          <w:lang w:val="ru-RU"/>
-        </w:rPr>
-        <w:t>При создании поручения руководитель или уполномоченный пользователь вводит сведения о задаче: заголовок, описание, ответственного исполнителя, срок исполнения, приоритет и дополнительные параметры. После сохранения поручение регистрируется в системе и получает начальный статус.</w:t>
-      </w:r>
-    </w:p>
-    <w:p>
-      <w:pPr>
-        <w:rPr>
-          <w:lang w:val="ru-RU"/>
-        </w:rPr>
-      </w:pPr>
-      <w:r>
-        <w:rPr>
-          <w:lang w:val="ru-RU"/>
-        </w:rPr>
-        <w:t>Назначенный исполнитель получает доступ к поручению и может изменять статус выполнения, добавлять комментарии и обновлять сведения о ходе исполнения задачи. Все изменения, производимые пользователями, должны автоматически фиксироваться в истории изменений и журнале аудита.</w:t>
-      </w:r>
-    </w:p>
-    <w:p>
-      <w:pPr>
-        <w:rPr>
-          <w:lang w:val="ru-RU"/>
-        </w:rPr>
-      </w:pPr>
-      <w:r>
-        <w:rPr>
-          <w:lang w:val="ru-RU"/>
-        </w:rPr>
-        <w:t>В процессе работы система должна выполнять контроль сроков исполнения поручений. При превышении установленного срока задача должна автоматически переводиться в состояние просроченного исполнения либо помечаться соответствующим признаком.</w:t>
-      </w:r>
-    </w:p>
-    <w:p>
-      <w:pPr>
-        <w:rPr>
-          <w:lang w:val="ru-RU"/>
-        </w:rPr>
-      </w:pPr>
-      <w:r>
-        <w:rPr>
-          <w:lang w:val="ru-RU"/>
-        </w:rPr>
-        <w:t>Формирование отчётности осуществляется на основе накопленных данных о поручениях, действиях пользователей, сроках исполнения и активности подразделений. Система должна обеспечивать вычисление статистических показателей исполнительской дисциплины и предоставлять результаты в виде аналитических отчётов.</w:t>
-      </w:r>
-    </w:p>
-    <w:p>
-      <w:pPr>
-        <w:rPr>
-          <w:lang w:val="ru-RU"/>
-        </w:rPr>
-      </w:pPr>
-      <w:r>
-        <w:rPr>
-          <w:lang w:val="ru-RU"/>
-        </w:rPr>
-        <w:t>При работе календарного модуля система должна выполнять обработку событий, связанных с поручениями, отображение запланированных мероприятий и хранение информации о рабочих событиях пользователей.</w:t>
-      </w:r>
-    </w:p>
-    <w:p>
-      <w:pPr>
-        <w:rPr>
-          <w:lang w:val="ru-RU"/>
-        </w:rPr>
-      </w:pPr>
-      <w:r>
-        <w:rPr>
-          <w:lang w:val="ru-RU"/>
-        </w:rPr>
         <w:t>Все действия пользователей, связанные с созданием, изменением, удалением и просмотром данных, должны фиксироваться системой в журнале аудита с указанием времени выполнения операции и пользователя, выполнившего действие.</w:t>
       </w:r>
     </w:p>
@@ -1873,104 +4638,194 @@
         <w:rPr>
           <w:lang w:val="ru-RU"/>
         </w:rPr>
+        <w:t>Взаимодействие между клиентской и серверной частями системы должно осуществляться посредством REST API. Серверная часть системы должна выполнять обработку запросов, проверку прав доступа, реализацию бизнес-логики и взаимодействие с централизованной базой данных.</w:t>
+      </w:r>
+    </w:p>
+    <w:p>
+      <w:pPr>
+        <w:pStyle w:val="2"/>
+      </w:pPr>
+      <w:bookmarkStart w:id="16" w:name="_Toc229734888"/>
+      <w:bookmarkStart w:id="17" w:name="_Toc229734977"/>
+      <w:r>
+        <w:t>Функциональная спецификация</w:t>
+      </w:r>
+      <w:bookmarkEnd w:id="16"/>
+      <w:bookmarkEnd w:id="17"/>
+    </w:p>
+    <w:p>
+      <w:pPr>
+        <w:rPr>
+          <w:lang w:val="ru-RU"/>
+        </w:rPr>
+      </w:pPr>
+      <w:r>
+        <w:rPr>
+          <w:lang w:val="ru-RU"/>
+        </w:rPr>
+        <w:t>Разрабатываемое программное обеспечение должно обеспечивать автоматизацию процессов управления поручениями, контроля сроков исполнения, планирования рабочего времени и анализа исполнительской дисциплины сотрудников организации.</w:t>
+      </w:r>
+    </w:p>
+    <w:p>
+      <w:pPr>
+        <w:rPr>
+          <w:lang w:val="ru-RU"/>
+        </w:rPr>
+      </w:pPr>
+      <w:r>
+        <w:rPr>
+          <w:lang w:val="ru-RU"/>
+        </w:rPr>
+        <w:t>Функции системы должны включать аутентификацию и авторизацию пользователей с использованием механизма разграничения прав доступа на основе ролей. В зависимости от назначенной роли пользователю должен предоставляться доступ к различным разделам и операциям системы.</w:t>
+      </w:r>
+    </w:p>
+    <w:p>
+      <w:pPr>
+        <w:rPr>
+          <w:lang w:val="ru-RU"/>
+        </w:rPr>
+      </w:pPr>
+      <w:r>
+        <w:rPr>
+          <w:lang w:val="ru-RU"/>
+        </w:rPr>
+        <w:t>Функции управления пользователями должны обеспечивать создание, редактирование, удаление и просмотр учётных записей сотрудников, назначение ролей и распределение пользователей по подразделениям организации.</w:t>
+      </w:r>
+    </w:p>
+    <w:p>
+      <w:pPr>
+        <w:rPr>
+          <w:lang w:val="ru-RU"/>
+        </w:rPr>
+      </w:pPr>
+      <w:r>
+        <w:rPr>
+          <w:lang w:val="ru-RU"/>
+        </w:rPr>
+        <w:t>Функции управления поручениями должны обеспечивать создание поручений, назначение ответственных исполнителей, установку сроков исполнения, изменение приоритетов, редактирование параметров задач и контроль текущего состояния поручений.</w:t>
+      </w:r>
+    </w:p>
+    <w:p>
+      <w:pPr>
+        <w:rPr>
+          <w:lang w:val="ru-RU"/>
+        </w:rPr>
+      </w:pPr>
+      <w:r>
+        <w:rPr>
+          <w:lang w:val="ru-RU"/>
+        </w:rPr>
+        <w:t xml:space="preserve">Система должна поддерживать изменение статусов поручений в процессе их жизненного цикла. Пользователи должны иметь возможность </w:t>
+      </w:r>
+      <w:r>
+        <w:rPr>
+          <w:lang w:val="ru-RU"/>
+        </w:rPr>
         <w:lastRenderedPageBreak/>
-        <w:t>Взаимодействие между клиентской и серверной частями системы должно осуществляться посредством REST API. Серверная часть системы должна выполнять обработку запросов, проверку прав доступа, реализацию бизнес-логики и взаимодействие с централизованной базой данных.</w:t>
+        <w:t>переводить задачи в состояния «новое», «в работе», «выполнено», «просрочено» и другие предусмотренные системой статусы.</w:t>
+      </w:r>
+    </w:p>
+    <w:p>
+      <w:pPr>
+        <w:rPr>
+          <w:lang w:val="ru-RU"/>
+        </w:rPr>
+      </w:pPr>
+      <w:r>
+        <w:rPr>
+          <w:lang w:val="ru-RU"/>
+        </w:rPr>
+        <w:t>Функции сопровождения исполнения поручений должны обеспечивать добавление комментариев, хранение истории изменений, фиксацию действий пользователей и отображение информации о ходе выполнения задачи.</w:t>
+      </w:r>
+    </w:p>
+    <w:p>
+      <w:pPr>
+        <w:rPr>
+          <w:lang w:val="ru-RU"/>
+        </w:rPr>
+      </w:pPr>
+      <w:r>
+        <w:rPr>
+          <w:lang w:val="ru-RU"/>
+        </w:rPr>
+        <w:t>Функции календарного модуля должны обеспечивать создание и отображение событий, связанных с поручениями, планирование рабочих мероприятий и отображение календарных записей пользователей.</w:t>
+      </w:r>
+    </w:p>
+    <w:p>
+      <w:pPr>
+        <w:rPr>
+          <w:lang w:val="ru-RU"/>
+        </w:rPr>
+      </w:pPr>
+      <w:r>
+        <w:rPr>
+          <w:lang w:val="ru-RU"/>
+        </w:rPr>
+        <w:t>Функции формирования отчётности должны обеспечивать построение аналитических отчётов по исполнительской дисциплине, количеству выполненных и просроченных поручений, нагрузке на сотрудников и активности подразделений организации.</w:t>
+      </w:r>
+    </w:p>
+    <w:p>
+      <w:pPr>
+        <w:rPr>
+          <w:lang w:val="ru-RU"/>
+        </w:rPr>
+      </w:pPr>
+      <w:r>
+        <w:rPr>
+          <w:lang w:val="ru-RU"/>
+        </w:rPr>
+        <w:t>Функции аудита должны обеспечивать автоматическую регистрацию действий пользователей, хранение информации о выполненных операциях и предоставление возможности последующего анализа событий системы.</w:t>
+      </w:r>
+    </w:p>
+    <w:p>
+      <w:pPr>
+        <w:rPr>
+          <w:lang w:val="ru-RU"/>
+        </w:rPr>
+      </w:pPr>
+      <w:r>
+        <w:rPr>
+          <w:lang w:val="ru-RU"/>
+        </w:rPr>
+        <w:t>Система должна предоставлять программный интерфейс REST API для взаимодействия клиентской и серверной частей приложения. Передача данных между компонентами системы должна осуществляться в формате JSON.</w:t>
+      </w:r>
+    </w:p>
+    <w:p>
+      <w:pPr>
+        <w:rPr>
+          <w:lang w:val="ru-RU"/>
+        </w:rPr>
+      </w:pPr>
+      <w:r>
+        <w:rPr>
+          <w:lang w:val="ru-RU"/>
+        </w:rPr>
+        <w:t>Функции сопровождения системы должны обеспечивать обработку ошибок, проверку корректности входных данных, журналирование событий, поддержку безопасной аутентификации пользователей и централизованное хранение информации в реляционной базе данных.</w:t>
       </w:r>
     </w:p>
     <w:p>
       <w:pPr>
         <w:pStyle w:val="2"/>
       </w:pPr>
-      <w:proofErr w:type="spellStart"/>
-      <w:r>
-        <w:t>Функциональная</w:t>
-      </w:r>
-      <w:proofErr w:type="spellEnd"/>
-      <w:r>
-        <w:t xml:space="preserve"> </w:t>
-      </w:r>
-      <w:proofErr w:type="spellStart"/>
-      <w:r>
-        <w:t>спецификация</w:t>
-      </w:r>
-      <w:proofErr w:type="spellEnd"/>
-    </w:p>
-    <w:p>
-      <w:pPr>
-        <w:rPr>
-          <w:lang w:val="ru-RU"/>
-        </w:rPr>
-      </w:pPr>
-      <w:r>
-        <w:rPr>
-          <w:lang w:val="ru-RU"/>
-        </w:rPr>
-        <w:t>Разрабатываемое программное обеспечение должно обеспечивать автоматизацию процессов управления поручениями, контроля сроков исполнения, планирования рабочего времени и анализа исполнительской дисциплины сотрудников организации.</w:t>
-      </w:r>
-    </w:p>
-    <w:p>
-      <w:pPr>
-        <w:rPr>
-          <w:lang w:val="ru-RU"/>
-        </w:rPr>
-      </w:pPr>
-      <w:r>
-        <w:rPr>
-          <w:lang w:val="ru-RU"/>
-        </w:rPr>
-        <w:t>Функции системы должны включать аутентификацию и авторизацию пользователей с использованием механизма разграничения прав доступа на основе ролей. В зависимости от назначенной роли пользователю должен предоставляться доступ к различным разделам и операциям системы.</w:t>
-      </w:r>
-    </w:p>
-    <w:p>
-      <w:pPr>
-        <w:rPr>
-          <w:lang w:val="ru-RU"/>
-        </w:rPr>
-      </w:pPr>
-      <w:r>
-        <w:rPr>
-          <w:lang w:val="ru-RU"/>
-        </w:rPr>
-        <w:t>Функции управления пользователями должны обеспечивать создание, редактирование, удаление и просмотр учётных записей сотрудников, назначение ролей и распределение пользователей по подразделениям организации.</w:t>
-      </w:r>
-    </w:p>
-    <w:p>
-      <w:pPr>
-        <w:rPr>
-          <w:lang w:val="ru-RU"/>
-        </w:rPr>
-      </w:pPr>
-      <w:r>
-        <w:rPr>
-          <w:lang w:val="ru-RU"/>
-        </w:rPr>
-        <w:t>Функции управления поручениями должны обеспечивать создание поручений, назначение ответственных исполнителей, установку сроков исполнения, изменение приоритетов, редактирование параметров задач и контроль текущего состояния поручений.</w:t>
-      </w:r>
-    </w:p>
-    <w:p>
-      <w:pPr>
-        <w:rPr>
-          <w:lang w:val="ru-RU"/>
-        </w:rPr>
-      </w:pPr>
-      <w:r>
-        <w:rPr>
-          <w:lang w:val="ru-RU"/>
-        </w:rPr>
-        <w:t>Система должна поддерживать изменение статусов поручений в процессе их жизненного цикла. Пользователи должны иметь возможность переводить задачи в состояния «новое», «в работе», «выполнено», «просрочено» и другие предусмотренные системой статусы.</w:t>
-      </w:r>
-    </w:p>
-    <w:p>
-      <w:pPr>
-        <w:rPr>
-          <w:lang w:val="ru-RU"/>
-        </w:rPr>
-      </w:pPr>
-      <w:r>
-        <w:rPr>
-          <w:lang w:val="ru-RU"/>
-        </w:rPr>
-        <w:t>Функции сопровождения исполнения поручений должны обеспечивать добавление комментариев, хранение истории изменений, фиксацию действий пользователей и отображение информации о ходе выполнения задачи.</w:t>
+      <w:bookmarkStart w:id="18" w:name="_Toc229734889"/>
+      <w:bookmarkStart w:id="19" w:name="_Toc229734978"/>
+      <w:r>
+        <w:t>Спецификация интерфейса</w:t>
+      </w:r>
+      <w:bookmarkEnd w:id="18"/>
+      <w:bookmarkEnd w:id="19"/>
+    </w:p>
+    <w:p>
+      <w:pPr>
+        <w:rPr>
+          <w:lang w:val="ru-RU"/>
+        </w:rPr>
+      </w:pPr>
+      <w:r>
+        <w:rPr>
+          <w:lang w:val="ru-RU"/>
+        </w:rPr>
+        <w:t>Программное обеспечение должно предоставлять пользовательский веб-интерфейс для взаимодействия сотрудников организации с системой управления поручениями и сроками исполнения.</w:t>
       </w:r>
     </w:p>
     <w:p>
@@ -1984,296 +4839,195 @@
           <w:lang w:val="ru-RU"/>
         </w:rPr>
         <w:lastRenderedPageBreak/>
-        <w:t>Функции календарного модуля должны обеспечивать создание и отображение событий, связанных с поручениями, планирование рабочих мероприятий и отображение календарных записей пользователей.</w:t>
-      </w:r>
-    </w:p>
-    <w:p>
-      <w:pPr>
-        <w:rPr>
-          <w:lang w:val="ru-RU"/>
-        </w:rPr>
-      </w:pPr>
-      <w:r>
-        <w:rPr>
-          <w:lang w:val="ru-RU"/>
-        </w:rPr>
-        <w:t>Функции формирования отчётности должны обеспечивать построение аналитических отчётов по исполнительской дисциплине, количеству выполненных и просроченных поручений, нагрузке на сотрудников и активности подразделений организации.</w:t>
-      </w:r>
-    </w:p>
-    <w:p>
-      <w:pPr>
-        <w:rPr>
-          <w:lang w:val="ru-RU"/>
-        </w:rPr>
-      </w:pPr>
-      <w:r>
-        <w:rPr>
-          <w:lang w:val="ru-RU"/>
-        </w:rPr>
-        <w:t>Функции аудита должны обеспечивать автоматическую регистрацию действий пользователей, хранение информации о выполненных операциях и предоставление возможности последующего анализа событий системы.</w:t>
-      </w:r>
-    </w:p>
-    <w:p>
-      <w:pPr>
-        <w:rPr>
-          <w:lang w:val="ru-RU"/>
-        </w:rPr>
-      </w:pPr>
-      <w:r>
-        <w:rPr>
-          <w:lang w:val="ru-RU"/>
-        </w:rPr>
-        <w:t>Система должна предоставлять программный интерфейс REST API для взаимодействия клиентской и серверной частей приложения. Передача данных между компонентами системы должна осуществляться в формате JSON.</w:t>
-      </w:r>
-    </w:p>
-    <w:p>
-      <w:pPr>
-        <w:rPr>
-          <w:lang w:val="ru-RU"/>
-        </w:rPr>
-      </w:pPr>
-      <w:r>
-        <w:rPr>
-          <w:lang w:val="ru-RU"/>
-        </w:rPr>
-        <w:t>Функции сопровождения системы должны обеспечивать обработку ошибок, проверку корректности входных данных, журналирование событий, поддержку безопасной аутентификации пользователей и централизованное хранение информации в реляционной базе данных.</w:t>
+        <w:t>Интерфейс системы должен обеспечивать последовательную навигацию между разделами, единообразное отображение элементов управления и удобное представление информации о поручениях, событиях и отчётности.</w:t>
+      </w:r>
+    </w:p>
+    <w:p>
+      <w:pPr>
+        <w:rPr>
+          <w:lang w:val="ru-RU"/>
+        </w:rPr>
+      </w:pPr>
+      <w:r>
+        <w:rPr>
+          <w:lang w:val="ru-RU"/>
+        </w:rPr>
+        <w:t>Пользовательский интерфейс должен быть адаптирован для работы в современных веб-браузерах и обеспечивать взаимодействие с серверной частью посредством REST API.</w:t>
+      </w:r>
+    </w:p>
+    <w:p>
+      <w:pPr>
+        <w:rPr>
+          <w:lang w:val="ru-RU"/>
+        </w:rPr>
+      </w:pPr>
+      <w:r>
+        <w:rPr>
+          <w:lang w:val="ru-RU"/>
+        </w:rPr>
+        <w:t>Интерфейс системы должен включать следующие основные экраны:</w:t>
+      </w:r>
+    </w:p>
+    <w:p>
+      <w:pPr>
+        <w:rPr>
+          <w:lang w:val="ru-RU"/>
+        </w:rPr>
+      </w:pPr>
+      <w:r>
+        <w:rPr>
+          <w:lang w:val="ru-RU"/>
+        </w:rPr>
+        <w:t>Экран аутентификации предназначен для ввода логина и пароля пользователя. После успешной проверки учётных данных система должна предоставлять доступ к функциональным возможностям в соответствии с назначенной ролью пользователя.</w:t>
+      </w:r>
+    </w:p>
+    <w:p>
+      <w:pPr>
+        <w:rPr>
+          <w:lang w:val="ru-RU"/>
+        </w:rPr>
+      </w:pPr>
+      <w:r>
+        <w:rPr>
+          <w:lang w:val="ru-RU"/>
+        </w:rPr>
+        <w:t>Главный экран системы должен содержать навигационное меню, сведения о текущих поручениях пользователя, краткую статистику исполнительской дисциплины и информацию о ближайших событиях календаря.</w:t>
+      </w:r>
+    </w:p>
+    <w:p>
+      <w:pPr>
+        <w:rPr>
+          <w:lang w:val="ru-RU"/>
+        </w:rPr>
+      </w:pPr>
+      <w:r>
+        <w:rPr>
+          <w:lang w:val="ru-RU"/>
+        </w:rPr>
+        <w:t>Экран списка поручений должен обеспечивать отображение перечня задач с возможностью фильтрации, сортировки и поиска по различным параметрам: статусу, исполнителю, сроку исполнения, подразделению и приоритету.</w:t>
+      </w:r>
+    </w:p>
+    <w:p>
+      <w:pPr>
+        <w:rPr>
+          <w:lang w:val="ru-RU"/>
+        </w:rPr>
+      </w:pPr>
+      <w:r>
+        <w:rPr>
+          <w:lang w:val="ru-RU"/>
+        </w:rPr>
+        <w:t>Экран карточки поручения должен содержать подробную информацию о задаче: заголовок, описание, сроки исполнения, текущий статус, назначенных исполнителей, комментарии и историю изменений. Пользователь должен иметь возможность изменять параметры поручения в пределах предоставленных прав доступа.</w:t>
+      </w:r>
+    </w:p>
+    <w:p>
+      <w:pPr>
+        <w:rPr>
+          <w:lang w:val="ru-RU"/>
+        </w:rPr>
+      </w:pPr>
+      <w:r>
+        <w:rPr>
+          <w:lang w:val="ru-RU"/>
+        </w:rPr>
+        <w:t>Экран календаря должен обеспечивать отображение событий и поручений в календарном представлении с возможностью просмотра запланированных мероприятий по дням и временным интервалам.</w:t>
+      </w:r>
+    </w:p>
+    <w:p>
+      <w:pPr>
+        <w:rPr>
+          <w:lang w:val="ru-RU"/>
+        </w:rPr>
+      </w:pPr>
+      <w:r>
+        <w:rPr>
+          <w:lang w:val="ru-RU"/>
+        </w:rPr>
+        <w:t xml:space="preserve">Экран формирования отчётов должен предоставлять средства выбора параметров аналитики, временного периода и подразделений организации. </w:t>
+      </w:r>
+      <w:r>
+        <w:rPr>
+          <w:lang w:val="ru-RU"/>
+        </w:rPr>
+        <w:lastRenderedPageBreak/>
+        <w:t>Результаты анализа должны отображаться в виде таблиц и сводной статистической информации.</w:t>
+      </w:r>
+    </w:p>
+    <w:p>
+      <w:pPr>
+        <w:rPr>
+          <w:lang w:val="ru-RU"/>
+        </w:rPr>
+      </w:pPr>
+      <w:r>
+        <w:rPr>
+          <w:lang w:val="ru-RU"/>
+        </w:rPr>
+        <w:t>Экран управления пользователями должен обеспечивать создание, редактирование и удаление учётных записей, назначение ролей и управление сведениями о сотрудниках организации.</w:t>
+      </w:r>
+    </w:p>
+    <w:p>
+      <w:pPr>
+        <w:rPr>
+          <w:lang w:val="ru-RU"/>
+        </w:rPr>
+      </w:pPr>
+      <w:r>
+        <w:rPr>
+          <w:lang w:val="ru-RU"/>
+        </w:rPr>
+        <w:t>Экран журнала аудита должен предоставлять возможность просмотра истории действий пользователей, выполненных операций и изменений данных системы.</w:t>
+      </w:r>
+    </w:p>
+    <w:p>
+      <w:pPr>
+        <w:rPr>
+          <w:lang w:val="ru-RU"/>
+        </w:rPr>
+      </w:pPr>
+      <w:r>
+        <w:rPr>
+          <w:lang w:val="ru-RU"/>
+        </w:rPr>
+        <w:t>Интерфейс системы должен обеспечивать валидацию вводимых данных, отображение сообщений об ошибках, уведомлений об успешном выполнении операций и предупреждений при возникновении исключительных ситуаций.</w:t>
+      </w:r>
+    </w:p>
+    <w:p>
+      <w:pPr>
+        <w:rPr>
+          <w:lang w:val="ru-RU"/>
+        </w:rPr>
+      </w:pPr>
+      <w:r>
+        <w:rPr>
+          <w:lang w:val="ru-RU"/>
+        </w:rPr>
+        <w:t>Все элементы интерфейса должны обеспечивать логичную организацию данных, удобство работы пользователя и снижение вероятности ошибочного выполнения операций.</w:t>
       </w:r>
     </w:p>
     <w:p>
       <w:pPr>
         <w:pStyle w:val="2"/>
       </w:pPr>
-      <w:proofErr w:type="spellStart"/>
-      <w:r>
-        <w:t>Спецификация</w:t>
-      </w:r>
-      <w:proofErr w:type="spellEnd"/>
-      <w:r>
-        <w:t xml:space="preserve"> </w:t>
-      </w:r>
-      <w:proofErr w:type="spellStart"/>
-      <w:r>
-        <w:t>интерфейса</w:t>
-      </w:r>
-      <w:proofErr w:type="spellEnd"/>
-    </w:p>
-    <w:p>
-      <w:pPr>
-        <w:rPr>
-          <w:lang w:val="ru-RU"/>
-        </w:rPr>
-      </w:pPr>
-      <w:r>
-        <w:rPr>
-          <w:lang w:val="ru-RU"/>
-        </w:rPr>
-        <w:t>Программное обеспечение должно предоставлять пользовательский веб-интерфейс для взаимодействия сотрудников организации с системой управления поручениями и сроками исполнения.</w:t>
-      </w:r>
-    </w:p>
-    <w:p>
-      <w:pPr>
-        <w:rPr>
-          <w:lang w:val="ru-RU"/>
-        </w:rPr>
-      </w:pPr>
-      <w:r>
-        <w:rPr>
-          <w:lang w:val="ru-RU"/>
-        </w:rPr>
-        <w:t>Интерфейс системы должен обеспечивать последовательную навигацию между разделами, единообразное отображение элементов управления и удобное представление информации о поручениях, событиях и отчётности.</w:t>
-      </w:r>
-    </w:p>
-    <w:p>
-      <w:pPr>
-        <w:rPr>
-          <w:lang w:val="ru-RU"/>
-        </w:rPr>
-      </w:pPr>
-      <w:r>
-        <w:rPr>
-          <w:lang w:val="ru-RU"/>
-        </w:rPr>
-        <w:t>Пользовательский интерфейс должен быть адаптирован для работы в современных веб-браузерах и обеспечивать взаимодействие с серверной частью посредством REST API.</w:t>
-      </w:r>
-    </w:p>
-    <w:p>
-      <w:pPr>
-        <w:rPr>
-          <w:lang w:val="ru-RU"/>
-        </w:rPr>
-      </w:pPr>
-      <w:r>
-        <w:rPr>
-          <w:lang w:val="ru-RU"/>
-        </w:rPr>
-        <w:lastRenderedPageBreak/>
-        <w:t>Интерфейс системы должен включать следующие основные экраны:</w:t>
-      </w:r>
-    </w:p>
-    <w:p>
-      <w:pPr>
-        <w:rPr>
-          <w:lang w:val="ru-RU"/>
-        </w:rPr>
-      </w:pPr>
-      <w:r>
-        <w:rPr>
-          <w:lang w:val="ru-RU"/>
-        </w:rPr>
-        <w:t>Экран аутентификации предназначен для ввода логина и пароля пользователя. После успешной проверки учётных данных система должна предоставлять доступ к функциональным возможностям в соответствии с назначенной ролью пользователя.</w:t>
-      </w:r>
-    </w:p>
-    <w:p>
-      <w:pPr>
-        <w:rPr>
-          <w:lang w:val="ru-RU"/>
-        </w:rPr>
-      </w:pPr>
-      <w:r>
-        <w:rPr>
-          <w:lang w:val="ru-RU"/>
-        </w:rPr>
-        <w:t>Главный экран системы должен содержать навигационное меню, сведения о текущих поручениях пользователя, краткую статистику исполнительской дисциплины и информацию о ближайших событиях календаря.</w:t>
-      </w:r>
-    </w:p>
-    <w:p>
-      <w:pPr>
-        <w:rPr>
-          <w:lang w:val="ru-RU"/>
-        </w:rPr>
-      </w:pPr>
-      <w:r>
-        <w:rPr>
-          <w:lang w:val="ru-RU"/>
-        </w:rPr>
-        <w:t>Экран списка поручений должен обеспечивать отображение перечня задач с возможностью фильтрации, сортировки и поиска по различным параметрам: статусу, исполнителю, сроку исполнения, подразделению и приоритету.</w:t>
-      </w:r>
-    </w:p>
-    <w:p>
-      <w:pPr>
-        <w:rPr>
-          <w:lang w:val="ru-RU"/>
-        </w:rPr>
-      </w:pPr>
-      <w:r>
-        <w:rPr>
-          <w:lang w:val="ru-RU"/>
-        </w:rPr>
-        <w:t>Экран карточки поручения должен содержать подробную информацию о задаче: заголовок, описание, сроки исполнения, текущий статус, назначенных исполнителей, комментарии и историю изменений. Пользователь должен иметь возможность изменять параметры поручения в пределах предоставленных прав доступа.</w:t>
-      </w:r>
-    </w:p>
-    <w:p>
-      <w:pPr>
-        <w:rPr>
-          <w:lang w:val="ru-RU"/>
-        </w:rPr>
-      </w:pPr>
-      <w:r>
-        <w:rPr>
-          <w:lang w:val="ru-RU"/>
-        </w:rPr>
-        <w:t>Экран календаря должен обеспечивать отображение событий и поручений в календарном представлении с возможностью просмотра запланированных мероприятий по дням и временным интервалам.</w:t>
-      </w:r>
-    </w:p>
-    <w:p>
-      <w:pPr>
-        <w:rPr>
-          <w:lang w:val="ru-RU"/>
-        </w:rPr>
-      </w:pPr>
-      <w:r>
-        <w:rPr>
-          <w:lang w:val="ru-RU"/>
-        </w:rPr>
-        <w:t>Экран формирования отчётов должен предоставлять средства выбора параметров аналитики, временного периода и подразделений организации. Результаты анализа должны отображаться в виде таблиц и сводной статистической информации.</w:t>
-      </w:r>
-    </w:p>
-    <w:p>
-      <w:pPr>
-        <w:rPr>
-          <w:lang w:val="ru-RU"/>
-        </w:rPr>
-      </w:pPr>
-      <w:r>
-        <w:rPr>
-          <w:lang w:val="ru-RU"/>
-        </w:rPr>
-        <w:t>Экран управления пользователями должен обеспечивать создание, редактирование и удаление учётных записей, назначение ролей и управление сведениями о сотрудниках организации.</w:t>
-      </w:r>
-    </w:p>
-    <w:p>
-      <w:pPr>
-        <w:rPr>
-          <w:lang w:val="ru-RU"/>
-        </w:rPr>
-      </w:pPr>
-      <w:r>
-        <w:rPr>
-          <w:lang w:val="ru-RU"/>
-        </w:rPr>
-        <w:lastRenderedPageBreak/>
-        <w:t>Экран журнала аудита должен предоставлять возможность просмотра истории действий пользователей, выполненных операций и изменений данных системы.</w:t>
-      </w:r>
-    </w:p>
-    <w:p>
-      <w:pPr>
-        <w:rPr>
-          <w:lang w:val="ru-RU"/>
-        </w:rPr>
-      </w:pPr>
-      <w:r>
-        <w:rPr>
-          <w:lang w:val="ru-RU"/>
-        </w:rPr>
-        <w:t>Интерфейс системы должен обеспечивать валидацию вводимых данных, отображение сообщений об ошибках, уведомлений об успешном выполнении операций и предупреждений при возникновении исключительных ситуаций.</w:t>
-      </w:r>
-    </w:p>
-    <w:p>
-      <w:pPr>
-        <w:rPr>
-          <w:lang w:val="ru-RU"/>
-        </w:rPr>
-      </w:pPr>
-      <w:r>
-        <w:rPr>
-          <w:lang w:val="ru-RU"/>
-        </w:rPr>
-        <w:t>Все элементы интерфейса должны обеспечивать логичную организацию данных, удобство работы пользователя и снижение вероятности ошибочного выполнения операций.</w:t>
-      </w:r>
-    </w:p>
-    <w:p>
-      <w:pPr>
-        <w:pStyle w:val="2"/>
-      </w:pPr>
-      <w:proofErr w:type="spellStart"/>
-      <w:r>
-        <w:t>Спецификация</w:t>
-      </w:r>
-      <w:proofErr w:type="spellEnd"/>
-      <w:r>
-        <w:t xml:space="preserve"> </w:t>
-      </w:r>
-      <w:proofErr w:type="spellStart"/>
-      <w:r>
-        <w:t>внешнего</w:t>
-      </w:r>
-      <w:proofErr w:type="spellEnd"/>
-      <w:r>
-        <w:t xml:space="preserve"> </w:t>
-      </w:r>
-      <w:proofErr w:type="spellStart"/>
-      <w:r>
-        <w:t>тестирования</w:t>
-      </w:r>
-      <w:proofErr w:type="spellEnd"/>
+      <w:bookmarkStart w:id="20" w:name="_Toc229734890"/>
+      <w:bookmarkStart w:id="21" w:name="_Toc229734979"/>
+      <w:r>
+        <w:t>Спецификация внешнего тестирования</w:t>
+      </w:r>
+      <w:bookmarkEnd w:id="20"/>
+      <w:bookmarkEnd w:id="21"/>
     </w:p>
     <w:p>
       <w:pPr>
         <w:pStyle w:val="3"/>
       </w:pPr>
+      <w:bookmarkStart w:id="22" w:name="_Toc229734891"/>
+      <w:bookmarkStart w:id="23" w:name="_Toc229734980"/>
       <w:r>
         <w:t>Тестирование по данным</w:t>
       </w:r>
+      <w:bookmarkEnd w:id="22"/>
+      <w:bookmarkEnd w:id="23"/>
     </w:p>
     <w:p>
       <w:pPr>
@@ -2812,6 +5566,7 @@
               <w:rPr>
                 <w:lang w:val="ru-RU"/>
               </w:rPr>
+              <w:lastRenderedPageBreak/>
               <w:t>Добавление комментария к поручению</w:t>
             </w:r>
           </w:p>
@@ -3060,7 +5815,6 @@
               <w:rPr>
                 <w:lang w:val="ru-RU"/>
               </w:rPr>
-              <w:lastRenderedPageBreak/>
               <w:t>Выполнение пользователем административной операции</w:t>
             </w:r>
           </w:p>
@@ -3298,9 +6052,13 @@
       <w:pPr>
         <w:pStyle w:val="3"/>
       </w:pPr>
+      <w:bookmarkStart w:id="24" w:name="_Toc229734892"/>
+      <w:bookmarkStart w:id="25" w:name="_Toc229734981"/>
       <w:r>
         <w:t>Тестирование внешней спецификации</w:t>
       </w:r>
+      <w:bookmarkEnd w:id="24"/>
+      <w:bookmarkEnd w:id="25"/>
     </w:p>
     <w:p>
       <w:pPr>
@@ -4180,6 +6938,7 @@
               <w:rPr>
                 <w:lang w:val="ru-RU"/>
               </w:rPr>
+              <w:lastRenderedPageBreak/>
               <w:t>Экран управления пользователями</w:t>
             </w:r>
           </w:p>
@@ -4484,326 +7243,360 @@
     <w:p>
       <w:pPr>
         <w:pStyle w:val="1"/>
-      </w:pPr>
+        <w:rPr>
+          <w:highlight w:val="yellow"/>
+        </w:rPr>
+      </w:pPr>
+      <w:bookmarkStart w:id="26" w:name="_Toc229734893"/>
+      <w:bookmarkStart w:id="27" w:name="_Toc229734982"/>
+      <w:r>
+        <w:rPr>
+          <w:highlight w:val="yellow"/>
+        </w:rPr>
+        <w:t>Внутренние спецификации</w:t>
+      </w:r>
+      <w:bookmarkEnd w:id="26"/>
+      <w:bookmarkEnd w:id="27"/>
+    </w:p>
+    <w:p>
+      <w:pPr>
+        <w:pStyle w:val="2"/>
+        <w:rPr>
+          <w:highlight w:val="yellow"/>
+        </w:rPr>
+      </w:pPr>
+      <w:bookmarkStart w:id="28" w:name="_Toc229734894"/>
+      <w:bookmarkStart w:id="29" w:name="_Toc229734983"/>
+      <w:proofErr w:type="spellStart"/>
+      <w:r>
+        <w:rPr>
+          <w:highlight w:val="yellow"/>
+          <w:lang w:val="en-US"/>
+        </w:rPr>
+        <w:t>Наименование</w:t>
+      </w:r>
+      <w:proofErr w:type="spellEnd"/>
+      <w:r>
+        <w:rPr>
+          <w:highlight w:val="yellow"/>
+          <w:lang w:val="en-US"/>
+        </w:rPr>
+        <w:t xml:space="preserve"> </w:t>
+      </w:r>
+      <w:proofErr w:type="spellStart"/>
+      <w:r>
+        <w:rPr>
+          <w:highlight w:val="yellow"/>
+          <w:lang w:val="en-US"/>
+        </w:rPr>
+        <w:t>программы</w:t>
+      </w:r>
+      <w:bookmarkEnd w:id="28"/>
+      <w:bookmarkEnd w:id="29"/>
+      <w:proofErr w:type="spellEnd"/>
+    </w:p>
+    <w:p>
+      <w:pPr>
+        <w:pStyle w:val="Maintext"/>
+      </w:pPr>
+      <w:proofErr w:type="spellStart"/>
+      <w:r>
+        <w:t>GovTaskManager</w:t>
+      </w:r>
+      <w:proofErr w:type="spellEnd"/>
+    </w:p>
+    <w:p>
+      <w:pPr>
+        <w:pStyle w:val="2"/>
+      </w:pPr>
+      <w:bookmarkStart w:id="30" w:name="_Toc229734895"/>
+      <w:bookmarkStart w:id="31" w:name="_Toc229734984"/>
+      <w:r>
+        <w:t>Эскизный проект</w:t>
+      </w:r>
+      <w:bookmarkEnd w:id="30"/>
+      <w:bookmarkEnd w:id="31"/>
+    </w:p>
+    <w:p>
+      <w:pPr>
+        <w:pStyle w:val="3"/>
+      </w:pPr>
+      <w:bookmarkStart w:id="32" w:name="_Toc229734896"/>
+      <w:bookmarkStart w:id="33" w:name="_Toc229734985"/>
+      <w:r>
+        <w:t>Архитектура системы</w:t>
+      </w:r>
+      <w:bookmarkEnd w:id="32"/>
+      <w:bookmarkEnd w:id="33"/>
+    </w:p>
+    <w:p>
+      <w:pPr>
+        <w:pStyle w:val="Maintext"/>
+      </w:pPr>
+      <w:r>
+        <w:t>Разрабатываемое программное обеспечение реализуется в виде клиент-серверной веб-системы, предназначенной для централизованного управления поручениями, контроля сроков исполнения и автоматизации исполнительской дисциплины сотрудников организации.</w:t>
+      </w:r>
+    </w:p>
+    <w:p>
+      <w:pPr>
+        <w:pStyle w:val="Maintext"/>
+      </w:pPr>
+    </w:p>
+    <w:p>
+      <w:pPr>
+        <w:pStyle w:val="Maintext"/>
+      </w:pPr>
+      <w:r>
+        <w:t>Архитектура программного обеспечения основана на разделении системы на клиентскую и серверную части с централизованным хранением данных в реляционной базе данных.</w:t>
+      </w:r>
+    </w:p>
+    <w:p>
+      <w:pPr>
+        <w:pStyle w:val="Maintext"/>
+      </w:pPr>
+    </w:p>
+    <w:p>
+      <w:pPr>
+        <w:pStyle w:val="Maintext"/>
+      </w:pPr>
+      <w:r>
+        <w:t xml:space="preserve">Клиентская часть системы представляет собой веб-интерфейс пользователя, обеспечивающий взаимодействие сотрудников и руководителей с функциональными возможностями системы. Пользовательский интерфейс </w:t>
+      </w:r>
       <w:r>
         <w:lastRenderedPageBreak/>
-        <w:t>Внутренние спецификации</w:t>
-      </w:r>
-    </w:p>
-    <w:p>
-      <w:pPr>
-        <w:pStyle w:val="2"/>
-      </w:pPr>
+        <w:t>предназначен для работы с поручениями, календарными событиями, отчётностью, комментариями и административными функциями.</w:t>
+      </w:r>
+    </w:p>
+    <w:p>
+      <w:pPr>
+        <w:pStyle w:val="Maintext"/>
+      </w:pPr>
+    </w:p>
+    <w:p>
+      <w:pPr>
+        <w:pStyle w:val="Maintext"/>
+      </w:pPr>
+      <w:r>
+        <w:t>Серверная часть реализована на платформе ASP.NET Core Web API и предназначена для обработки запросов пользователей, реализации бизнес-логики, управления доступом и взаимодействия с базой данных.</w:t>
+      </w:r>
+    </w:p>
+    <w:p>
+      <w:pPr>
+        <w:pStyle w:val="Maintext"/>
+      </w:pPr>
+    </w:p>
+    <w:p>
+      <w:pPr>
+        <w:pStyle w:val="Maintext"/>
+      </w:pPr>
+      <w:r>
+        <w:t>Взаимодействие между клиентской и серверной частями системы осуществляется посредством REST API. Передача данных выполняется в формате JSON по протоколу HTTP.</w:t>
+      </w:r>
+    </w:p>
+    <w:p>
+      <w:pPr>
+        <w:pStyle w:val="Maintext"/>
+      </w:pPr>
+      <w:r>
+        <w:t xml:space="preserve">Архитектурно система построена с использованием принципов упрощённой </w:t>
+      </w:r>
       <w:proofErr w:type="spellStart"/>
       <w:r>
-        <w:rPr>
-          <w:lang w:val="en-US"/>
-        </w:rPr>
-        <w:t>Наименование</w:t>
+        <w:t>Clean</w:t>
       </w:r>
       <w:proofErr w:type="spellEnd"/>
       <w:r>
-        <w:rPr>
-          <w:lang w:val="en-US"/>
-        </w:rPr>
+        <w:t xml:space="preserve"> Architecture и включает следующие уровни:</w:t>
+      </w:r>
+    </w:p>
+    <w:p>
+      <w:pPr>
+        <w:pStyle w:val="Maintext"/>
+      </w:pPr>
+      <w:r>
+        <w:t>– уровень представления (</w:t>
+      </w:r>
+      <w:proofErr w:type="spellStart"/>
+      <w:r>
+        <w:t>Controllers</w:t>
+      </w:r>
+      <w:proofErr w:type="spellEnd"/>
+      <w:r>
+        <w:t>), обеспечивающий обработку HTTP-запросов и взаимодействие с клиентской частью;</w:t>
+      </w:r>
+    </w:p>
+    <w:p>
+      <w:pPr>
+        <w:pStyle w:val="Maintext"/>
+      </w:pPr>
+      <w:r>
+        <w:t>– уровень бизнес-логики (Services), реализующий основные сценарии работы системы и обработку бизнес-процессов;</w:t>
+      </w:r>
+    </w:p>
+    <w:p>
+      <w:pPr>
+        <w:pStyle w:val="Maintext"/>
+      </w:pPr>
+      <w:r>
+        <w:t xml:space="preserve">– уровень доступа к данным (Data), обеспечивающий взаимодействие с базой данных посредством </w:t>
+      </w:r>
+      <w:proofErr w:type="spellStart"/>
+      <w:r>
+        <w:t>Entity</w:t>
+      </w:r>
+      <w:proofErr w:type="spellEnd"/>
+      <w:r>
+        <w:t xml:space="preserve"> Framework Core;</w:t>
+      </w:r>
+    </w:p>
+    <w:p>
+      <w:pPr>
+        <w:pStyle w:val="Maintext"/>
+      </w:pPr>
+      <w:r>
+        <w:t>– уровень моделей предметной области (</w:t>
+      </w:r>
+      <w:proofErr w:type="spellStart"/>
+      <w:r>
+        <w:t>Models</w:t>
+      </w:r>
+      <w:proofErr w:type="spellEnd"/>
+      <w:r>
+        <w:t>), содержащий сущности системы и связи между ними;</w:t>
+      </w:r>
+    </w:p>
+    <w:p>
+      <w:pPr>
+        <w:pStyle w:val="Maintext"/>
+      </w:pPr>
+      <w:r>
+        <w:t>– уровень контрактов передачи данных (</w:t>
+      </w:r>
+      <w:proofErr w:type="spellStart"/>
+      <w:r>
+        <w:t>DTOs</w:t>
+      </w:r>
+      <w:proofErr w:type="spellEnd"/>
+      <w:r>
+        <w:t>), предназначенный для разделения внутренних моделей системы и внешнего представления данных;</w:t>
+      </w:r>
+    </w:p>
+    <w:p>
+      <w:pPr>
+        <w:pStyle w:val="Maintext"/>
+      </w:pPr>
+      <w:r>
+        <w:t>– уровень преобразования данных (</w:t>
+      </w:r>
+      <w:proofErr w:type="spellStart"/>
+      <w:r>
+        <w:t>Extensions</w:t>
+      </w:r>
+      <w:proofErr w:type="spellEnd"/>
+      <w:r>
+        <w:t>), реализующий преобразование сущностей системы в объекты передачи данных.</w:t>
+      </w:r>
+    </w:p>
+    <w:p>
+      <w:pPr>
+        <w:pStyle w:val="Maintext"/>
+      </w:pPr>
+      <w:r>
+        <w:t xml:space="preserve">В качестве системы управления базами данных используется </w:t>
+      </w:r>
+      <w:proofErr w:type="spellStart"/>
+      <w:r>
+        <w:t>PostgreSQL</w:t>
+      </w:r>
+      <w:proofErr w:type="spellEnd"/>
+      <w:r>
+        <w:t xml:space="preserve">. Доступ к данным осуществляется посредством ORM </w:t>
+      </w:r>
+      <w:proofErr w:type="spellStart"/>
+      <w:r>
+        <w:t>Entity</w:t>
+      </w:r>
+      <w:proofErr w:type="spellEnd"/>
+      <w:r>
+        <w:t xml:space="preserve"> Framework Core.</w:t>
+      </w:r>
+    </w:p>
+    <w:p>
+      <w:pPr>
+        <w:pStyle w:val="Maintext"/>
+      </w:pPr>
+      <w:r>
+        <w:lastRenderedPageBreak/>
+        <w:t>Для обеспечения безопасной аутентификации пользователей система использует JWT-токены. Проверка прав доступа реализуется посредством механизма разграничения доступа на основе ролей пользователей.</w:t>
+      </w:r>
+    </w:p>
+    <w:p>
+      <w:pPr>
+        <w:pStyle w:val="Maintext"/>
+      </w:pPr>
+      <w:r>
+        <w:t>Система поддерживает журналирование действий пользователей и централизованный аудит операций посредством отдельного модуля аудита.</w:t>
+      </w:r>
+    </w:p>
+    <w:p>
+      <w:pPr>
+        <w:pStyle w:val="Maintext"/>
+      </w:pPr>
+      <w:r>
+        <w:t xml:space="preserve">Для документирования и тестирования REST API используется </w:t>
+      </w:r>
+      <w:proofErr w:type="spellStart"/>
+      <w:r>
+        <w:t>Swagger</w:t>
+      </w:r>
+      <w:proofErr w:type="spellEnd"/>
+      <w:r>
         <w:t xml:space="preserve"> </w:t>
       </w:r>
       <w:proofErr w:type="spellStart"/>
       <w:r>
-        <w:rPr>
-          <w:lang w:val="en-US"/>
-        </w:rPr>
-        <w:t>программы</w:t>
+        <w:t>OpenAPI</w:t>
       </w:r>
       <w:proofErr w:type="spellEnd"/>
+      <w:r>
+        <w:t>.</w:t>
+      </w:r>
     </w:p>
     <w:p>
       <w:pPr>
         <w:pStyle w:val="Maintext"/>
       </w:pPr>
+      <w:r>
+        <w:t xml:space="preserve">Развёртывание серверной части системы предусматривает возможность контейнеризации с использованием </w:t>
+      </w:r>
       <w:proofErr w:type="spellStart"/>
       <w:r>
-        <w:t>GovTaskManager</w:t>
+        <w:t>Docker</w:t>
       </w:r>
       <w:proofErr w:type="spellEnd"/>
-    </w:p>
-    <w:p>
-      <w:pPr>
-        <w:pStyle w:val="2"/>
-      </w:pPr>
-      <w:r>
-        <w:t>Эскизный проект</w:t>
+      <w:r>
+        <w:t>.</w:t>
+      </w:r>
+    </w:p>
+    <w:p>
+      <w:pPr>
+        <w:pStyle w:val="Maintext"/>
+      </w:pPr>
+      <w:r>
+        <w:t>Архитектура системы ориентирована на использование внутри государственных учреждений и корпоративных организаций и допускает дальнейшее масштабирование и расширение функциональных возможностей программного обеспечения.</w:t>
       </w:r>
     </w:p>
     <w:p>
       <w:pPr>
         <w:pStyle w:val="3"/>
       </w:pPr>
-      <w:r>
-        <w:t>Архитектура системы</w:t>
-      </w:r>
-    </w:p>
-    <w:p>
-      <w:pPr>
-        <w:pStyle w:val="Maintext"/>
-      </w:pPr>
-      <w:r>
-        <w:t>Разрабатываемое программное обеспечение реализуется в виде клиент-серверной веб-системы, предназначенной для централизованного управления поручениями, контроля сроков исполнения и автоматизации исполнительской дисциплины сотрудников организации.</w:t>
-      </w:r>
-    </w:p>
-    <w:p>
-      <w:pPr>
-        <w:pStyle w:val="Maintext"/>
-      </w:pPr>
-    </w:p>
-    <w:p>
-      <w:pPr>
-        <w:pStyle w:val="Maintext"/>
-      </w:pPr>
-      <w:r>
-        <w:t>Архитектура программного обеспечения основана на разделении системы на клиентскую и серверную части с централизованным хранением данных в реляционной базе данных.</w:t>
-      </w:r>
-    </w:p>
-    <w:p>
-      <w:pPr>
-        <w:pStyle w:val="Maintext"/>
-      </w:pPr>
-    </w:p>
-    <w:p>
-      <w:pPr>
-        <w:pStyle w:val="Maintext"/>
-      </w:pPr>
-      <w:r>
-        <w:t>Клиентская часть системы представляет собой веб-интерфейс пользователя, обеспечивающий взаимодействие сотрудников и руководителей с функциональными возможностями системы. Пользовательский интерфейс предназначен для работы с поручениями, календарными событиями, отчётностью, комментариями и административными функциями.</w:t>
-      </w:r>
-    </w:p>
-    <w:p>
-      <w:pPr>
-        <w:pStyle w:val="Maintext"/>
-      </w:pPr>
-    </w:p>
-    <w:p>
-      <w:pPr>
-        <w:pStyle w:val="Maintext"/>
-      </w:pPr>
-      <w:r>
-        <w:t>Серверная часть реализована на платформе ASP.NET Core Web API и предназначена для обработки запросов пользователей, реализации бизнес-логики, управления доступом и взаимодействия с базой данных.</w:t>
-      </w:r>
-    </w:p>
-    <w:p>
-      <w:pPr>
-        <w:pStyle w:val="Maintext"/>
-      </w:pPr>
-    </w:p>
-    <w:p>
-      <w:pPr>
-        <w:pStyle w:val="Maintext"/>
-      </w:pPr>
-      <w:r>
-        <w:lastRenderedPageBreak/>
-        <w:t>Взаимодействие между клиентской и серверной частями системы осуществляется посредством REST API. Передача данных выполняется в формате JSON по протоколу HTTP.</w:t>
-      </w:r>
-    </w:p>
-    <w:p>
-      <w:pPr>
-        <w:pStyle w:val="Maintext"/>
-      </w:pPr>
-      <w:r>
-        <w:t xml:space="preserve">Архитектурно система построена с использованием принципов упрощённой </w:t>
-      </w:r>
-      <w:proofErr w:type="spellStart"/>
-      <w:r>
-        <w:t>Clean</w:t>
-      </w:r>
-      <w:proofErr w:type="spellEnd"/>
-      <w:r>
-        <w:t xml:space="preserve"> Architecture и включает следующие уровни:</w:t>
-      </w:r>
-    </w:p>
-    <w:p>
-      <w:pPr>
-        <w:pStyle w:val="Maintext"/>
-      </w:pPr>
-      <w:r>
-        <w:t>– уровень представления (</w:t>
-      </w:r>
-      <w:proofErr w:type="spellStart"/>
-      <w:r>
-        <w:t>Controllers</w:t>
-      </w:r>
-      <w:proofErr w:type="spellEnd"/>
-      <w:r>
-        <w:t>), обеспечивающий обработку HTTP-запросов и взаимодействие с клиентской частью;</w:t>
-      </w:r>
-    </w:p>
-    <w:p>
-      <w:pPr>
-        <w:pStyle w:val="Maintext"/>
-      </w:pPr>
-      <w:r>
-        <w:t>– уровень бизнес-логики (Services), реализующий основные сценарии работы системы и обработку бизнес-процессов;</w:t>
-      </w:r>
-    </w:p>
-    <w:p>
-      <w:pPr>
-        <w:pStyle w:val="Maintext"/>
-      </w:pPr>
-      <w:r>
-        <w:t xml:space="preserve">– уровень доступа к данным (Data), обеспечивающий взаимодействие с базой данных посредством </w:t>
-      </w:r>
-      <w:proofErr w:type="spellStart"/>
-      <w:r>
-        <w:t>Entity</w:t>
-      </w:r>
-      <w:proofErr w:type="spellEnd"/>
-      <w:r>
-        <w:t xml:space="preserve"> Framework Core;</w:t>
-      </w:r>
-    </w:p>
-    <w:p>
-      <w:pPr>
-        <w:pStyle w:val="Maintext"/>
-      </w:pPr>
-      <w:r>
-        <w:t>– уровень моделей предметной области (</w:t>
-      </w:r>
-      <w:proofErr w:type="spellStart"/>
-      <w:r>
-        <w:t>Models</w:t>
-      </w:r>
-      <w:proofErr w:type="spellEnd"/>
-      <w:r>
-        <w:t>), содержащий сущности системы и связи между ними;</w:t>
-      </w:r>
-    </w:p>
-    <w:p>
-      <w:pPr>
-        <w:pStyle w:val="Maintext"/>
-      </w:pPr>
-      <w:r>
-        <w:t>– уровень контрактов передачи данных (</w:t>
-      </w:r>
-      <w:proofErr w:type="spellStart"/>
-      <w:r>
-        <w:t>DTOs</w:t>
-      </w:r>
-      <w:proofErr w:type="spellEnd"/>
-      <w:r>
-        <w:t>), предназначенный для разделения внутренних моделей системы и внешнего представления данных;</w:t>
-      </w:r>
-    </w:p>
-    <w:p>
-      <w:pPr>
-        <w:pStyle w:val="Maintext"/>
-      </w:pPr>
-      <w:r>
-        <w:t>– уровень преобразования данных (</w:t>
-      </w:r>
-      <w:proofErr w:type="spellStart"/>
-      <w:r>
-        <w:t>Extensions</w:t>
-      </w:r>
-      <w:proofErr w:type="spellEnd"/>
-      <w:r>
-        <w:t>), реализующий преобразование сущностей системы в объекты передачи данных.</w:t>
-      </w:r>
-    </w:p>
-    <w:p>
-      <w:pPr>
-        <w:pStyle w:val="Maintext"/>
-      </w:pPr>
-      <w:r>
-        <w:t xml:space="preserve">В качестве системы управления базами данных используется </w:t>
-      </w:r>
-      <w:proofErr w:type="spellStart"/>
-      <w:r>
-        <w:t>PostgreSQL</w:t>
-      </w:r>
-      <w:proofErr w:type="spellEnd"/>
-      <w:r>
-        <w:t xml:space="preserve">. Доступ к данным осуществляется посредством ORM </w:t>
-      </w:r>
-      <w:proofErr w:type="spellStart"/>
-      <w:r>
-        <w:t>Entity</w:t>
-      </w:r>
-      <w:proofErr w:type="spellEnd"/>
-      <w:r>
-        <w:t xml:space="preserve"> Framework Core.</w:t>
-      </w:r>
-    </w:p>
-    <w:p>
-      <w:pPr>
-        <w:pStyle w:val="Maintext"/>
-      </w:pPr>
-      <w:r>
-        <w:t>Для обеспечения безопасной аутентификации пользователей система использует JWT-токены. Проверка прав доступа реализуется посредством механизма разграничения доступа на основе ролей пользователей.</w:t>
-      </w:r>
-    </w:p>
-    <w:p>
-      <w:pPr>
-        <w:pStyle w:val="Maintext"/>
-      </w:pPr>
-      <w:r>
-        <w:t>Система поддерживает журналирование действий пользователей и централизованный аудит операций посредством отдельного модуля аудита.</w:t>
-      </w:r>
-    </w:p>
-    <w:p>
-      <w:pPr>
-        <w:pStyle w:val="Maintext"/>
-      </w:pPr>
-      <w:r>
-        <w:t xml:space="preserve">Для документирования и тестирования REST API используется </w:t>
-      </w:r>
-      <w:proofErr w:type="spellStart"/>
-      <w:r>
-        <w:t>Swagger</w:t>
-      </w:r>
-      <w:proofErr w:type="spellEnd"/>
-      <w:r>
-        <w:t xml:space="preserve"> </w:t>
-      </w:r>
-      <w:proofErr w:type="spellStart"/>
-      <w:r>
-        <w:t>OpenAPI</w:t>
-      </w:r>
-      <w:proofErr w:type="spellEnd"/>
-      <w:r>
-        <w:t>.</w:t>
-      </w:r>
-    </w:p>
-    <w:p>
-      <w:pPr>
-        <w:pStyle w:val="Maintext"/>
-      </w:pPr>
-      <w:r>
-        <w:t xml:space="preserve">Развёртывание серверной части системы предусматривает возможность контейнеризации с использованием </w:t>
-      </w:r>
-      <w:proofErr w:type="spellStart"/>
-      <w:r>
-        <w:t>Docker</w:t>
-      </w:r>
-      <w:proofErr w:type="spellEnd"/>
-      <w:r>
-        <w:t>.</w:t>
-      </w:r>
-    </w:p>
-    <w:p>
-      <w:pPr>
-        <w:pStyle w:val="Maintext"/>
-      </w:pPr>
-      <w:r>
-        <w:lastRenderedPageBreak/>
-        <w:t>Архитектура системы ориентирована на использование внутри государственных учреждений и корпоративных организаций и допускает дальнейшее масштабирование и расширение функциональных возможностей программного обеспечения.</w:t>
-      </w:r>
-    </w:p>
-    <w:p>
-      <w:pPr>
-        <w:pStyle w:val="3"/>
-      </w:pPr>
+      <w:bookmarkStart w:id="34" w:name="_Toc229734897"/>
+      <w:bookmarkStart w:id="35" w:name="_Toc229734986"/>
       <w:r>
         <w:t>Внутренняя спецификация данных</w:t>
       </w:r>
+      <w:bookmarkEnd w:id="34"/>
+      <w:bookmarkEnd w:id="35"/>
     </w:p>
     <w:p>
       <w:pPr>
@@ -4849,23 +7642,35 @@
             <w:pPr>
               <w:pStyle w:val="Maintable"/>
             </w:pPr>
-            <w:r>
-              <w:t>Наименование функции</w:t>
-            </w:r>
-          </w:p>
-        </w:tc>
-        <w:tc>
-          <w:tcPr>
-            <w:tcW w:w="0" w:type="auto"/>
-            <w:hideMark/>
-          </w:tcPr>
-          <w:p>
-            <w:pPr>
-              <w:pStyle w:val="Maintable"/>
-            </w:pPr>
+            <w:proofErr w:type="spellStart"/>
+            <w:r>
+              <w:t>Наименование</w:t>
+            </w:r>
+            <w:proofErr w:type="spellEnd"/>
+            <w:r>
+              <w:t xml:space="preserve"> </w:t>
+            </w:r>
+            <w:proofErr w:type="spellStart"/>
+            <w:r>
+              <w:t>функции</w:t>
+            </w:r>
+            <w:proofErr w:type="spellEnd"/>
+          </w:p>
+        </w:tc>
+        <w:tc>
+          <w:tcPr>
+            <w:tcW w:w="0" w:type="auto"/>
+            <w:hideMark/>
+          </w:tcPr>
+          <w:p>
+            <w:pPr>
+              <w:pStyle w:val="Maintable"/>
+            </w:pPr>
+            <w:proofErr w:type="spellStart"/>
             <w:r>
               <w:t>Назначение</w:t>
             </w:r>
+            <w:proofErr w:type="spellEnd"/>
           </w:p>
         </w:tc>
       </w:tr>
@@ -4902,9 +7707,24 @@
           <w:p>
             <w:pPr>
               <w:pStyle w:val="Maintable"/>
-            </w:pPr>
-            <w:r>
-              <w:t>Выполняет аутентификацию пользователя и формирование JWT-токена доступа</w:t>
+              <w:rPr>
+                <w:lang w:val="ru-RU"/>
+              </w:rPr>
+            </w:pPr>
+            <w:r>
+              <w:rPr>
+                <w:lang w:val="ru-RU"/>
+              </w:rPr>
+              <w:t xml:space="preserve">Выполняет аутентификацию пользователя и формирование </w:t>
+            </w:r>
+            <w:r>
+              <w:t>JWT</w:t>
+            </w:r>
+            <w:r>
+              <w:rPr>
+                <w:lang w:val="ru-RU"/>
+              </w:rPr>
+              <w:t>-токена доступа</w:t>
             </w:r>
           </w:p>
         </w:tc>
@@ -4942,8 +7762,14 @@
           <w:p>
             <w:pPr>
               <w:pStyle w:val="Maintable"/>
-            </w:pPr>
-            <w:r>
+              <w:rPr>
+                <w:lang w:val="ru-RU"/>
+              </w:rPr>
+            </w:pPr>
+            <w:r>
+              <w:rPr>
+                <w:lang w:val="ru-RU"/>
+              </w:rPr>
               <w:t>Создаёт новую учётную запись пользователя</w:t>
             </w:r>
           </w:p>
@@ -4982,8 +7808,14 @@
           <w:p>
             <w:pPr>
               <w:pStyle w:val="Maintable"/>
-            </w:pPr>
-            <w:r>
+              <w:rPr>
+                <w:lang w:val="ru-RU"/>
+              </w:rPr>
+            </w:pPr>
+            <w:r>
+              <w:rPr>
+                <w:lang w:val="ru-RU"/>
+              </w:rPr>
               <w:t>Выполняет изменение сведений о пользователе</w:t>
             </w:r>
           </w:p>
@@ -5022,8 +7854,14 @@
           <w:p>
             <w:pPr>
               <w:pStyle w:val="Maintable"/>
-            </w:pPr>
-            <w:r>
+              <w:rPr>
+                <w:lang w:val="ru-RU"/>
+              </w:rPr>
+            </w:pPr>
+            <w:r>
+              <w:rPr>
+                <w:lang w:val="ru-RU"/>
+              </w:rPr>
               <w:t>Выполняет удаление пользователя из системы</w:t>
             </w:r>
           </w:p>
@@ -5063,9 +7901,35 @@
             <w:pPr>
               <w:pStyle w:val="Maintable"/>
             </w:pPr>
-            <w:r>
-              <w:t>Возвращает перечень пользователей системы</w:t>
-            </w:r>
+            <w:proofErr w:type="spellStart"/>
+            <w:r>
+              <w:t>Возвращает</w:t>
+            </w:r>
+            <w:proofErr w:type="spellEnd"/>
+            <w:r>
+              <w:t xml:space="preserve"> </w:t>
+            </w:r>
+            <w:proofErr w:type="spellStart"/>
+            <w:r>
+              <w:t>перечень</w:t>
+            </w:r>
+            <w:proofErr w:type="spellEnd"/>
+            <w:r>
+              <w:t xml:space="preserve"> </w:t>
+            </w:r>
+            <w:proofErr w:type="spellStart"/>
+            <w:r>
+              <w:t>пользователей</w:t>
+            </w:r>
+            <w:proofErr w:type="spellEnd"/>
+            <w:r>
+              <w:t xml:space="preserve"> </w:t>
+            </w:r>
+            <w:proofErr w:type="spellStart"/>
+            <w:r>
+              <w:t>системы</w:t>
+            </w:r>
+            <w:proofErr w:type="spellEnd"/>
           </w:p>
         </w:tc>
       </w:tr>
@@ -5103,9 +7967,27 @@
             <w:pPr>
               <w:pStyle w:val="Maintable"/>
             </w:pPr>
-            <w:r>
-              <w:t>Создаёт новое поручение</w:t>
-            </w:r>
+            <w:proofErr w:type="spellStart"/>
+            <w:r>
+              <w:t>Создаёт</w:t>
+            </w:r>
+            <w:proofErr w:type="spellEnd"/>
+            <w:r>
+              <w:t xml:space="preserve"> </w:t>
+            </w:r>
+            <w:proofErr w:type="spellStart"/>
+            <w:r>
+              <w:t>новое</w:t>
+            </w:r>
+            <w:proofErr w:type="spellEnd"/>
+            <w:r>
+              <w:t xml:space="preserve"> </w:t>
+            </w:r>
+            <w:proofErr w:type="spellStart"/>
+            <w:r>
+              <w:t>поручение</w:t>
+            </w:r>
+            <w:proofErr w:type="spellEnd"/>
           </w:p>
         </w:tc>
       </w:tr>
@@ -5143,9 +8025,35 @@
             <w:pPr>
               <w:pStyle w:val="Maintable"/>
             </w:pPr>
-            <w:r>
-              <w:t>Выполняет редактирование параметров поручения</w:t>
-            </w:r>
+            <w:proofErr w:type="spellStart"/>
+            <w:r>
+              <w:t>Выполняет</w:t>
+            </w:r>
+            <w:proofErr w:type="spellEnd"/>
+            <w:r>
+              <w:t xml:space="preserve"> </w:t>
+            </w:r>
+            <w:proofErr w:type="spellStart"/>
+            <w:r>
+              <w:t>редактирование</w:t>
+            </w:r>
+            <w:proofErr w:type="spellEnd"/>
+            <w:r>
+              <w:t xml:space="preserve"> </w:t>
+            </w:r>
+            <w:proofErr w:type="spellStart"/>
+            <w:r>
+              <w:t>параметров</w:t>
+            </w:r>
+            <w:proofErr w:type="spellEnd"/>
+            <w:r>
+              <w:t xml:space="preserve"> </w:t>
+            </w:r>
+            <w:proofErr w:type="spellStart"/>
+            <w:r>
+              <w:t>поручения</w:t>
+            </w:r>
+            <w:proofErr w:type="spellEnd"/>
           </w:p>
         </w:tc>
       </w:tr>
@@ -5183,9 +8091,27 @@
             <w:pPr>
               <w:pStyle w:val="Maintable"/>
             </w:pPr>
-            <w:r>
-              <w:t>Выполняет удаление поручения</w:t>
-            </w:r>
+            <w:proofErr w:type="spellStart"/>
+            <w:r>
+              <w:t>Выполняет</w:t>
+            </w:r>
+            <w:proofErr w:type="spellEnd"/>
+            <w:r>
+              <w:t xml:space="preserve"> </w:t>
+            </w:r>
+            <w:proofErr w:type="spellStart"/>
+            <w:r>
+              <w:t>удаление</w:t>
+            </w:r>
+            <w:proofErr w:type="spellEnd"/>
+            <w:r>
+              <w:t xml:space="preserve"> </w:t>
+            </w:r>
+            <w:proofErr w:type="spellStart"/>
+            <w:r>
+              <w:t>поручения</w:t>
+            </w:r>
+            <w:proofErr w:type="spellEnd"/>
           </w:p>
         </w:tc>
       </w:tr>
@@ -5223,9 +8149,27 @@
             <w:pPr>
               <w:pStyle w:val="Maintable"/>
             </w:pPr>
-            <w:r>
-              <w:t>Возвращает список поручений</w:t>
-            </w:r>
+            <w:proofErr w:type="spellStart"/>
+            <w:r>
+              <w:t>Возвращает</w:t>
+            </w:r>
+            <w:proofErr w:type="spellEnd"/>
+            <w:r>
+              <w:t xml:space="preserve"> </w:t>
+            </w:r>
+            <w:proofErr w:type="spellStart"/>
+            <w:r>
+              <w:t>список</w:t>
+            </w:r>
+            <w:proofErr w:type="spellEnd"/>
+            <w:r>
+              <w:t xml:space="preserve"> </w:t>
+            </w:r>
+            <w:proofErr w:type="spellStart"/>
+            <w:r>
+              <w:t>поручений</w:t>
+            </w:r>
+            <w:proofErr w:type="spellEnd"/>
           </w:p>
         </w:tc>
       </w:tr>
@@ -5262,8 +8206,14 @@
           <w:p>
             <w:pPr>
               <w:pStyle w:val="Maintable"/>
-            </w:pPr>
-            <w:r>
+              <w:rPr>
+                <w:lang w:val="ru-RU"/>
+              </w:rPr>
+            </w:pPr>
+            <w:r>
+              <w:rPr>
+                <w:lang w:val="ru-RU"/>
+              </w:rPr>
               <w:t>Выполняет получение подробной информации о поручении</w:t>
             </w:r>
           </w:p>
@@ -5303,9 +8253,27 @@
             <w:pPr>
               <w:pStyle w:val="Maintable"/>
             </w:pPr>
-            <w:r>
-              <w:t>Назначает исполнителя поручению</w:t>
-            </w:r>
+            <w:proofErr w:type="spellStart"/>
+            <w:r>
+              <w:t>Назначает</w:t>
+            </w:r>
+            <w:proofErr w:type="spellEnd"/>
+            <w:r>
+              <w:t xml:space="preserve"> </w:t>
+            </w:r>
+            <w:proofErr w:type="spellStart"/>
+            <w:r>
+              <w:t>исполнителя</w:t>
+            </w:r>
+            <w:proofErr w:type="spellEnd"/>
+            <w:r>
+              <w:t xml:space="preserve"> </w:t>
+            </w:r>
+            <w:proofErr w:type="spellStart"/>
+            <w:r>
+              <w:t>поручению</w:t>
+            </w:r>
+            <w:proofErr w:type="spellEnd"/>
           </w:p>
         </w:tc>
       </w:tr>
@@ -5343,9 +8311,35 @@
             <w:pPr>
               <w:pStyle w:val="Maintable"/>
             </w:pPr>
-            <w:r>
-              <w:t>Выполняет изменение статуса поручения</w:t>
-            </w:r>
+            <w:proofErr w:type="spellStart"/>
+            <w:r>
+              <w:t>Выполняет</w:t>
+            </w:r>
+            <w:proofErr w:type="spellEnd"/>
+            <w:r>
+              <w:t xml:space="preserve"> </w:t>
+            </w:r>
+            <w:proofErr w:type="spellStart"/>
+            <w:r>
+              <w:t>изменение</w:t>
+            </w:r>
+            <w:proofErr w:type="spellEnd"/>
+            <w:r>
+              <w:t xml:space="preserve"> </w:t>
+            </w:r>
+            <w:proofErr w:type="spellStart"/>
+            <w:r>
+              <w:t>статуса</w:t>
+            </w:r>
+            <w:proofErr w:type="spellEnd"/>
+            <w:r>
+              <w:t xml:space="preserve"> </w:t>
+            </w:r>
+            <w:proofErr w:type="spellStart"/>
+            <w:r>
+              <w:t>поручения</w:t>
+            </w:r>
+            <w:proofErr w:type="spellEnd"/>
           </w:p>
         </w:tc>
       </w:tr>
@@ -5383,9 +8377,27 @@
             <w:pPr>
               <w:pStyle w:val="Maintable"/>
             </w:pPr>
-            <w:r>
-              <w:t>Добавляет комментарий к поручению</w:t>
-            </w:r>
+            <w:proofErr w:type="spellStart"/>
+            <w:r>
+              <w:t>Добавляет</w:t>
+            </w:r>
+            <w:proofErr w:type="spellEnd"/>
+            <w:r>
+              <w:t xml:space="preserve"> </w:t>
+            </w:r>
+            <w:proofErr w:type="spellStart"/>
+            <w:r>
+              <w:t>комментарий</w:t>
+            </w:r>
+            <w:proofErr w:type="spellEnd"/>
+            <w:r>
+              <w:t xml:space="preserve"> к </w:t>
+            </w:r>
+            <w:proofErr w:type="spellStart"/>
+            <w:r>
+              <w:t>поручению</w:t>
+            </w:r>
+            <w:proofErr w:type="spellEnd"/>
           </w:p>
         </w:tc>
       </w:tr>
@@ -5423,9 +8435,35 @@
             <w:pPr>
               <w:pStyle w:val="Maintable"/>
             </w:pPr>
-            <w:r>
-              <w:t>Возвращает историю изменений поручения</w:t>
-            </w:r>
+            <w:proofErr w:type="spellStart"/>
+            <w:r>
+              <w:t>Возвращает</w:t>
+            </w:r>
+            <w:proofErr w:type="spellEnd"/>
+            <w:r>
+              <w:t xml:space="preserve"> </w:t>
+            </w:r>
+            <w:proofErr w:type="spellStart"/>
+            <w:r>
+              <w:t>историю</w:t>
+            </w:r>
+            <w:proofErr w:type="spellEnd"/>
+            <w:r>
+              <w:t xml:space="preserve"> </w:t>
+            </w:r>
+            <w:proofErr w:type="spellStart"/>
+            <w:r>
+              <w:t>изменений</w:t>
+            </w:r>
+            <w:proofErr w:type="spellEnd"/>
+            <w:r>
+              <w:t xml:space="preserve"> </w:t>
+            </w:r>
+            <w:proofErr w:type="spellStart"/>
+            <w:r>
+              <w:t>поручения</w:t>
+            </w:r>
+            <w:proofErr w:type="spellEnd"/>
           </w:p>
         </w:tc>
       </w:tr>
@@ -5602,6 +8640,7 @@
             <w:proofErr w:type="spellStart"/>
             <w:proofErr w:type="gramStart"/>
             <w:r>
+              <w:lastRenderedPageBreak/>
               <w:t>GenerateReportAsync</w:t>
             </w:r>
             <w:proofErr w:type="spellEnd"/>
@@ -5662,8 +8701,14 @@
           <w:p>
             <w:pPr>
               <w:pStyle w:val="Maintable"/>
-            </w:pPr>
-            <w:r>
+              <w:rPr>
+                <w:lang w:val="ru-RU"/>
+              </w:rPr>
+            </w:pPr>
+            <w:r>
+              <w:rPr>
+                <w:lang w:val="ru-RU"/>
+              </w:rPr>
               <w:t>Выполняет вычисление показателей исполнительской дисциплины</w:t>
             </w:r>
           </w:p>
@@ -5679,14 +8724,9 @@
             <w:pPr>
               <w:pStyle w:val="Maintable"/>
             </w:pPr>
-            <w:proofErr w:type="spellStart"/>
             <w:proofErr w:type="gramStart"/>
             <w:r>
-              <w:t>LogAuditAsync</w:t>
-            </w:r>
-            <w:proofErr w:type="spellEnd"/>
-            <w:r>
-              <w:t>(</w:t>
+              <w:t>LogAuditAsync(</w:t>
             </w:r>
             <w:proofErr w:type="gramEnd"/>
             <w:r>
@@ -5702,8 +8742,14 @@
           <w:p>
             <w:pPr>
               <w:pStyle w:val="Maintable"/>
-            </w:pPr>
-            <w:r>
+              <w:rPr>
+                <w:lang w:val="ru-RU"/>
+              </w:rPr>
+            </w:pPr>
+            <w:r>
+              <w:rPr>
+                <w:lang w:val="ru-RU"/>
+              </w:rPr>
               <w:t>Выполняет регистрацию действий пользователей в журнале аудита</w:t>
             </w:r>
           </w:p>
@@ -5782,8 +8828,14 @@
           <w:p>
             <w:pPr>
               <w:pStyle w:val="Maintable"/>
-            </w:pPr>
-            <w:r>
+              <w:rPr>
+                <w:lang w:val="ru-RU"/>
+              </w:rPr>
+            </w:pPr>
+            <w:r>
+              <w:rPr>
+                <w:lang w:val="ru-RU"/>
+              </w:rPr>
               <w:t>Выполняет проверку корректности входных данных</w:t>
             </w:r>
           </w:p>
@@ -5862,9 +8914,24 @@
           <w:p>
             <w:pPr>
               <w:pStyle w:val="Maintable"/>
-            </w:pPr>
-            <w:r>
-              <w:t>Выполняет преобразование внутренних сущностей в DTO-модели</w:t>
+              <w:rPr>
+                <w:lang w:val="ru-RU"/>
+              </w:rPr>
+            </w:pPr>
+            <w:r>
+              <w:rPr>
+                <w:lang w:val="ru-RU"/>
+              </w:rPr>
+              <w:t xml:space="preserve">Выполняет преобразование внутренних сущностей в </w:t>
+            </w:r>
+            <w:r>
+              <w:t>DTO</w:t>
+            </w:r>
+            <w:r>
+              <w:rPr>
+                <w:lang w:val="ru-RU"/>
+              </w:rPr>
+              <w:t>-модели</w:t>
             </w:r>
           </w:p>
         </w:tc>
@@ -5902,8 +8969,14 @@
           <w:p>
             <w:pPr>
               <w:pStyle w:val="Maintable"/>
-            </w:pPr>
-            <w:r>
+              <w:rPr>
+                <w:lang w:val="ru-RU"/>
+              </w:rPr>
+            </w:pPr>
+            <w:r>
+              <w:rPr>
+                <w:lang w:val="ru-RU"/>
+              </w:rPr>
               <w:t>Выполняет сохранение изменений в базе данных</w:t>
             </w:r>
           </w:p>
@@ -5919,9 +8992,85 @@
       <w:pPr>
         <w:pStyle w:val="3"/>
       </w:pPr>
+      <w:bookmarkStart w:id="36" w:name="_Toc229734898"/>
+      <w:bookmarkStart w:id="37" w:name="_Toc229734987"/>
+      <w:r>
+        <w:t>Алгоритм функционирования системы</w:t>
+      </w:r>
+      <w:bookmarkEnd w:id="36"/>
+      <w:bookmarkEnd w:id="37"/>
+    </w:p>
+    <w:p>
+      <w:pPr>
+        <w:pStyle w:val="Maintext"/>
+      </w:pPr>
+      <w:r>
+        <w:t>Процесс функционирования системы начинается с обращения пользователя к клиентскому веб-интерфейсу и выполнения процедуры аутентификации.</w:t>
+      </w:r>
+    </w:p>
+    <w:p>
+      <w:pPr>
+        <w:pStyle w:val="Maintext"/>
+      </w:pPr>
+      <w:r>
+        <w:t>Пользователь вводит логин и пароль, после чего клиентская часть приложения передаёт запрос авторизации на сервер посредством REST API. Серверная часть системы выполняет проверку учётных данных пользователя, анализирует сведения о назначенной роли и формирует JWT-токен доступа.</w:t>
+      </w:r>
+    </w:p>
+    <w:p>
+      <w:pPr>
+        <w:pStyle w:val="Maintext"/>
+      </w:pPr>
+      <w:r>
+        <w:t>После успешной аутентификации пользователь получает доступ к функциональным возможностям системы в соответствии с назначенными правами доступа. Все последующие запросы пользователя к серверной части сопровождаются JWT-токеном, используемым для проверки полномочий.</w:t>
+      </w:r>
+    </w:p>
+    <w:p>
+      <w:pPr>
+        <w:pStyle w:val="Maintext"/>
+      </w:pPr>
+      <w:r>
+        <w:t>При выполнении операций с поручениями клиентское приложение формирует HTTP-запрос и передаёт его соответствующему контроллеру серверной части системы.</w:t>
+      </w:r>
+    </w:p>
+    <w:p>
+      <w:pPr>
+        <w:pStyle w:val="Maintext"/>
+      </w:pPr>
+      <w:r>
+        <w:t>Контроллер выполняет первичную обработку запроса, проверку корректности входных данных и передаёт выполнение операции в соответствующий сервис бизнес-логики.</w:t>
+      </w:r>
+    </w:p>
+    <w:p>
+      <w:pPr>
+        <w:pStyle w:val="Maintext"/>
+      </w:pPr>
+      <w:r>
+        <w:t>Сервисный уровень системы реализует основные бизнес-процессы: создание поручений, изменение статусов задач, назначение исполнителей, формирование отчётов, обработку календарных событий и управление пользователями.</w:t>
+      </w:r>
+    </w:p>
+    <w:p>
+      <w:pPr>
+        <w:pStyle w:val="Maintext"/>
+      </w:pPr>
       <w:r>
         <w:lastRenderedPageBreak/>
-        <w:t>Алгоритм функционирования системы</w:t>
+        <w:t xml:space="preserve">При необходимости обработки или изменения данных сервис обращается к уровню доступа к данным, реализованному посредством </w:t>
+      </w:r>
+      <w:proofErr w:type="spellStart"/>
+      <w:r>
+        <w:t>Entity</w:t>
+      </w:r>
+      <w:proofErr w:type="spellEnd"/>
+      <w:r>
+        <w:t xml:space="preserve"> Framework Core и контекста базы данных </w:t>
+      </w:r>
+      <w:proofErr w:type="spellStart"/>
+      <w:r>
+        <w:t>AppDbContext</w:t>
+      </w:r>
+      <w:proofErr w:type="spellEnd"/>
+      <w:r>
+        <w:t>.</w:t>
       </w:r>
     </w:p>
     <w:p>
@@ -5929,7 +9078,7 @@
         <w:pStyle w:val="Maintext"/>
       </w:pPr>
       <w:r>
-        <w:t>Процесс функционирования системы начинается с обращения пользователя к клиентскому веб-интерфейсу и выполнения процедуры аутентификации.</w:t>
+        <w:t>После получения данных из базы данных сервис выполняет обработку результатов, применение бизнес-логики и формирование объектов передачи данных DTO.</w:t>
       </w:r>
     </w:p>
     <w:p>
@@ -5937,7 +9086,7 @@
         <w:pStyle w:val="Maintext"/>
       </w:pPr>
       <w:r>
-        <w:t>Пользователь вводит логин и пароль, после чего клиентская часть приложения передаёт запрос авторизации на сервер посредством REST API. Серверная часть системы выполняет проверку учётных данных пользователя, анализирует сведения о назначенной роли и формирует JWT-токен доступа.</w:t>
+        <w:t>При выполнении операций изменения данных система дополнительно вызывает модуль аудита, выполняющий регистрацию действий пользователя в журнале аудита.</w:t>
       </w:r>
     </w:p>
     <w:p>
@@ -5945,7 +9094,7 @@
         <w:pStyle w:val="Maintext"/>
       </w:pPr>
       <w:r>
-        <w:t>После успешной аутентификации пользователь получает доступ к функциональным возможностям системы в соответствии с назначенными правами доступа. Все последующие запросы пользователя к серверной части сопровождаются JWT-токеном, используемым для проверки полномочий.</w:t>
+        <w:t>Результат обработки возвращается контроллеру серверной части, после чего преобразуется в HTTP-ответ и передаётся клиентскому приложению в формате JSON.</w:t>
       </w:r>
     </w:p>
     <w:p>
@@ -5953,7 +9102,7 @@
         <w:pStyle w:val="Maintext"/>
       </w:pPr>
       <w:r>
-        <w:t>При выполнении операций с поручениями клиентское приложение формирует HTTP-запрос и передаёт его соответствующему контроллеру серверной части системы.</w:t>
+        <w:t>В процессе функционирования системы осуществляется централизованный контроль сроков исполнения поручений. При обнаружении задач с истекшим сроком исполнения система должна изменять их состояние либо помечать соответствующим признаком просроченного исполнения.</w:t>
       </w:r>
     </w:p>
     <w:p>
@@ -5961,7 +9110,7 @@
         <w:pStyle w:val="Maintext"/>
       </w:pPr>
       <w:r>
-        <w:t>Контроллер выполняет первичную обработку запроса, проверку корректности входных данных и передаёт выполнение операции в соответствующий сервис бизнес-логики.</w:t>
+        <w:t>Формирование аналитической информации выполняется на основе накопленных данных о поручениях, действиях пользователей и активности подразделений организации.</w:t>
       </w:r>
     </w:p>
     <w:p>
@@ -5969,7 +9118,7 @@
         <w:pStyle w:val="Maintext"/>
       </w:pPr>
       <w:r>
-        <w:t>Сервисный уровень системы реализует основные бизнес-процессы: создание поручений, изменение статусов задач, назначение исполнителей, формирование отчётов, обработку календарных событий и управление пользователями.</w:t>
+        <w:t>Все операции системы должны сопровождаться проверкой прав доступа пользователя, валидацией входных данных и обработкой исключительных ситуаций.</w:t>
       </w:r>
     </w:p>
     <w:p>
@@ -5977,23 +9126,240 @@
         <w:pStyle w:val="Maintext"/>
       </w:pPr>
       <w:r>
-        <w:t xml:space="preserve">При необходимости обработки или изменения данных сервис обращается к уровню доступа к данным, реализованному посредством </w:t>
+        <w:t xml:space="preserve">Хранение данных осуществляется в централизованной реляционной базе данных </w:t>
       </w:r>
       <w:proofErr w:type="spellStart"/>
       <w:r>
+        <w:t>PostgreSQL</w:t>
+      </w:r>
+      <w:proofErr w:type="spellEnd"/>
+      <w:r>
+        <w:t>. Взаимодействие компонентов системы реализуется в рамках клиент-серверной архитектуры с использованием REST API.</w:t>
+      </w:r>
+    </w:p>
+    <w:p>
+      <w:pPr>
+        <w:pStyle w:val="3"/>
+      </w:pPr>
+      <w:bookmarkStart w:id="38" w:name="_Toc229734899"/>
+      <w:bookmarkStart w:id="39" w:name="_Toc229734988"/>
+      <w:r>
+        <w:t>Детализация функциональной спецификации</w:t>
+      </w:r>
+      <w:bookmarkEnd w:id="38"/>
+      <w:bookmarkEnd w:id="39"/>
+    </w:p>
+    <w:p>
+      <w:pPr>
+        <w:pStyle w:val="Maintext"/>
+      </w:pPr>
+      <w:r>
+        <w:t xml:space="preserve">Обработка пользовательских запросов должна осуществляться посредством контроллеров серверной части системы. Каждый контроллер должен обеспечивать приём HTTP-запросов, проверку корректности </w:t>
+      </w:r>
+      <w:r>
+        <w:lastRenderedPageBreak/>
+        <w:t>передаваемых параметров и передачу выполнения операции соответствующему сервису бизнес-логики.</w:t>
+      </w:r>
+    </w:p>
+    <w:p>
+      <w:pPr>
+        <w:pStyle w:val="Maintext"/>
+      </w:pPr>
+      <w:r>
+        <w:t>Модуль аутентификации должен обеспечивать проверку учётных данных пользователей, генерацию JWT-токенов и управление доступом к защищённым ресурсам системы. Проверка прав доступа должна осуществляться на основе назначенных ролей пользователей.</w:t>
+      </w:r>
+    </w:p>
+    <w:p>
+      <w:pPr>
+        <w:pStyle w:val="Maintext"/>
+      </w:pPr>
+      <w:r>
+        <w:t>Модуль управления пользователями должен обеспечивать создание, редактирование, удаление и просмотр учётных записей сотрудников. Дополнительно модуль должен обеспечивать назначение ролей и управление принадлежностью пользователей к подразделениям организации.</w:t>
+      </w:r>
+    </w:p>
+    <w:p>
+      <w:pPr>
+        <w:pStyle w:val="Maintext"/>
+      </w:pPr>
+      <w:r>
+        <w:t>Модуль управления поручениями должен обеспечивать создание задач, изменение параметров поручений, назначение исполнителей, изменение статусов и получение сведений о ходе исполнения задач.</w:t>
+      </w:r>
+    </w:p>
+    <w:p>
+      <w:pPr>
+        <w:pStyle w:val="Maintext"/>
+      </w:pPr>
+      <w:r>
+        <w:t>При изменении состояния поручения система должна автоматически фиксировать сведения о выполненном действии в истории изменений и журнале аудита.</w:t>
+      </w:r>
+    </w:p>
+    <w:p>
+      <w:pPr>
+        <w:pStyle w:val="Maintext"/>
+      </w:pPr>
+      <w:r>
+        <w:t>Модуль комментариев должен обеспечивать добавление, хранение и отображение комментариев пользователей, связанных с конкретными поручениями.</w:t>
+      </w:r>
+    </w:p>
+    <w:p>
+      <w:pPr>
+        <w:pStyle w:val="Maintext"/>
+      </w:pPr>
+      <w:r>
+        <w:t>Модуль календаря должен обеспечивать создание, изменение и удаление календарных событий, отображение мероприятий пользователей и хранение информации о запланированных действиях.</w:t>
+      </w:r>
+    </w:p>
+    <w:p>
+      <w:pPr>
+        <w:pStyle w:val="Maintext"/>
+      </w:pPr>
+      <w:r>
+        <w:t>Модуль формирования отчётности должен обеспечивать сбор и анализ данных о поручениях, вычисление показателей исполнительской дисциплины и формирование аналитических отчётов за выбранный период времени.</w:t>
+      </w:r>
+    </w:p>
+    <w:p>
+      <w:pPr>
+        <w:pStyle w:val="Maintext"/>
+      </w:pPr>
+      <w:r>
+        <w:t>Модуль аудита должен обеспечивать централизованную регистрацию действий пользователей, фиксацию изменений данных и хранение сведений о выполненных операциях системы.</w:t>
+      </w:r>
+    </w:p>
+    <w:p>
+      <w:pPr>
+        <w:pStyle w:val="Maintext"/>
+      </w:pPr>
+      <w:r>
+        <w:lastRenderedPageBreak/>
+        <w:t xml:space="preserve">Модуль доступа к данным должен обеспечивать взаимодействие серверной части приложения с базой данных </w:t>
+      </w:r>
+      <w:proofErr w:type="spellStart"/>
+      <w:r>
+        <w:t>PostgreSQL</w:t>
+      </w:r>
+      <w:proofErr w:type="spellEnd"/>
+      <w:r>
+        <w:t xml:space="preserve"> посредством </w:t>
+      </w:r>
+      <w:proofErr w:type="spellStart"/>
+      <w:r>
         <w:t>Entity</w:t>
       </w:r>
       <w:proofErr w:type="spellEnd"/>
       <w:r>
-        <w:t xml:space="preserve"> Framework Core и контекста базы данных </w:t>
+        <w:t xml:space="preserve"> Framework Core.</w:t>
+      </w:r>
+    </w:p>
+    <w:p>
+      <w:pPr>
+        <w:pStyle w:val="Maintext"/>
+      </w:pPr>
+      <w:r>
+        <w:t>Модуль преобразования данных должен обеспечивать преобразование внутренних сущностей системы в объекты передачи данных DTO и обратное преобразование входных данных.</w:t>
+      </w:r>
+    </w:p>
+    <w:p>
+      <w:pPr>
+        <w:pStyle w:val="Maintext"/>
+      </w:pPr>
+      <w:r>
+        <w:t>Система должна обеспечивать централизованную обработку ошибок, проверку корректности входных параметров и предотвращение выполнения несанкционированных операций.</w:t>
+      </w:r>
+    </w:p>
+    <w:p>
+      <w:pPr>
+        <w:pStyle w:val="Maintext"/>
+      </w:pPr>
+      <w:r>
+        <w:t>Все компоненты системы должны функционировать в рамках единой клиент-серверной архитектуры и обеспечивать совместную обработку пользовательских запросов посредством REST API.</w:t>
+      </w:r>
+    </w:p>
+    <w:p>
+      <w:pPr>
+        <w:pStyle w:val="3"/>
+      </w:pPr>
+      <w:bookmarkStart w:id="40" w:name="_Toc229734900"/>
+      <w:bookmarkStart w:id="41" w:name="_Toc229734989"/>
+      <w:r>
+        <w:t>Обобщённый алгоритм программы</w:t>
+      </w:r>
+      <w:bookmarkEnd w:id="40"/>
+      <w:bookmarkEnd w:id="41"/>
+    </w:p>
+    <w:p>
+      <w:pPr>
+        <w:pStyle w:val="Maintext"/>
+      </w:pPr>
+      <w:r>
+        <w:t>Обобщённый алгоритм функционирования системы описывает последовательность обработки пользовательских запросов, выполнение бизнес-логики и взаимодействие компонентов программного обеспечения.</w:t>
+      </w:r>
+    </w:p>
+    <w:p>
+      <w:pPr>
+        <w:pStyle w:val="Maintext"/>
+      </w:pPr>
+      <w:r>
+        <w:t>Работа системы начинается с обращения пользователя к веб-интерфейсу и выполнения процедуры аутентификации. Пользователь вводит учётные данные, которые передаются серверной части приложения для проверки корректности логина и пароля.</w:t>
+      </w:r>
+    </w:p>
+    <w:p>
+      <w:pPr>
+        <w:pStyle w:val="Maintext"/>
+      </w:pPr>
+      <w:r>
+        <w:t>После успешной аутентификации сервер формирует JWT-токен доступа и предоставляет пользователю доступ к функциональным возможностям системы в соответствии с назначенной ролью.</w:t>
+      </w:r>
+    </w:p>
+    <w:p>
+      <w:pPr>
+        <w:pStyle w:val="Maintext"/>
+      </w:pPr>
+      <w:r>
+        <w:t>При выполнении пользовательской операции клиентское приложение формирует HTTP-запрос и передаёт его соответствующему контроллеру серверной части системы.</w:t>
+      </w:r>
+    </w:p>
+    <w:p>
+      <w:pPr>
+        <w:pStyle w:val="Maintext"/>
+      </w:pPr>
+      <w:r>
+        <w:t xml:space="preserve">Контроллер выполняет проверку структуры запроса, валидацию входных данных и проверку прав доступа пользователя. В случае успешного </w:t>
+      </w:r>
+      <w:r>
+        <w:lastRenderedPageBreak/>
+        <w:t>прохождения проверок запрос передаётся в соответствующий сервис бизнес-логики.</w:t>
+      </w:r>
+    </w:p>
+    <w:p>
+      <w:pPr>
+        <w:pStyle w:val="Maintext"/>
+      </w:pPr>
+      <w:r>
+        <w:t>Сервисный уровень системы выполняет обработку пользовательской операции: создание поручения, изменение статуса задачи, управление календарными событиями, формирование отчётов или выполнение административных действий.</w:t>
+      </w:r>
+    </w:p>
+    <w:p>
+      <w:pPr>
+        <w:pStyle w:val="Maintext"/>
+      </w:pPr>
+      <w:r>
+        <w:t xml:space="preserve">При необходимости сервис обращается к базе данных посредством </w:t>
       </w:r>
       <w:proofErr w:type="spellStart"/>
       <w:r>
+        <w:t>Entity</w:t>
+      </w:r>
+      <w:proofErr w:type="spellEnd"/>
+      <w:r>
+        <w:t xml:space="preserve"> Framework Core и контекста </w:t>
+      </w:r>
+      <w:proofErr w:type="spellStart"/>
+      <w:r>
         <w:t>AppDbContext</w:t>
       </w:r>
       <w:proofErr w:type="spellEnd"/>
       <w:r>
-        <w:t>.</w:t>
+        <w:t>. Полученные данные обрабатываются и преобразуются в объекты передачи данных DTO.</w:t>
       </w:r>
     </w:p>
     <w:p>
@@ -6001,7 +9367,7 @@
         <w:pStyle w:val="Maintext"/>
       </w:pPr>
       <w:r>
-        <w:t>После получения данных из базы данных сервис выполняет обработку результатов, применение бизнес-логики и формирование объектов передачи данных DTO.</w:t>
+        <w:t>В случае выполнения операций изменения данных система дополнительно выполняет регистрацию действий пользователя в журнале аудита.</w:t>
       </w:r>
     </w:p>
     <w:p>
@@ -6009,309 +9375,283 @@
         <w:pStyle w:val="Maintext"/>
       </w:pPr>
       <w:r>
+        <w:t>После завершения обработки операции результат передаётся контроллеру, преобразуется в HTTP-ответ и возвращается клиентскому приложению в формате JSON.</w:t>
+      </w:r>
+    </w:p>
+    <w:p>
+      <w:pPr>
+        <w:pStyle w:val="Maintext"/>
+      </w:pPr>
+      <w:r>
+        <w:t>При возникновении ошибок система должна выполнять обработку исключительных ситуаций и формировать сообщение об ошибке без нарушения общей работоспособности программного обеспечения.</w:t>
+      </w:r>
+    </w:p>
+    <w:p>
+      <w:pPr>
+        <w:pStyle w:val="Maintext"/>
+      </w:pPr>
+      <w:r>
+        <w:t>Завершающим этапом алгоритма является отображение результата обработки операции пользователю посредством веб-интерфейса системы.</w:t>
+      </w:r>
+    </w:p>
+    <w:p>
+      <w:pPr>
+        <w:spacing w:after="160" w:line="278" w:lineRule="auto"/>
+        <w:ind w:firstLine="0"/>
+        <w:jc w:val="left"/>
+        <w:rPr>
+          <w:rFonts w:eastAsia="Times New Roman" w:cs="Times New Roman"/>
+          <w:kern w:val="2"/>
+          <w:lang w:val="ru-RU" w:eastAsia="ru-RU"/>
+          <w14:ligatures w14:val="standardContextual"/>
+        </w:rPr>
+      </w:pPr>
+      <w:r>
+        <w:br w:type="page"/>
+      </w:r>
+    </w:p>
+    <w:p>
+      <w:pPr>
+        <w:pStyle w:val="a9"/>
+      </w:pPr>
+      <w:bookmarkStart w:id="42" w:name="_Toc229734901"/>
+      <w:bookmarkStart w:id="43" w:name="_Toc229734990"/>
+      <w:r>
         <w:lastRenderedPageBreak/>
-        <w:t>При выполнении операций изменения данных система дополнительно вызывает модуль аудита, выполняющий регистрацию действий пользователя в журнале аудита.</w:t>
-      </w:r>
-    </w:p>
-    <w:p>
-      <w:pPr>
-        <w:pStyle w:val="Maintext"/>
-      </w:pPr>
-      <w:r>
-        <w:t>Результат обработки возвращается контроллеру серверной части, после чего преобразуется в HTTP-ответ и передаётся клиентскому приложению в формате JSON.</w:t>
-      </w:r>
-    </w:p>
-    <w:p>
-      <w:pPr>
-        <w:pStyle w:val="Maintext"/>
-      </w:pPr>
-      <w:r>
-        <w:t>В процессе функционирования системы осуществляется централизованный контроль сроков исполнения поручений. При обнаружении задач с истекшим сроком исполнения система должна изменять их состояние либо помечать соответствующим признаком просроченного исполнения.</w:t>
-      </w:r>
-    </w:p>
-    <w:p>
-      <w:pPr>
-        <w:pStyle w:val="Maintext"/>
-      </w:pPr>
-      <w:r>
-        <w:t>Формирование аналитической информации выполняется на основе накопленных данных о поручениях, действиях пользователей и активности подразделений организации.</w:t>
-      </w:r>
-    </w:p>
-    <w:p>
-      <w:pPr>
-        <w:pStyle w:val="Maintext"/>
-      </w:pPr>
-      <w:r>
-        <w:t>Все операции системы должны сопровождаться проверкой прав доступа пользователя, валидацией входных данных и обработкой исключительных ситуаций.</w:t>
-      </w:r>
-    </w:p>
-    <w:p>
-      <w:pPr>
-        <w:pStyle w:val="Maintext"/>
-      </w:pPr>
-      <w:r>
-        <w:t xml:space="preserve">Хранение данных осуществляется в централизованной реляционной базе данных </w:t>
-      </w:r>
-      <w:proofErr w:type="spellStart"/>
-      <w:r>
-        <w:t>PostgreSQL</w:t>
-      </w:r>
-      <w:proofErr w:type="spellEnd"/>
-      <w:r>
-        <w:t>. Взаимодействие компонентов системы реализуется в рамках клиент-серверной архитектуры с использованием REST API.</w:t>
-      </w:r>
-    </w:p>
-    <w:p>
-      <w:pPr>
-        <w:pStyle w:val="3"/>
-      </w:pPr>
-      <w:r>
-        <w:t>Детализация функциональной спецификации</w:t>
-      </w:r>
-    </w:p>
-    <w:p>
-      <w:pPr>
-        <w:pStyle w:val="Maintext"/>
-      </w:pPr>
-      <w:r>
-        <w:t>Обработка пользовательских запросов должна осуществляться посредством контроллеров серверной части системы. Каждый контроллер должен обеспечивать приём HTTP-запросов, проверку корректности передаваемых параметров и передачу выполнения операции соответствующему сервису бизнес-логики.</w:t>
-      </w:r>
-    </w:p>
-    <w:p>
-      <w:pPr>
-        <w:pStyle w:val="Maintext"/>
-      </w:pPr>
-      <w:r>
-        <w:t>Модуль аутентификации должен обеспечивать проверку учётных данных пользователей, генерацию JWT-токенов и управление доступом к защищённым ресурсам системы. Проверка прав доступа должна осуществляться на основе назначенных ролей пользователей.</w:t>
-      </w:r>
-    </w:p>
-    <w:p>
-      <w:pPr>
-        <w:pStyle w:val="Maintext"/>
-      </w:pPr>
-      <w:r>
-        <w:lastRenderedPageBreak/>
-        <w:t>Модуль управления пользователями должен обеспечивать создание, редактирование, удаление и просмотр учётных записей сотрудников. Дополнительно модуль должен обеспечивать назначение ролей и управление принадлежностью пользователей к подразделениям организации.</w:t>
-      </w:r>
-    </w:p>
-    <w:p>
-      <w:pPr>
-        <w:pStyle w:val="Maintext"/>
-      </w:pPr>
-      <w:r>
-        <w:t>Модуль управления поручениями должен обеспечивать создание задач, изменение параметров поручений, назначение исполнителей, изменение статусов и получение сведений о ходе исполнения задач.</w:t>
-      </w:r>
-    </w:p>
-    <w:p>
-      <w:pPr>
-        <w:pStyle w:val="Maintext"/>
-      </w:pPr>
-      <w:r>
-        <w:t>При изменении состояния поручения система должна автоматически фиксировать сведения о выполненном действии в истории изменений и журнале аудита.</w:t>
-      </w:r>
-    </w:p>
-    <w:p>
-      <w:pPr>
-        <w:pStyle w:val="Maintext"/>
-      </w:pPr>
-      <w:r>
-        <w:t>Модуль комментариев должен обеспечивать добавление, хранение и отображение комментариев пользователей, связанных с конкретными поручениями.</w:t>
-      </w:r>
-    </w:p>
-    <w:p>
-      <w:pPr>
-        <w:pStyle w:val="Maintext"/>
-      </w:pPr>
-      <w:r>
-        <w:t>Модуль календаря должен обеспечивать создание, изменение и удаление календарных событий, отображение мероприятий пользователей и хранение информации о запланированных действиях.</w:t>
-      </w:r>
-    </w:p>
-    <w:p>
-      <w:pPr>
-        <w:pStyle w:val="Maintext"/>
-      </w:pPr>
-      <w:r>
-        <w:t>Модуль формирования отчётности должен обеспечивать сбор и анализ данных о поручениях, вычисление показателей исполнительской дисциплины и формирование аналитических отчётов за выбранный период времени.</w:t>
-      </w:r>
-    </w:p>
-    <w:p>
-      <w:pPr>
-        <w:pStyle w:val="Maintext"/>
-      </w:pPr>
-      <w:r>
-        <w:t>Модуль аудита должен обеспечивать централизованную регистрацию действий пользователей, фиксацию изменений данных и хранение сведений о выполненных операциях системы.</w:t>
-      </w:r>
-    </w:p>
-    <w:p>
-      <w:pPr>
-        <w:pStyle w:val="Maintext"/>
-      </w:pPr>
-      <w:r>
-        <w:t xml:space="preserve">Модуль доступа к данным должен обеспечивать взаимодействие серверной части приложения с базой данных </w:t>
-      </w:r>
-      <w:proofErr w:type="spellStart"/>
-      <w:r>
-        <w:t>PostgreSQL</w:t>
-      </w:r>
-      <w:proofErr w:type="spellEnd"/>
-      <w:r>
-        <w:t xml:space="preserve"> посредством </w:t>
-      </w:r>
-      <w:proofErr w:type="spellStart"/>
-      <w:r>
-        <w:t>Entity</w:t>
-      </w:r>
-      <w:proofErr w:type="spellEnd"/>
-      <w:r>
-        <w:t xml:space="preserve"> Framework Core.</w:t>
-      </w:r>
-    </w:p>
-    <w:p>
-      <w:pPr>
-        <w:pStyle w:val="Maintext"/>
-      </w:pPr>
-      <w:r>
-        <w:t>Модуль преобразования данных должен обеспечивать преобразование внутренних сущностей системы в объекты передачи данных DTO и обратное преобразование входных данных.</w:t>
-      </w:r>
-    </w:p>
-    <w:p>
-      <w:pPr>
-        <w:pStyle w:val="Maintext"/>
-      </w:pPr>
-      <w:r>
-        <w:lastRenderedPageBreak/>
-        <w:t>Система должна обеспечивать централизованную обработку ошибок, проверку корректности входных параметров и предотвращение выполнения несанкционированных операций.</w:t>
-      </w:r>
-    </w:p>
-    <w:p>
-      <w:pPr>
-        <w:pStyle w:val="Maintext"/>
-      </w:pPr>
-      <w:r>
-        <w:t>Все компоненты системы должны функционировать в рамках единой клиент-серверной архитектуры и обеспечивать совместную обработку пользовательских запросов посредством REST API.</w:t>
-      </w:r>
-    </w:p>
-    <w:p>
-      <w:pPr>
-        <w:pStyle w:val="3"/>
-      </w:pPr>
-      <w:r>
-        <w:t>Обобщённый алгоритм программы</w:t>
-      </w:r>
-    </w:p>
-    <w:p>
-      <w:pPr>
-        <w:pStyle w:val="Maintext"/>
-      </w:pPr>
-      <w:r>
-        <w:t>Обобщённый алгоритм функционирования системы описывает последовательность обработки пользовательских запросов, выполнение бизнес-логики и взаимодействие компонентов программного обеспечения.</w:t>
-      </w:r>
-    </w:p>
-    <w:p>
-      <w:pPr>
-        <w:pStyle w:val="Maintext"/>
-      </w:pPr>
-      <w:r>
-        <w:t>Работа системы начинается с обращения пользователя к веб-интерфейсу и выполнения процедуры аутентификации. Пользователь вводит учётные данные, которые передаются серверной части приложения для проверки корректности логина и пароля.</w:t>
-      </w:r>
-    </w:p>
-    <w:p>
-      <w:pPr>
-        <w:pStyle w:val="Maintext"/>
-      </w:pPr>
-      <w:r>
-        <w:t>После успешной аутентификации сервер формирует JWT-токен доступа и предоставляет пользователю доступ к функциональным возможностям системы в соответствии с назначенной ролью.</w:t>
-      </w:r>
-    </w:p>
-    <w:p>
-      <w:pPr>
-        <w:pStyle w:val="Maintext"/>
-      </w:pPr>
-      <w:r>
-        <w:t>При выполнении пользовательской операции клиентское приложение формирует HTTP-запрос и передаёт его соответствующему контроллеру серверной части системы.</w:t>
-      </w:r>
-    </w:p>
-    <w:p>
-      <w:pPr>
-        <w:pStyle w:val="Maintext"/>
-      </w:pPr>
-      <w:r>
-        <w:t>Контроллер выполняет проверку структуры запроса, валидацию входных данных и проверку прав доступа пользователя. В случае успешного прохождения проверок запрос передаётся в соответствующий сервис бизнес-логики.</w:t>
-      </w:r>
-    </w:p>
-    <w:p>
-      <w:pPr>
-        <w:pStyle w:val="Maintext"/>
-      </w:pPr>
-      <w:r>
-        <w:t>Сервисный уровень системы выполняет обработку пользовательской операции: создание поручения, изменение статуса задачи, управление календарными событиями, формирование отчётов или выполнение административных действий.</w:t>
-      </w:r>
-    </w:p>
-    <w:p>
-      <w:pPr>
-        <w:pStyle w:val="Maintext"/>
-      </w:pPr>
-      <w:r>
-        <w:lastRenderedPageBreak/>
-        <w:t xml:space="preserve">При необходимости сервис обращается к базе данных посредством </w:t>
-      </w:r>
-      <w:proofErr w:type="spellStart"/>
-      <w:r>
-        <w:t>Entity</w:t>
-      </w:r>
-      <w:proofErr w:type="spellEnd"/>
-      <w:r>
-        <w:t xml:space="preserve"> Framework Core и контекста </w:t>
-      </w:r>
-      <w:proofErr w:type="spellStart"/>
-      <w:r>
-        <w:t>AppDbContext</w:t>
-      </w:r>
-      <w:proofErr w:type="spellEnd"/>
-      <w:r>
-        <w:t>. Полученные данные обрабатываются и преобразуются в объекты передачи данных DTO.</w:t>
-      </w:r>
-    </w:p>
-    <w:p>
-      <w:pPr>
-        <w:pStyle w:val="Maintext"/>
-      </w:pPr>
-      <w:r>
-        <w:t>В случае выполнения операций изменения данных система дополнительно выполняет регистрацию действий пользователя в журнале аудита.</w:t>
-      </w:r>
-    </w:p>
-    <w:p>
-      <w:pPr>
-        <w:pStyle w:val="Maintext"/>
-      </w:pPr>
-      <w:r>
-        <w:t>После завершения обработки операции результат передаётся контроллеру, преобразуется в HTTP-ответ и возвращается клиентскому приложению в формате JSON.</w:t>
-      </w:r>
-    </w:p>
-    <w:p>
-      <w:pPr>
-        <w:pStyle w:val="Maintext"/>
-      </w:pPr>
-      <w:r>
-        <w:t>При возникновении ошибок система должна выполнять обработку исключительных ситуаций и формировать сообщение об ошибке без нарушения общей работоспособности программного обеспечения.</w:t>
-      </w:r>
-    </w:p>
-    <w:p>
-      <w:pPr>
-        <w:pStyle w:val="Maintext"/>
-      </w:pPr>
-      <w:r>
-        <w:t>Завершающим этапом алгоритма является отображение результата обработки операции пользователю посредством веб-интерфейса системы.</w:t>
+        <w:t>Приложение А</w:t>
+      </w:r>
+      <w:r>
+        <w:br/>
+        <w:t>(обязательное)</w:t>
+      </w:r>
+      <w:bookmarkEnd w:id="42"/>
+      <w:bookmarkEnd w:id="43"/>
+    </w:p>
+    <w:p>
+      <w:pPr>
+        <w:pStyle w:val="af4"/>
+        <w:keepNext/>
+        <w:ind w:firstLine="0"/>
+        <w:jc w:val="center"/>
+        <w:rPr>
+          <w:lang w:val="ru-RU"/>
+        </w:rPr>
+      </w:pPr>
+      <w:r>
+        <w:drawing>
+          <wp:inline distT="0" distB="0" distL="0" distR="0" wp14:anchorId="35567635" wp14:editId="5653B799">
+            <wp:extent cx="5219573" cy="5517515"/>
+            <wp:effectExtent l="0" t="0" r="635" b="6985"/>
+            <wp:docPr id="1959007979" name="Рисунок 1"/>
+            <wp:cNvGraphicFramePr>
+              <a:graphicFrameLocks xmlns:a="http://schemas.openxmlformats.org/drawingml/2006/main" noChangeAspect="1"/>
+            </wp:cNvGraphicFramePr>
+            <a:graphic xmlns:a="http://schemas.openxmlformats.org/drawingml/2006/main">
+              <a:graphicData uri="http://schemas.openxmlformats.org/drawingml/2006/picture">
+                <pic:pic xmlns:pic="http://schemas.openxmlformats.org/drawingml/2006/picture">
+                  <pic:nvPicPr>
+                    <pic:cNvPr id="1959007979" name=""/>
+                    <pic:cNvPicPr/>
+                  </pic:nvPicPr>
+                  <pic:blipFill>
+                    <a:blip r:embed="rId8">
+                      <a:extLst>
+                        <a:ext uri="{96DAC541-7B7A-43D3-8B79-37D633B846F1}">
+                          <asvg:svgBlip xmlns:asvg="http://schemas.microsoft.com/office/drawing/2016/SVG/main" r:embed="rId9"/>
+                        </a:ext>
+                      </a:extLst>
+                    </a:blip>
+                    <a:stretch>
+                      <a:fillRect/>
+                    </a:stretch>
+                  </pic:blipFill>
+                  <pic:spPr>
+                    <a:xfrm>
+                      <a:off x="0" y="0"/>
+                      <a:ext cx="5229856" cy="5528385"/>
+                    </a:xfrm>
+                    <a:prstGeom prst="rect">
+                      <a:avLst/>
+                    </a:prstGeom>
+                  </pic:spPr>
+                </pic:pic>
+              </a:graphicData>
+            </a:graphic>
+          </wp:inline>
+        </w:drawing>
+      </w:r>
+    </w:p>
+    <w:p>
+      <w:pPr>
+        <w:pStyle w:val="afa"/>
+        <w:spacing w:before="160" w:beforeAutospacing="0" w:afterAutospacing="0" w:line="360" w:lineRule="auto"/>
+        <w:jc w:val="center"/>
+        <w:rPr>
+          <w:lang w:val="ru-RU"/>
+        </w:rPr>
+      </w:pPr>
+      <w:r>
+        <w:rPr>
+          <w:sz w:val="28"/>
+          <w:szCs w:val="28"/>
+          <w:lang w:val="ru-RU"/>
+        </w:rPr>
+        <w:t xml:space="preserve">Рисунок А.1 — Блок-схема алгоритма </w:t>
+      </w:r>
+      <w:r>
+        <w:rPr>
+          <w:sz w:val="28"/>
+          <w:szCs w:val="28"/>
+          <w:lang w:val="ru-RU"/>
+        </w:rPr>
+        <w:t>работы систем</w:t>
+      </w:r>
+      <w:r>
+        <w:rPr>
+          <w:sz w:val="28"/>
+          <w:szCs w:val="28"/>
+          <w:lang w:val="ru-RU"/>
+        </w:rPr>
+        <w:t>ы</w:t>
       </w:r>
     </w:p>
     <w:sectPr>
+      <w:headerReference w:type="default" r:id="rId10"/>
       <w:pgSz w:w="11906" w:h="16838"/>
       <w:pgMar w:top="1134" w:right="850" w:bottom="1134" w:left="1701" w:header="708" w:footer="708" w:gutter="0"/>
       <w:cols w:space="708"/>
-      <w:docGrid w:linePitch="360"/>
+      <w:titlePg/>
+      <w:docGrid w:linePitch="381"/>
     </w:sectPr>
   </w:body>
 </w:document>
+</file>
+
+<file path=word/endnotes.xml><?xml version="1.0" encoding="utf-8"?>
+<w:endnotes xmlns:wpc="http://schemas.microsoft.com/office/word/2010/wordprocessingCanvas" xmlns:cx="http://schemas.microsoft.com/office/drawing/2014/chartex" xmlns:cx1="http://schemas.microsoft.com/office/drawing/2015/9/8/chartex" xmlns:cx2="http://schemas.microsoft.com/office/drawing/2015/10/21/chartex" xmlns:cx3="http://schemas.microsoft.com/office/drawing/2016/5/9/chartex" xmlns:cx4="http://schemas.microsoft.com/office/drawing/2016/5/10/chartex" xmlns:cx5="http://schemas.microsoft.com/office/drawing/2016/5/11/chartex" xmlns:cx6="http://schemas.microsoft.com/office/drawing/2016/5/12/chartex" xmlns:cx7="http://schemas.microsoft.com/office/drawing/2016/5/13/chartex" xmlns:cx8="http://schemas.microsoft.com/office/drawing/2016/5/14/chartex" xmlns:mc="http://schemas.openxmlformats.org/markup-compatibility/2006" xmlns:aink="http://schemas.microsoft.com/office/drawing/2016/ink" xmlns:am3d="http://schemas.microsoft.com/office/drawing/2017/model3d" xmlns:o="urn:schemas-microsoft-com:office:office" xmlns:oel="http://schemas.microsoft.com/office/2019/extlst" xmlns:r="http://schemas.openxmlformats.org/officeDocument/2006/relationships" xmlns:m="http://schemas.openxmlformats.org/officeDocument/2006/math" xmlns:v="urn:schemas-microsoft-com:vml" xmlns:wp14="http://schemas.microsoft.com/office/word/2010/wordprocessingDrawing" xmlns:wp="http://schemas.openxmlformats.org/drawingml/2006/wordprocessingDrawing" xmlns:w10="urn:schemas-microsoft-com:office:word" xmlns:w="http://schemas.openxmlformats.org/wordprocessingml/2006/main" xmlns:w14="http://schemas.microsoft.com/office/word/2010/wordml" xmlns:w15="http://schemas.microsoft.com/office/word/2012/wordml" xmlns:w16cex="http://schemas.microsoft.com/office/word/2018/wordml/cex" xmlns:w16cid="http://schemas.microsoft.com/office/word/2016/wordml/cid" xmlns:w16="http://schemas.microsoft.com/office/word/2018/wordml" xmlns:w16du="http://schemas.microsoft.com/office/word/2023/wordml/word16du" xmlns:w16sdtdh="http://schemas.microsoft.com/office/word/2020/wordml/sdtdatahash" xmlns:w16sdtfl="http://schemas.microsoft.com/office/word/2024/wordml/sdtformatlock" xmlns:w16se="http://schemas.microsoft.com/office/word/2015/wordml/symex" xmlns:wpg="http://schemas.microsoft.com/office/word/2010/wordprocessingGroup" xmlns:wpi="http://schemas.microsoft.com/office/word/2010/wordprocessingInk" xmlns:wne="http://schemas.microsoft.com/office/word/2006/wordml" xmlns:wps="http://schemas.microsoft.com/office/word/2010/wordprocessingShape" mc:Ignorable="w14 w15 w16se w16cid w16 w16cex w16sdtdh w16sdtfl w16du wp14">
+  <w:endnote w:type="separator" w:id="-1">
+    <w:p>
+      <w:pPr>
+        <w:spacing w:line="240" w:lineRule="auto"/>
+      </w:pPr>
+      <w:r>
+        <w:separator/>
+      </w:r>
+    </w:p>
+  </w:endnote>
+  <w:endnote w:type="continuationSeparator" w:id="0">
+    <w:p>
+      <w:pPr>
+        <w:spacing w:line="240" w:lineRule="auto"/>
+      </w:pPr>
+      <w:r>
+        <w:continuationSeparator/>
+      </w:r>
+    </w:p>
+  </w:endnote>
+</w:endnotes>
+</file>
+
+<file path=word/footnotes.xml><?xml version="1.0" encoding="utf-8"?>
+<w:footnotes xmlns:wpc="http://schemas.microsoft.com/office/word/2010/wordprocessingCanvas" xmlns:cx="http://schemas.microsoft.com/office/drawing/2014/chartex" xmlns:cx1="http://schemas.microsoft.com/office/drawing/2015/9/8/chartex" xmlns:cx2="http://schemas.microsoft.com/office/drawing/2015/10/21/chartex" xmlns:cx3="http://schemas.microsoft.com/office/drawing/2016/5/9/chartex" xmlns:cx4="http://schemas.microsoft.com/office/drawing/2016/5/10/chartex" xmlns:cx5="http://schemas.microsoft.com/office/drawing/2016/5/11/chartex" xmlns:cx6="http://schemas.microsoft.com/office/drawing/2016/5/12/chartex" xmlns:cx7="http://schemas.microsoft.com/office/drawing/2016/5/13/chartex" xmlns:cx8="http://schemas.microsoft.com/office/drawing/2016/5/14/chartex" xmlns:mc="http://schemas.openxmlformats.org/markup-compatibility/2006" xmlns:aink="http://schemas.microsoft.com/office/drawing/2016/ink" xmlns:am3d="http://schemas.microsoft.com/office/drawing/2017/model3d" xmlns:o="urn:schemas-microsoft-com:office:office" xmlns:oel="http://schemas.microsoft.com/office/2019/extlst" xmlns:r="http://schemas.openxmlformats.org/officeDocument/2006/relationships" xmlns:m="http://schemas.openxmlformats.org/officeDocument/2006/math" xmlns:v="urn:schemas-microsoft-com:vml" xmlns:wp14="http://schemas.microsoft.com/office/word/2010/wordprocessingDrawing" xmlns:wp="http://schemas.openxmlformats.org/drawingml/2006/wordprocessingDrawing" xmlns:w10="urn:schemas-microsoft-com:office:word" xmlns:w="http://schemas.openxmlformats.org/wordprocessingml/2006/main" xmlns:w14="http://schemas.microsoft.com/office/word/2010/wordml" xmlns:w15="http://schemas.microsoft.com/office/word/2012/wordml" xmlns:w16cex="http://schemas.microsoft.com/office/word/2018/wordml/cex" xmlns:w16cid="http://schemas.microsoft.com/office/word/2016/wordml/cid" xmlns:w16="http://schemas.microsoft.com/office/word/2018/wordml" xmlns:w16du="http://schemas.microsoft.com/office/word/2023/wordml/word16du" xmlns:w16sdtdh="http://schemas.microsoft.com/office/word/2020/wordml/sdtdatahash" xmlns:w16sdtfl="http://schemas.microsoft.com/office/word/2024/wordml/sdtformatlock" xmlns:w16se="http://schemas.microsoft.com/office/word/2015/wordml/symex" xmlns:wpg="http://schemas.microsoft.com/office/word/2010/wordprocessingGroup" xmlns:wpi="http://schemas.microsoft.com/office/word/2010/wordprocessingInk" xmlns:wne="http://schemas.microsoft.com/office/word/2006/wordml" xmlns:wps="http://schemas.microsoft.com/office/word/2010/wordprocessingShape" mc:Ignorable="w14 w15 w16se w16cid w16 w16cex w16sdtdh w16sdtfl w16du wp14">
+  <w:footnote w:type="separator" w:id="-1">
+    <w:p>
+      <w:pPr>
+        <w:spacing w:line="240" w:lineRule="auto"/>
+      </w:pPr>
+      <w:r>
+        <w:separator/>
+      </w:r>
+    </w:p>
+  </w:footnote>
+  <w:footnote w:type="continuationSeparator" w:id="0">
+    <w:p>
+      <w:pPr>
+        <w:spacing w:line="240" w:lineRule="auto"/>
+      </w:pPr>
+      <w:r>
+        <w:continuationSeparator/>
+      </w:r>
+    </w:p>
+  </w:footnote>
+</w:footnotes>
+</file>
+
+<file path=word/header1.xml><?xml version="1.0" encoding="utf-8"?>
+<w:hdr xmlns:wpc="http://schemas.microsoft.com/office/word/2010/wordprocessingCanvas" xmlns:cx="http://schemas.microsoft.com/office/drawing/2014/chartex" xmlns:cx1="http://schemas.microsoft.com/office/drawing/2015/9/8/chartex" xmlns:cx2="http://schemas.microsoft.com/office/drawing/2015/10/21/chartex" xmlns:cx3="http://schemas.microsoft.com/office/drawing/2016/5/9/chartex" xmlns:cx4="http://schemas.microsoft.com/office/drawing/2016/5/10/chartex" xmlns:cx5="http://schemas.microsoft.com/office/drawing/2016/5/11/chartex" xmlns:cx6="http://schemas.microsoft.com/office/drawing/2016/5/12/chartex" xmlns:cx7="http://schemas.microsoft.com/office/drawing/2016/5/13/chartex" xmlns:cx8="http://schemas.microsoft.com/office/drawing/2016/5/14/chartex" xmlns:mc="http://schemas.openxmlformats.org/markup-compatibility/2006" xmlns:aink="http://schemas.microsoft.com/office/drawing/2016/ink" xmlns:am3d="http://schemas.microsoft.com/office/drawing/2017/model3d" xmlns:o="urn:schemas-microsoft-com:office:office" xmlns:oel="http://schemas.microsoft.com/office/2019/extlst" xmlns:r="http://schemas.openxmlformats.org/officeDocument/2006/relationships" xmlns:m="http://schemas.openxmlformats.org/officeDocument/2006/math" xmlns:v="urn:schemas-microsoft-com:vml" xmlns:wp14="http://schemas.microsoft.com/office/word/2010/wordprocessingDrawing" xmlns:wp="http://schemas.openxmlformats.org/drawingml/2006/wordprocessingDrawing" xmlns:w10="urn:schemas-microsoft-com:office:word" xmlns:w="http://schemas.openxmlformats.org/wordprocessingml/2006/main" xmlns:w14="http://schemas.microsoft.com/office/word/2010/wordml" xmlns:w15="http://schemas.microsoft.com/office/word/2012/wordml" xmlns:w16cex="http://schemas.microsoft.com/office/word/2018/wordml/cex" xmlns:w16cid="http://schemas.microsoft.com/office/word/2016/wordml/cid" xmlns:w16="http://schemas.microsoft.com/office/word/2018/wordml" xmlns:w16du="http://schemas.microsoft.com/office/word/2023/wordml/word16du" xmlns:w16sdtdh="http://schemas.microsoft.com/office/word/2020/wordml/sdtdatahash" xmlns:w16sdtfl="http://schemas.microsoft.com/office/word/2024/wordml/sdtformatlock" xmlns:w16se="http://schemas.microsoft.com/office/word/2015/wordml/symex" xmlns:wpg="http://schemas.microsoft.com/office/word/2010/wordprocessingGroup" xmlns:wpi="http://schemas.microsoft.com/office/word/2010/wordprocessingInk" xmlns:wne="http://schemas.microsoft.com/office/word/2006/wordml" xmlns:wps="http://schemas.microsoft.com/office/word/2010/wordprocessingShape" mc:Ignorable="w14 w15 w16se w16cid w16 w16cex w16sdtdh w16sdtfl w16du wp14">
+  <w:sdt>
+    <w:sdtPr>
+      <w:rPr>
+        <w:sz w:val="24"/>
+        <w:szCs w:val="24"/>
+      </w:rPr>
+      <w:id w:val="81497728"/>
+      <w:docPartObj>
+        <w:docPartGallery w:val="Page Numbers (Top of Page)"/>
+        <w:docPartUnique/>
+      </w:docPartObj>
+    </w:sdtPr>
+    <w:sdtContent>
+      <w:p>
+        <w:pPr>
+          <w:pStyle w:val="af8"/>
+          <w:ind w:firstLine="0"/>
+          <w:jc w:val="center"/>
+          <w:rPr>
+            <w:sz w:val="24"/>
+            <w:szCs w:val="24"/>
+          </w:rPr>
+        </w:pPr>
+        <w:r>
+          <w:rPr>
+            <w:sz w:val="24"/>
+            <w:szCs w:val="24"/>
+          </w:rPr>
+          <w:fldChar w:fldCharType="begin"/>
+        </w:r>
+        <w:r>
+          <w:rPr>
+            <w:sz w:val="24"/>
+            <w:szCs w:val="24"/>
+          </w:rPr>
+          <w:instrText>PAGE   \* MERGEFORMAT</w:instrText>
+        </w:r>
+        <w:r>
+          <w:rPr>
+            <w:sz w:val="24"/>
+            <w:szCs w:val="24"/>
+          </w:rPr>
+          <w:fldChar w:fldCharType="separate"/>
+        </w:r>
+        <w:r>
+          <w:rPr>
+            <w:sz w:val="24"/>
+            <w:szCs w:val="24"/>
+            <w:lang w:val="ru-RU"/>
+          </w:rPr>
+          <w:t>2</w:t>
+        </w:r>
+        <w:r>
+          <w:rPr>
+            <w:sz w:val="24"/>
+            <w:szCs w:val="24"/>
+          </w:rPr>
+          <w:fldChar w:fldCharType="end"/>
+        </w:r>
+      </w:p>
+    </w:sdtContent>
+  </w:sdt>
+  <w:p>
+    <w:pPr>
+      <w:pStyle w:val="af8"/>
+      <w:ind w:firstLine="0"/>
+      <w:rPr>
+        <w:sz w:val="24"/>
+        <w:szCs w:val="24"/>
+      </w:rPr>
+    </w:pPr>
+  </w:p>
+</w:hdr>
 </file>
 
 <file path=word/numbering.xml><?xml version="1.0" encoding="utf-8"?>
@@ -6846,7 +10186,7 @@
     <w:lsdException w:name="footnote text" w:semiHidden="1" w:unhideWhenUsed="1"/>
     <w:lsdException w:name="annotation text" w:semiHidden="1" w:unhideWhenUsed="1"/>
     <w:lsdException w:name="header" w:semiHidden="1" w:unhideWhenUsed="1"/>
-    <w:lsdException w:name="footer" w:semiHidden="1" w:unhideWhenUsed="1"/>
+    <w:lsdException w:name="footer" w:semiHidden="1" w:uiPriority="0" w:unhideWhenUsed="1"/>
     <w:lsdException w:name="index heading" w:semiHidden="1" w:unhideWhenUsed="1"/>
     <w:lsdException w:name="caption" w:semiHidden="1" w:uiPriority="35" w:unhideWhenUsed="1" w:qFormat="1"/>
     <w:lsdException w:name="table of figures" w:semiHidden="1" w:unhideWhenUsed="1"/>
@@ -6908,7 +10248,7 @@
     <w:lsdException w:name="E-mail Signature" w:semiHidden="1" w:unhideWhenUsed="1"/>
     <w:lsdException w:name="HTML Top of Form" w:semiHidden="1" w:unhideWhenUsed="1"/>
     <w:lsdException w:name="HTML Bottom of Form" w:semiHidden="1" w:unhideWhenUsed="1"/>
-    <w:lsdException w:name="Normal (Web)" w:semiHidden="1" w:unhideWhenUsed="1"/>
+    <w:lsdException w:name="Normal (Web)" w:semiHidden="1" w:uiPriority="0" w:unhideWhenUsed="1"/>
     <w:lsdException w:name="HTML Acronym" w:semiHidden="1" w:unhideWhenUsed="1"/>
     <w:lsdException w:name="HTML Address" w:semiHidden="1" w:unhideWhenUsed="1"/>
     <w:lsdException w:name="HTML Cite" w:semiHidden="1" w:unhideWhenUsed="1"/>
@@ -7454,6 +10794,7 @@
   <w:style w:type="character" w:default="1" w:styleId="a1">
     <w:name w:val="Default Paragraph Font"/>
     <w:uiPriority w:val="1"/>
+    <w:semiHidden/>
     <w:unhideWhenUsed/>
   </w:style>
   <w:style w:type="table" w:default="1" w:styleId="a2">
@@ -7640,9 +10981,11 @@
     <w:basedOn w:val="1"/>
     <w:next w:val="Maintext"/>
     <w:autoRedefine/>
-    <w:rsid w:val="009D0256"/>
+    <w:rsid w:val="009D7F45"/>
     <w:pPr>
-      <w:ind w:firstLine="0"/>
+      <w:numPr>
+        <w:numId w:val="0"/>
+      </w:numPr>
       <w:jc w:val="center"/>
     </w:pPr>
   </w:style>
@@ -7761,6 +11104,7 @@
         <w:ilvl w:val="1"/>
       </w:numPr>
       <w:spacing w:after="160" w:line="278" w:lineRule="auto"/>
+      <w:ind w:firstLine="709"/>
       <w:jc w:val="left"/>
     </w:pPr>
     <w:rPr>
@@ -7945,6 +11289,207 @@
       <w:sz w:val="24"/>
       <w:lang w:val="en-US"/>
       <w14:ligatures w14:val="none"/>
+    </w:rPr>
+  </w:style>
+  <w:style w:type="paragraph" w:styleId="af4">
+    <w:name w:val="No Spacing"/>
+    <w:uiPriority w:val="1"/>
+    <w:qFormat/>
+    <w:rsid w:val="009D7F45"/>
+    <w:pPr>
+      <w:spacing w:after="0" w:line="240" w:lineRule="auto"/>
+      <w:ind w:firstLine="709"/>
+      <w:jc w:val="both"/>
+    </w:pPr>
+    <w:rPr>
+      <w:rFonts w:ascii="Times New Roman" w:eastAsiaTheme="minorEastAsia" w:hAnsi="Times New Roman"/>
+      <w:kern w:val="0"/>
+      <w:sz w:val="28"/>
+      <w:szCs w:val="28"/>
+      <w:lang w:val="en-US" w:eastAsia="zh-CN"/>
+      <w14:ligatures w14:val="none"/>
+    </w:rPr>
+  </w:style>
+  <w:style w:type="paragraph" w:styleId="af5">
+    <w:name w:val="caption"/>
+    <w:basedOn w:val="a0"/>
+    <w:next w:val="a0"/>
+    <w:uiPriority w:val="35"/>
+    <w:unhideWhenUsed/>
+    <w:qFormat/>
+    <w:rsid w:val="009D7F45"/>
+    <w:pPr>
+      <w:spacing w:after="200" w:line="240" w:lineRule="auto"/>
+    </w:pPr>
+    <w:rPr>
+      <w:i/>
+      <w:iCs/>
+      <w:color w:val="0E2841" w:themeColor="text2"/>
+      <w:sz w:val="18"/>
+      <w:szCs w:val="18"/>
+    </w:rPr>
+  </w:style>
+  <w:style w:type="paragraph" w:styleId="af6">
+    <w:name w:val="footer"/>
+    <w:basedOn w:val="a0"/>
+    <w:link w:val="af7"/>
+    <w:rsid w:val="009D7F45"/>
+    <w:pPr>
+      <w:tabs>
+        <w:tab w:val="center" w:pos="4153"/>
+        <w:tab w:val="right" w:pos="8306"/>
+      </w:tabs>
+      <w:snapToGrid w:val="0"/>
+      <w:jc w:val="left"/>
+    </w:pPr>
+    <w:rPr>
+      <w:sz w:val="18"/>
+      <w:szCs w:val="18"/>
+    </w:rPr>
+  </w:style>
+  <w:style w:type="character" w:customStyle="1" w:styleId="af7">
+    <w:name w:val="Нижний колонтитул Знак"/>
+    <w:basedOn w:val="a1"/>
+    <w:link w:val="af6"/>
+    <w:rsid w:val="009D7F45"/>
+    <w:rPr>
+      <w:rFonts w:ascii="Times New Roman" w:eastAsiaTheme="minorEastAsia" w:hAnsi="Times New Roman"/>
+      <w:kern w:val="0"/>
+      <w:sz w:val="18"/>
+      <w:szCs w:val="18"/>
+      <w:lang w:val="en-US" w:eastAsia="zh-CN"/>
+      <w14:ligatures w14:val="none"/>
+    </w:rPr>
+  </w:style>
+  <w:style w:type="paragraph" w:styleId="af8">
+    <w:name w:val="header"/>
+    <w:basedOn w:val="a0"/>
+    <w:link w:val="af9"/>
+    <w:uiPriority w:val="99"/>
+    <w:rsid w:val="009D7F45"/>
+    <w:pPr>
+      <w:tabs>
+        <w:tab w:val="center" w:pos="4153"/>
+        <w:tab w:val="right" w:pos="8306"/>
+      </w:tabs>
+      <w:snapToGrid w:val="0"/>
+    </w:pPr>
+    <w:rPr>
+      <w:sz w:val="18"/>
+      <w:szCs w:val="18"/>
+    </w:rPr>
+  </w:style>
+  <w:style w:type="character" w:customStyle="1" w:styleId="af9">
+    <w:name w:val="Верхний колонтитул Знак"/>
+    <w:basedOn w:val="a1"/>
+    <w:link w:val="af8"/>
+    <w:uiPriority w:val="99"/>
+    <w:rsid w:val="009D7F45"/>
+    <w:rPr>
+      <w:rFonts w:ascii="Times New Roman" w:eastAsiaTheme="minorEastAsia" w:hAnsi="Times New Roman"/>
+      <w:kern w:val="0"/>
+      <w:sz w:val="18"/>
+      <w:szCs w:val="18"/>
+      <w:lang w:val="en-US" w:eastAsia="zh-CN"/>
+      <w14:ligatures w14:val="none"/>
+    </w:rPr>
+  </w:style>
+  <w:style w:type="paragraph" w:styleId="afa">
+    <w:name w:val="Normal (Web)"/>
+    <w:rsid w:val="009D7F45"/>
+    <w:pPr>
+      <w:spacing w:beforeAutospacing="1" w:after="0" w:afterAutospacing="1" w:line="240" w:lineRule="auto"/>
+    </w:pPr>
+    <w:rPr>
+      <w:rFonts w:ascii="Times New Roman" w:eastAsia="SimSun" w:hAnsi="Times New Roman" w:cs="Times New Roman"/>
+      <w:kern w:val="0"/>
+      <w:lang w:val="en-US" w:eastAsia="zh-CN"/>
+      <w14:ligatures w14:val="none"/>
+    </w:rPr>
+  </w:style>
+  <w:style w:type="paragraph" w:styleId="afb">
+    <w:name w:val="TOC Heading"/>
+    <w:basedOn w:val="1"/>
+    <w:next w:val="a0"/>
+    <w:uiPriority w:val="39"/>
+    <w:unhideWhenUsed/>
+    <w:qFormat/>
+    <w:rsid w:val="002D0438"/>
+    <w:pPr>
+      <w:numPr>
+        <w:numId w:val="0"/>
+      </w:numPr>
+      <w:spacing w:before="240" w:line="259" w:lineRule="auto"/>
+      <w:contextualSpacing w:val="0"/>
+      <w:jc w:val="left"/>
+      <w:outlineLvl w:val="9"/>
+    </w:pPr>
+    <w:rPr>
+      <w:rFonts w:asciiTheme="majorHAnsi" w:hAnsiTheme="majorHAnsi"/>
+      <w:color w:val="0F4761" w:themeColor="accent1" w:themeShade="BF"/>
+      <w:kern w:val="0"/>
+      <w:sz w:val="32"/>
+      <w:szCs w:val="32"/>
+      <w14:ligatures w14:val="none"/>
+    </w:rPr>
+  </w:style>
+  <w:style w:type="paragraph" w:styleId="23">
+    <w:name w:val="toc 2"/>
+    <w:basedOn w:val="a0"/>
+    <w:next w:val="a0"/>
+    <w:autoRedefine/>
+    <w:uiPriority w:val="39"/>
+    <w:unhideWhenUsed/>
+    <w:rsid w:val="00D907FF"/>
+    <w:pPr>
+      <w:tabs>
+        <w:tab w:val="left" w:pos="993"/>
+        <w:tab w:val="right" w:leader="dot" w:pos="9345"/>
+      </w:tabs>
+      <w:ind w:firstLine="0"/>
+    </w:pPr>
+  </w:style>
+  <w:style w:type="paragraph" w:styleId="31">
+    <w:name w:val="toc 3"/>
+    <w:basedOn w:val="a0"/>
+    <w:next w:val="a0"/>
+    <w:autoRedefine/>
+    <w:uiPriority w:val="39"/>
+    <w:unhideWhenUsed/>
+    <w:rsid w:val="00D907FF"/>
+    <w:pPr>
+      <w:tabs>
+        <w:tab w:val="left" w:pos="1276"/>
+        <w:tab w:val="right" w:leader="dot" w:pos="9345"/>
+      </w:tabs>
+      <w:ind w:firstLine="0"/>
+    </w:pPr>
+  </w:style>
+  <w:style w:type="paragraph" w:styleId="11">
+    <w:name w:val="toc 1"/>
+    <w:basedOn w:val="a0"/>
+    <w:next w:val="a0"/>
+    <w:autoRedefine/>
+    <w:uiPriority w:val="39"/>
+    <w:unhideWhenUsed/>
+    <w:rsid w:val="00D907FF"/>
+    <w:pPr>
+      <w:tabs>
+        <w:tab w:val="left" w:pos="709"/>
+        <w:tab w:val="right" w:leader="dot" w:pos="9345"/>
+      </w:tabs>
+      <w:ind w:firstLine="0"/>
+    </w:pPr>
+  </w:style>
+  <w:style w:type="character" w:styleId="afc">
+    <w:name w:val="Hyperlink"/>
+    <w:basedOn w:val="a1"/>
+    <w:uiPriority w:val="99"/>
+    <w:unhideWhenUsed/>
+    <w:rsid w:val="002D0438"/>
+    <w:rPr>
+      <w:color w:val="467886" w:themeColor="hyperlink"/>
+      <w:u w:val="single"/>
     </w:rPr>
   </w:style>
 </w:styles>
